--- a/docs/generated/docx/operations/CI_CD.docx
+++ b/docs/generated/docx/operations/CI_CD.docx
@@ -41,7 +41,7 @@
         <w:pStyle w:val="FirstParagraph"/>
       </w:pPr>
       <w:r>
-        <w:t xml:space="preserve">This document defines the Continuous Integration and Continuous Delivery (CI/CD) strategy of Trading Platform Pro.</w:t>
+        <w:t xml:space="preserve">This document defines the Continuous Integration and Continuous Delivery strategy of Trading Platform Pro and its primary application, the Trading Cockpit.</w:t>
       </w:r>
     </w:p>
     <w:p>
@@ -49,7 +49,99 @@
         <w:pStyle w:val="BodyText"/>
       </w:pPr>
       <w:r>
-        <w:t xml:space="preserve">The objective is to automate quality assurance, reduce integration risks and ensure a consistent software delivery process.</w:t>
+        <w:t xml:space="preserve">The CI/CD pipeline provides automated quality assurance for:</w:t>
+      </w:r>
+    </w:p>
+    <w:p>
+      <w:pPr>
+        <w:pStyle w:val="Compact"/>
+        <w:numPr>
+          <w:ilvl w:val="0"/>
+          <w:numId w:val="1001"/>
+        </w:numPr>
+      </w:pPr>
+      <w:r>
+        <w:t xml:space="preserve">source code</w:t>
+      </w:r>
+    </w:p>
+    <w:p>
+      <w:pPr>
+        <w:pStyle w:val="Compact"/>
+        <w:numPr>
+          <w:ilvl w:val="0"/>
+          <w:numId w:val="1001"/>
+        </w:numPr>
+      </w:pPr>
+      <w:r>
+        <w:t xml:space="preserve">architecture boundaries</w:t>
+      </w:r>
+    </w:p>
+    <w:p>
+      <w:pPr>
+        <w:pStyle w:val="Compact"/>
+        <w:numPr>
+          <w:ilvl w:val="0"/>
+          <w:numId w:val="1001"/>
+        </w:numPr>
+      </w:pPr>
+      <w:r>
+        <w:t xml:space="preserve">automated tests</w:t>
+      </w:r>
+    </w:p>
+    <w:p>
+      <w:pPr>
+        <w:pStyle w:val="Compact"/>
+        <w:numPr>
+          <w:ilvl w:val="0"/>
+          <w:numId w:val="1001"/>
+        </w:numPr>
+      </w:pPr>
+      <w:r>
+        <w:t xml:space="preserve">trading-critical workflows</w:t>
+      </w:r>
+    </w:p>
+    <w:p>
+      <w:pPr>
+        <w:pStyle w:val="Compact"/>
+        <w:numPr>
+          <w:ilvl w:val="0"/>
+          <w:numId w:val="1001"/>
+        </w:numPr>
+      </w:pPr>
+      <w:r>
+        <w:t xml:space="preserve">documentation sources</w:t>
+      </w:r>
+    </w:p>
+    <w:p>
+      <w:pPr>
+        <w:pStyle w:val="Compact"/>
+        <w:numPr>
+          <w:ilvl w:val="0"/>
+          <w:numId w:val="1001"/>
+        </w:numPr>
+      </w:pPr>
+      <w:r>
+        <w:t xml:space="preserve">documentation generation</w:t>
+      </w:r>
+    </w:p>
+    <w:p>
+      <w:pPr>
+        <w:pStyle w:val="Compact"/>
+        <w:numPr>
+          <w:ilvl w:val="0"/>
+          <w:numId w:val="1001"/>
+        </w:numPr>
+      </w:pPr>
+      <w:r>
+        <w:t xml:space="preserve">future release artifacts</w:t>
+      </w:r>
+    </w:p>
+    <w:p>
+      <w:pPr>
+        <w:pStyle w:val="FirstParagraph"/>
+      </w:pPr>
+      <w:r>
+        <w:t xml:space="preserve">CI/CD shall reduce integration risk without introducing trading behaviour.</w:t>
       </w:r>
     </w:p>
     <w:p>
@@ -82,71 +174,143 @@
         <w:pStyle w:val="Compact"/>
         <w:numPr>
           <w:ilvl w:val="0"/>
-          <w:numId w:val="1001"/>
-        </w:numPr>
-      </w:pPr>
-      <w:r>
-        <w:t xml:space="preserve">automated quality checks</w:t>
-      </w:r>
-    </w:p>
-    <w:p>
-      <w:pPr>
-        <w:pStyle w:val="Compact"/>
-        <w:numPr>
-          <w:ilvl w:val="0"/>
-          <w:numId w:val="1001"/>
-        </w:numPr>
-      </w:pPr>
-      <w:r>
-        <w:t xml:space="preserve">repeatable builds</w:t>
-      </w:r>
-    </w:p>
-    <w:p>
-      <w:pPr>
-        <w:pStyle w:val="Compact"/>
-        <w:numPr>
-          <w:ilvl w:val="0"/>
-          <w:numId w:val="1001"/>
-        </w:numPr>
-      </w:pPr>
-      <w:r>
-        <w:t xml:space="preserve">automated testing</w:t>
-      </w:r>
-    </w:p>
-    <w:p>
-      <w:pPr>
-        <w:pStyle w:val="Compact"/>
-        <w:numPr>
-          <w:ilvl w:val="0"/>
-          <w:numId w:val="1001"/>
-        </w:numPr>
-      </w:pPr>
-      <w:r>
-        <w:t xml:space="preserve">consistent formatting</w:t>
-      </w:r>
-    </w:p>
-    <w:p>
-      <w:pPr>
-        <w:pStyle w:val="Compact"/>
-        <w:numPr>
-          <w:ilvl w:val="0"/>
-          <w:numId w:val="1001"/>
-        </w:numPr>
-      </w:pPr>
-      <w:r>
-        <w:t xml:space="preserve">reliable deployments</w:t>
-      </w:r>
-    </w:p>
-    <w:p>
-      <w:pPr>
-        <w:pStyle w:val="Compact"/>
-        <w:numPr>
-          <w:ilvl w:val="0"/>
-          <w:numId w:val="1001"/>
+          <w:numId w:val="1002"/>
+        </w:numPr>
+      </w:pPr>
+      <w:r>
+        <w:t xml:space="preserve">deterministic quality checks</w:t>
+      </w:r>
+    </w:p>
+    <w:p>
+      <w:pPr>
+        <w:pStyle w:val="Compact"/>
+        <w:numPr>
+          <w:ilvl w:val="0"/>
+          <w:numId w:val="1002"/>
+        </w:numPr>
+      </w:pPr>
+      <w:r>
+        <w:t xml:space="preserve">reproducible dependency installation</w:t>
+      </w:r>
+    </w:p>
+    <w:p>
+      <w:pPr>
+        <w:pStyle w:val="Compact"/>
+        <w:numPr>
+          <w:ilvl w:val="0"/>
+          <w:numId w:val="1002"/>
+        </w:numPr>
+      </w:pPr>
+      <w:r>
+        <w:t xml:space="preserve">automated source validation</w:t>
+      </w:r>
+    </w:p>
+    <w:p>
+      <w:pPr>
+        <w:pStyle w:val="Compact"/>
+        <w:numPr>
+          <w:ilvl w:val="0"/>
+          <w:numId w:val="1002"/>
+        </w:numPr>
+      </w:pPr>
+      <w:r>
+        <w:t xml:space="preserve">automated formatting verification</w:t>
+      </w:r>
+    </w:p>
+    <w:p>
+      <w:pPr>
+        <w:pStyle w:val="Compact"/>
+        <w:numPr>
+          <w:ilvl w:val="0"/>
+          <w:numId w:val="1002"/>
+        </w:numPr>
+      </w:pPr>
+      <w:r>
+        <w:t xml:space="preserve">automated tests</w:t>
+      </w:r>
+    </w:p>
+    <w:p>
+      <w:pPr>
+        <w:pStyle w:val="Compact"/>
+        <w:numPr>
+          <w:ilvl w:val="0"/>
+          <w:numId w:val="1002"/>
+        </w:numPr>
+      </w:pPr>
+      <w:r>
+        <w:t xml:space="preserve">architecture boundary validation</w:t>
+      </w:r>
+    </w:p>
+    <w:p>
+      <w:pPr>
+        <w:pStyle w:val="Compact"/>
+        <w:numPr>
+          <w:ilvl w:val="0"/>
+          <w:numId w:val="1002"/>
+        </w:numPr>
+      </w:pPr>
+      <w:r>
+        <w:t xml:space="preserve">trading workflow regression protection</w:t>
+      </w:r>
+    </w:p>
+    <w:p>
+      <w:pPr>
+        <w:pStyle w:val="Compact"/>
+        <w:numPr>
+          <w:ilvl w:val="0"/>
+          <w:numId w:val="1002"/>
+        </w:numPr>
+      </w:pPr>
+      <w:r>
+        <w:t xml:space="preserve">PAPER and LIVE safety validation</w:t>
+      </w:r>
+    </w:p>
+    <w:p>
+      <w:pPr>
+        <w:pStyle w:val="Compact"/>
+        <w:numPr>
+          <w:ilvl w:val="0"/>
+          <w:numId w:val="1002"/>
+        </w:numPr>
+      </w:pPr>
+      <w:r>
+        <w:t xml:space="preserve">documentation source validation</w:t>
+      </w:r>
+    </w:p>
+    <w:p>
+      <w:pPr>
+        <w:pStyle w:val="Compact"/>
+        <w:numPr>
+          <w:ilvl w:val="0"/>
+          <w:numId w:val="1002"/>
+        </w:numPr>
+      </w:pPr>
+      <w:r>
+        <w:t xml:space="preserve">documentation generation validation</w:t>
+      </w:r>
+    </w:p>
+    <w:p>
+      <w:pPr>
+        <w:pStyle w:val="Compact"/>
+        <w:numPr>
+          <w:ilvl w:val="0"/>
+          <w:numId w:val="1002"/>
         </w:numPr>
       </w:pPr>
       <w:r>
         <w:t xml:space="preserve">fast developer feedback</w:t>
+      </w:r>
+    </w:p>
+    <w:p>
+      <w:pPr>
+        <w:pStyle w:val="Compact"/>
+        <w:numPr>
+          <w:ilvl w:val="0"/>
+          <w:numId w:val="1002"/>
+        </w:numPr>
+      </w:pPr>
+      <w:r>
+        <w:t xml:space="preserve">transparent failure reporting</w:t>
       </w:r>
     </w:p>
     <w:p>
@@ -157,37 +321,29 @@
       </w:r>
     </w:p>
     <w:bookmarkEnd w:id="11"/>
-    <w:bookmarkStart w:id="12" w:name="ci-principles"/>
+    <w:bookmarkStart w:id="12" w:name="cicd-principles"/>
     <w:p>
       <w:pPr>
         <w:pStyle w:val="Heading1"/>
       </w:pPr>
       <w:r>
-        <w:t xml:space="preserve">CI Principles</w:t>
-      </w:r>
-    </w:p>
-    <w:p>
-      <w:pPr>
-        <w:pStyle w:val="FirstParagraph"/>
-      </w:pPr>
-      <w:r>
-        <w:t xml:space="preserve">Every change should be automatically verified before integration.</w:t>
-      </w:r>
-    </w:p>
-    <w:p>
-      <w:pPr>
-        <w:pStyle w:val="BodyText"/>
-      </w:pPr>
-      <w:r>
-        <w:t xml:space="preserve">The pipeline should be:</w:t>
-      </w:r>
-    </w:p>
-    <w:p>
-      <w:pPr>
-        <w:pStyle w:val="Compact"/>
-        <w:numPr>
-          <w:ilvl w:val="0"/>
-          <w:numId w:val="1002"/>
+        <w:t xml:space="preserve">CI/CD Principles</w:t>
+      </w:r>
+    </w:p>
+    <w:p>
+      <w:pPr>
+        <w:pStyle w:val="FirstParagraph"/>
+      </w:pPr>
+      <w:r>
+        <w:t xml:space="preserve">The pipeline shall be:</w:t>
+      </w:r>
+    </w:p>
+    <w:p>
+      <w:pPr>
+        <w:pStyle w:val="Compact"/>
+        <w:numPr>
+          <w:ilvl w:val="0"/>
+          <w:numId w:val="1003"/>
         </w:numPr>
       </w:pPr>
       <w:r>
@@ -199,7 +355,7 @@
         <w:pStyle w:val="Compact"/>
         <w:numPr>
           <w:ilvl w:val="0"/>
-          <w:numId w:val="1002"/>
+          <w:numId w:val="1003"/>
         </w:numPr>
       </w:pPr>
       <w:r>
@@ -211,35 +367,139 @@
         <w:pStyle w:val="Compact"/>
         <w:numPr>
           <w:ilvl w:val="0"/>
-          <w:numId w:val="1002"/>
-        </w:numPr>
-      </w:pPr>
-      <w:r>
-        <w:t xml:space="preserve">fast</w:t>
-      </w:r>
-    </w:p>
-    <w:p>
-      <w:pPr>
-        <w:pStyle w:val="Compact"/>
-        <w:numPr>
-          <w:ilvl w:val="0"/>
-          <w:numId w:val="1002"/>
-        </w:numPr>
-      </w:pPr>
-      <w:r>
-        <w:t xml:space="preserve">reliable</w:t>
-      </w:r>
-    </w:p>
-    <w:p>
-      <w:pPr>
-        <w:pStyle w:val="Compact"/>
-        <w:numPr>
-          <w:ilvl w:val="0"/>
-          <w:numId w:val="1002"/>
+          <w:numId w:val="1003"/>
+        </w:numPr>
+      </w:pPr>
+      <w:r>
+        <w:t xml:space="preserve">explicit</w:t>
+      </w:r>
+    </w:p>
+    <w:p>
+      <w:pPr>
+        <w:pStyle w:val="Compact"/>
+        <w:numPr>
+          <w:ilvl w:val="0"/>
+          <w:numId w:val="1003"/>
+        </w:numPr>
+      </w:pPr>
+      <w:r>
+        <w:t xml:space="preserve">automated</w:t>
+      </w:r>
+    </w:p>
+    <w:p>
+      <w:pPr>
+        <w:pStyle w:val="Compact"/>
+        <w:numPr>
+          <w:ilvl w:val="0"/>
+          <w:numId w:val="1003"/>
+        </w:numPr>
+      </w:pPr>
+      <w:r>
+        <w:t xml:space="preserve">fail-fast where appropriate</w:t>
+      </w:r>
+    </w:p>
+    <w:p>
+      <w:pPr>
+        <w:pStyle w:val="Compact"/>
+        <w:numPr>
+          <w:ilvl w:val="0"/>
+          <w:numId w:val="1003"/>
         </w:numPr>
       </w:pPr>
       <w:r>
         <w:t xml:space="preserve">transparent</w:t>
+      </w:r>
+    </w:p>
+    <w:p>
+      <w:pPr>
+        <w:pStyle w:val="Compact"/>
+        <w:numPr>
+          <w:ilvl w:val="0"/>
+          <w:numId w:val="1003"/>
+        </w:numPr>
+      </w:pPr>
+      <w:r>
+        <w:t xml:space="preserve">independent from LIVE trading</w:t>
+      </w:r>
+    </w:p>
+    <w:p>
+      <w:pPr>
+        <w:pStyle w:val="Compact"/>
+        <w:numPr>
+          <w:ilvl w:val="0"/>
+          <w:numId w:val="1003"/>
+        </w:numPr>
+      </w:pPr>
+      <w:r>
+        <w:t xml:space="preserve">safe for repeated execution</w:t>
+      </w:r>
+    </w:p>
+    <w:p>
+      <w:pPr>
+        <w:pStyle w:val="FirstParagraph"/>
+      </w:pPr>
+      <w:r>
+        <w:t xml:space="preserve">CI/CD shall never:</w:t>
+      </w:r>
+    </w:p>
+    <w:p>
+      <w:pPr>
+        <w:pStyle w:val="Compact"/>
+        <w:numPr>
+          <w:ilvl w:val="0"/>
+          <w:numId w:val="1004"/>
+        </w:numPr>
+      </w:pPr>
+      <w:r>
+        <w:t xml:space="preserve">submit LIVE orders</w:t>
+      </w:r>
+    </w:p>
+    <w:p>
+      <w:pPr>
+        <w:pStyle w:val="Compact"/>
+        <w:numPr>
+          <w:ilvl w:val="0"/>
+          <w:numId w:val="1004"/>
+        </w:numPr>
+      </w:pPr>
+      <w:r>
+        <w:t xml:space="preserve">require LIVE broker connectivity</w:t>
+      </w:r>
+    </w:p>
+    <w:p>
+      <w:pPr>
+        <w:pStyle w:val="Compact"/>
+        <w:numPr>
+          <w:ilvl w:val="0"/>
+          <w:numId w:val="1004"/>
+        </w:numPr>
+      </w:pPr>
+      <w:r>
+        <w:t xml:space="preserve">depend on a LIVE trading account</w:t>
+      </w:r>
+    </w:p>
+    <w:p>
+      <w:pPr>
+        <w:pStyle w:val="Compact"/>
+        <w:numPr>
+          <w:ilvl w:val="0"/>
+          <w:numId w:val="1004"/>
+        </w:numPr>
+      </w:pPr>
+      <w:r>
+        <w:t xml:space="preserve">mutate production trading state</w:t>
+      </w:r>
+    </w:p>
+    <w:p>
+      <w:pPr>
+        <w:pStyle w:val="Compact"/>
+        <w:numPr>
+          <w:ilvl w:val="0"/>
+          <w:numId w:val="1004"/>
+        </w:numPr>
+      </w:pPr>
+      <w:r>
+        <w:t xml:space="preserve">silently bypass failed quality gates</w:t>
       </w:r>
     </w:p>
     <w:p>
@@ -264,99 +524,214 @@
         <w:pStyle w:val="FirstParagraph"/>
       </w:pPr>
       <w:r>
-        <w:t xml:space="preserve">Every push should automatically execute:</w:t>
-      </w:r>
-    </w:p>
-    <w:p>
-      <w:pPr>
-        <w:pStyle w:val="Compact"/>
-        <w:numPr>
-          <w:ilvl w:val="0"/>
-          <w:numId w:val="1003"/>
-        </w:numPr>
-      </w:pPr>
-      <w:r>
+        <w:t xml:space="preserve">Every relevant repository change shall be automatically verified.</w:t>
+      </w:r>
+    </w:p>
+    <w:p>
+      <w:pPr>
+        <w:pStyle w:val="BodyText"/>
+      </w:pPr>
+      <w:r>
+        <w:t xml:space="preserve">The target CI sequence is:</w:t>
+      </w:r>
+    </w:p>
+    <w:p>
+      <w:pPr>
+        <w:pStyle w:val="SourceCode"/>
+      </w:pPr>
+      <w:r>
+        <w:rPr>
+          <w:rStyle w:val="VerbatimChar"/>
+        </w:rPr>
         <w:t xml:space="preserve">Checkout Repository</w:t>
       </w:r>
-    </w:p>
-    <w:p>
-      <w:pPr>
-        <w:pStyle w:val="Compact"/>
-        <w:numPr>
-          <w:ilvl w:val="0"/>
-          <w:numId w:val="1003"/>
-        </w:numPr>
-      </w:pPr>
-      <w:r>
+      <w:r>
+        <w:br/>
+      </w:r>
+      <w:r>
+        <w:rPr>
+          <w:rStyle w:val="VerbatimChar"/>
+        </w:rPr>
+        <w:t xml:space="preserve">        ↓</w:t>
+      </w:r>
+      <w:r>
+        <w:br/>
+      </w:r>
+      <w:r>
+        <w:rPr>
+          <w:rStyle w:val="VerbatimChar"/>
+        </w:rPr>
         <w:t xml:space="preserve">Setup Python</w:t>
       </w:r>
-    </w:p>
-    <w:p>
-      <w:pPr>
-        <w:pStyle w:val="Compact"/>
-        <w:numPr>
-          <w:ilvl w:val="0"/>
-          <w:numId w:val="1003"/>
-        </w:numPr>
-      </w:pPr>
-      <w:r>
+      <w:r>
+        <w:br/>
+      </w:r>
+      <w:r>
+        <w:rPr>
+          <w:rStyle w:val="VerbatimChar"/>
+        </w:rPr>
+        <w:t xml:space="preserve">        ↓</w:t>
+      </w:r>
+      <w:r>
+        <w:br/>
+      </w:r>
+      <w:r>
+        <w:rPr>
+          <w:rStyle w:val="VerbatimChar"/>
+        </w:rPr>
         <w:t xml:space="preserve">Install Dependencies</w:t>
       </w:r>
-    </w:p>
-    <w:p>
-      <w:pPr>
-        <w:pStyle w:val="Compact"/>
-        <w:numPr>
-          <w:ilvl w:val="0"/>
-          <w:numId w:val="1003"/>
-        </w:numPr>
-      </w:pPr>
-      <w:r>
-        <w:t xml:space="preserve">Ruff Check</w:t>
-      </w:r>
-    </w:p>
-    <w:p>
-      <w:pPr>
-        <w:pStyle w:val="Compact"/>
-        <w:numPr>
-          <w:ilvl w:val="0"/>
-          <w:numId w:val="1003"/>
-        </w:numPr>
-      </w:pPr>
-      <w:r>
-        <w:t xml:space="preserve">Ruff Format Verification</w:t>
-      </w:r>
-    </w:p>
-    <w:p>
-      <w:pPr>
-        <w:pStyle w:val="Compact"/>
-        <w:numPr>
-          <w:ilvl w:val="0"/>
-          <w:numId w:val="1003"/>
-        </w:numPr>
-      </w:pPr>
-      <w:r>
+      <w:r>
+        <w:br/>
+      </w:r>
+      <w:r>
+        <w:rPr>
+          <w:rStyle w:val="VerbatimChar"/>
+        </w:rPr>
+        <w:t xml:space="preserve">        ↓</w:t>
+      </w:r>
+      <w:r>
+        <w:br/>
+      </w:r>
+      <w:r>
+        <w:rPr>
+          <w:rStyle w:val="VerbatimChar"/>
+        </w:rPr>
+        <w:t xml:space="preserve">Source Quality Checks</w:t>
+      </w:r>
+      <w:r>
+        <w:br/>
+      </w:r>
+      <w:r>
+        <w:rPr>
+          <w:rStyle w:val="VerbatimChar"/>
+        </w:rPr>
+        <w:t xml:space="preserve">        ↓</w:t>
+      </w:r>
+      <w:r>
+        <w:br/>
+      </w:r>
+      <w:r>
+        <w:rPr>
+          <w:rStyle w:val="VerbatimChar"/>
+        </w:rPr>
+        <w:t xml:space="preserve">Architecture Boundary Checks</w:t>
+      </w:r>
+      <w:r>
+        <w:br/>
+      </w:r>
+      <w:r>
+        <w:rPr>
+          <w:rStyle w:val="VerbatimChar"/>
+        </w:rPr>
+        <w:t xml:space="preserve">        ↓</w:t>
+      </w:r>
+      <w:r>
+        <w:br/>
+      </w:r>
+      <w:r>
+        <w:rPr>
+          <w:rStyle w:val="VerbatimChar"/>
+        </w:rPr>
         <w:t xml:space="preserve">Unit Tests</w:t>
       </w:r>
-    </w:p>
-    <w:p>
-      <w:pPr>
-        <w:pStyle w:val="Compact"/>
-        <w:numPr>
-          <w:ilvl w:val="0"/>
-          <w:numId w:val="1003"/>
-        </w:numPr>
-      </w:pPr>
-      <w:r>
-        <w:t xml:space="preserve">Integration Tests (when available)</w:t>
-      </w:r>
-    </w:p>
-    <w:p>
-      <w:pPr>
-        <w:pStyle w:val="FirstParagraph"/>
-      </w:pPr>
-      <w:r>
-        <w:t xml:space="preserve">Pipeline failures must block integration until resolved.</w:t>
+      <w:r>
+        <w:br/>
+      </w:r>
+      <w:r>
+        <w:rPr>
+          <w:rStyle w:val="VerbatimChar"/>
+        </w:rPr>
+        <w:t xml:space="preserve">        ↓</w:t>
+      </w:r>
+      <w:r>
+        <w:br/>
+      </w:r>
+      <w:r>
+        <w:rPr>
+          <w:rStyle w:val="VerbatimChar"/>
+        </w:rPr>
+        <w:t xml:space="preserve">Integration Tests</w:t>
+      </w:r>
+      <w:r>
+        <w:br/>
+      </w:r>
+      <w:r>
+        <w:rPr>
+          <w:rStyle w:val="VerbatimChar"/>
+        </w:rPr>
+        <w:t xml:space="preserve">        ↓</w:t>
+      </w:r>
+      <w:r>
+        <w:br/>
+      </w:r>
+      <w:r>
+        <w:rPr>
+          <w:rStyle w:val="VerbatimChar"/>
+        </w:rPr>
+        <w:t xml:space="preserve">Trading Workflow Regression Tests</w:t>
+      </w:r>
+      <w:r>
+        <w:br/>
+      </w:r>
+      <w:r>
+        <w:rPr>
+          <w:rStyle w:val="VerbatimChar"/>
+        </w:rPr>
+        <w:t xml:space="preserve">        ↓</w:t>
+      </w:r>
+      <w:r>
+        <w:br/>
+      </w:r>
+      <w:r>
+        <w:rPr>
+          <w:rStyle w:val="VerbatimChar"/>
+        </w:rPr>
+        <w:t xml:space="preserve">Documentation Source Validation</w:t>
+      </w:r>
+      <w:r>
+        <w:br/>
+      </w:r>
+      <w:r>
+        <w:rPr>
+          <w:rStyle w:val="VerbatimChar"/>
+        </w:rPr>
+        <w:t xml:space="preserve">        ↓</w:t>
+      </w:r>
+      <w:r>
+        <w:br/>
+      </w:r>
+      <w:r>
+        <w:rPr>
+          <w:rStyle w:val="VerbatimChar"/>
+        </w:rPr>
+        <w:t xml:space="preserve">Documentation Generation Validation</w:t>
+      </w:r>
+      <w:r>
+        <w:br/>
+      </w:r>
+      <w:r>
+        <w:rPr>
+          <w:rStyle w:val="VerbatimChar"/>
+        </w:rPr>
+        <w:t xml:space="preserve">        ↓</w:t>
+      </w:r>
+      <w:r>
+        <w:br/>
+      </w:r>
+      <w:r>
+        <w:rPr>
+          <w:rStyle w:val="VerbatimChar"/>
+        </w:rPr>
+        <w:t xml:space="preserve">Publish CI Results</w:t>
+      </w:r>
+    </w:p>
+    <w:p>
+      <w:pPr>
+        <w:pStyle w:val="FirstParagraph"/>
+      </w:pPr>
+      <w:r>
+        <w:t xml:space="preserve">Pipeline failures shall block integration where the failed step is a required quality gate.</w:t>
       </w:r>
     </w:p>
     <w:p>
@@ -367,89 +742,97 @@
       </w:r>
     </w:p>
     <w:bookmarkEnd w:id="13"/>
-    <w:bookmarkStart w:id="14" w:name="continuous-delivery"/>
+    <w:bookmarkStart w:id="14" w:name="repository-checkout"/>
     <w:p>
       <w:pPr>
         <w:pStyle w:val="Heading1"/>
       </w:pPr>
       <w:r>
-        <w:t xml:space="preserve">Continuous Delivery</w:t>
-      </w:r>
-    </w:p>
-    <w:p>
-      <w:pPr>
-        <w:pStyle w:val="FirstParagraph"/>
-      </w:pPr>
-      <w:r>
-        <w:t xml:space="preserve">Future delivery stages may include:</w:t>
-      </w:r>
-    </w:p>
-    <w:p>
-      <w:pPr>
-        <w:pStyle w:val="Compact"/>
-        <w:numPr>
-          <w:ilvl w:val="0"/>
-          <w:numId w:val="1004"/>
-        </w:numPr>
-      </w:pPr>
-      <w:r>
-        <w:t xml:space="preserve">Build Artifacts</w:t>
-      </w:r>
-    </w:p>
-    <w:p>
-      <w:pPr>
-        <w:pStyle w:val="Compact"/>
-        <w:numPr>
-          <w:ilvl w:val="0"/>
-          <w:numId w:val="1004"/>
-        </w:numPr>
-      </w:pPr>
-      <w:r>
-        <w:t xml:space="preserve">Versioning</w:t>
-      </w:r>
-    </w:p>
-    <w:p>
-      <w:pPr>
-        <w:pStyle w:val="Compact"/>
-        <w:numPr>
-          <w:ilvl w:val="0"/>
-          <w:numId w:val="1004"/>
-        </w:numPr>
-      </w:pPr>
-      <w:r>
-        <w:t xml:space="preserve">Release Packaging</w:t>
-      </w:r>
-    </w:p>
-    <w:p>
-      <w:pPr>
-        <w:pStyle w:val="Compact"/>
-        <w:numPr>
-          <w:ilvl w:val="0"/>
-          <w:numId w:val="1004"/>
-        </w:numPr>
-      </w:pPr>
-      <w:r>
-        <w:t xml:space="preserve">Deployment Validation</w:t>
-      </w:r>
-    </w:p>
-    <w:p>
-      <w:pPr>
-        <w:pStyle w:val="Compact"/>
-        <w:numPr>
-          <w:ilvl w:val="0"/>
-          <w:numId w:val="1004"/>
-        </w:numPr>
-      </w:pPr>
-      <w:r>
-        <w:t xml:space="preserve">Release Notes</w:t>
-      </w:r>
-    </w:p>
-    <w:p>
-      <w:pPr>
-        <w:pStyle w:val="FirstParagraph"/>
-      </w:pPr>
-      <w:r>
-        <w:t xml:space="preserve">Deployment automation should remain independent from application logic.</w:t>
+        <w:t xml:space="preserve">Repository Checkout</w:t>
+      </w:r>
+    </w:p>
+    <w:p>
+      <w:pPr>
+        <w:pStyle w:val="FirstParagraph"/>
+      </w:pPr>
+      <w:r>
+        <w:t xml:space="preserve">The pipeline shall use a clean repository checkout.</w:t>
+      </w:r>
+    </w:p>
+    <w:p>
+      <w:pPr>
+        <w:pStyle w:val="BodyText"/>
+      </w:pPr>
+      <w:r>
+        <w:t xml:space="preserve">CI shall not depend on:</w:t>
+      </w:r>
+    </w:p>
+    <w:p>
+      <w:pPr>
+        <w:pStyle w:val="Compact"/>
+        <w:numPr>
+          <w:ilvl w:val="0"/>
+          <w:numId w:val="1005"/>
+        </w:numPr>
+      </w:pPr>
+      <w:r>
+        <w:t xml:space="preserve">developer-local files</w:t>
+      </w:r>
+    </w:p>
+    <w:p>
+      <w:pPr>
+        <w:pStyle w:val="Compact"/>
+        <w:numPr>
+          <w:ilvl w:val="0"/>
+          <w:numId w:val="1005"/>
+        </w:numPr>
+      </w:pPr>
+      <w:r>
+        <w:t xml:space="preserve">local virtual environments</w:t>
+      </w:r>
+    </w:p>
+    <w:p>
+      <w:pPr>
+        <w:pStyle w:val="Compact"/>
+        <w:numPr>
+          <w:ilvl w:val="0"/>
+          <w:numId w:val="1005"/>
+        </w:numPr>
+      </w:pPr>
+      <w:r>
+        <w:t xml:space="preserve">untracked configuration</w:t>
+      </w:r>
+    </w:p>
+    <w:p>
+      <w:pPr>
+        <w:pStyle w:val="Compact"/>
+        <w:numPr>
+          <w:ilvl w:val="0"/>
+          <w:numId w:val="1005"/>
+        </w:numPr>
+      </w:pPr>
+      <w:r>
+        <w:t xml:space="preserve">local database state</w:t>
+      </w:r>
+    </w:p>
+    <w:p>
+      <w:pPr>
+        <w:pStyle w:val="Compact"/>
+        <w:numPr>
+          <w:ilvl w:val="0"/>
+          <w:numId w:val="1005"/>
+        </w:numPr>
+      </w:pPr>
+      <w:r>
+        <w:t xml:space="preserve">manually generated artifacts</w:t>
+      </w:r>
+    </w:p>
+    <w:p>
+      <w:pPr>
+        <w:pStyle w:val="FirstParagraph"/>
+      </w:pPr>
+      <w:r>
+        <w:t xml:space="preserve">Required repository state shall be reproducible from source control.</w:t>
       </w:r>
     </w:p>
     <w:p>
@@ -460,7 +843,2517 @@
       </w:r>
     </w:p>
     <w:bookmarkEnd w:id="14"/>
-    <w:bookmarkStart w:id="15" w:name="branch-strategy"/>
+    <w:bookmarkStart w:id="15" w:name="python-environment"/>
+    <w:p>
+      <w:pPr>
+        <w:pStyle w:val="Heading1"/>
+      </w:pPr>
+      <w:r>
+        <w:t xml:space="preserve">Python Environment</w:t>
+      </w:r>
+    </w:p>
+    <w:p>
+      <w:pPr>
+        <w:pStyle w:val="FirstParagraph"/>
+      </w:pPr>
+      <w:r>
+        <w:t xml:space="preserve">CI shall use an explicitly supported Python version.</w:t>
+      </w:r>
+    </w:p>
+    <w:p>
+      <w:pPr>
+        <w:pStyle w:val="BodyText"/>
+      </w:pPr>
+      <w:r>
+        <w:t xml:space="preserve">The Python version shall be defined in the repository or CI workflow.</w:t>
+      </w:r>
+    </w:p>
+    <w:p>
+      <w:pPr>
+        <w:pStyle w:val="BodyText"/>
+      </w:pPr>
+      <w:r>
+        <w:t xml:space="preserve">Local development and CI should use compatible Python versions.</w:t>
+      </w:r>
+    </w:p>
+    <w:p>
+      <w:pPr>
+        <w:pStyle w:val="BodyText"/>
+      </w:pPr>
+      <w:r>
+        <w:t xml:space="preserve">Python version changes require:</w:t>
+      </w:r>
+    </w:p>
+    <w:p>
+      <w:pPr>
+        <w:pStyle w:val="Compact"/>
+        <w:numPr>
+          <w:ilvl w:val="0"/>
+          <w:numId w:val="1006"/>
+        </w:numPr>
+      </w:pPr>
+      <w:r>
+        <w:t xml:space="preserve">dependency compatibility review</w:t>
+      </w:r>
+    </w:p>
+    <w:p>
+      <w:pPr>
+        <w:pStyle w:val="Compact"/>
+        <w:numPr>
+          <w:ilvl w:val="0"/>
+          <w:numId w:val="1006"/>
+        </w:numPr>
+      </w:pPr>
+      <w:r>
+        <w:t xml:space="preserve">automated test execution</w:t>
+      </w:r>
+    </w:p>
+    <w:p>
+      <w:pPr>
+        <w:pStyle w:val="Compact"/>
+        <w:numPr>
+          <w:ilvl w:val="0"/>
+          <w:numId w:val="1006"/>
+        </w:numPr>
+      </w:pPr>
+      <w:r>
+        <w:t xml:space="preserve">documentation updates where required</w:t>
+      </w:r>
+    </w:p>
+    <w:p>
+      <w:r>
+        <w:pict>
+          <v:rect style="width:0;height:1.5pt" o:hralign="center" o:hrstd="t" o:hr="t"/>
+        </w:pict>
+      </w:r>
+    </w:p>
+    <w:bookmarkEnd w:id="15"/>
+    <w:bookmarkStart w:id="16" w:name="dependency-installation"/>
+    <w:p>
+      <w:pPr>
+        <w:pStyle w:val="Heading1"/>
+      </w:pPr>
+      <w:r>
+        <w:t xml:space="preserve">Dependency Installation</w:t>
+      </w:r>
+    </w:p>
+    <w:p>
+      <w:pPr>
+        <w:pStyle w:val="FirstParagraph"/>
+      </w:pPr>
+      <w:r>
+        <w:t xml:space="preserve">Dependencies shall be installed from repository-managed dependency definitions.</w:t>
+      </w:r>
+    </w:p>
+    <w:p>
+      <w:pPr>
+        <w:pStyle w:val="BodyText"/>
+      </w:pPr>
+      <w:r>
+        <w:t xml:space="preserve">Current dependency files may include:</w:t>
+      </w:r>
+    </w:p>
+    <w:p>
+      <w:pPr>
+        <w:pStyle w:val="SourceCode"/>
+      </w:pPr>
+      <w:r>
+        <w:rPr>
+          <w:rStyle w:val="VerbatimChar"/>
+        </w:rPr>
+        <w:t xml:space="preserve">requirements.txt</w:t>
+      </w:r>
+      <w:r>
+        <w:br/>
+      </w:r>
+      <w:r>
+        <w:rPr>
+          <w:rStyle w:val="VerbatimChar"/>
+        </w:rPr>
+        <w:t xml:space="preserve">requirements-dev.txt</w:t>
+      </w:r>
+      <w:r>
+        <w:br/>
+      </w:r>
+      <w:r>
+        <w:rPr>
+          <w:rStyle w:val="VerbatimChar"/>
+        </w:rPr>
+        <w:t xml:space="preserve">requirements-docs.txt</w:t>
+      </w:r>
+    </w:p>
+    <w:p>
+      <w:pPr>
+        <w:pStyle w:val="FirstParagraph"/>
+      </w:pPr>
+      <w:r>
+        <w:t xml:space="preserve">Production, development and documentation dependencies shall remain distinguishable.</w:t>
+      </w:r>
+    </w:p>
+    <w:p>
+      <w:pPr>
+        <w:pStyle w:val="BodyText"/>
+      </w:pPr>
+      <w:r>
+        <w:t xml:space="preserve">CI shall not depend on globally installed developer packages.</w:t>
+      </w:r>
+    </w:p>
+    <w:p>
+      <w:pPr>
+        <w:pStyle w:val="BodyText"/>
+      </w:pPr>
+      <w:r>
+        <w:t xml:space="preserve">Dependency installation shall occur inside the CI environment.</w:t>
+      </w:r>
+    </w:p>
+    <w:p>
+      <w:r>
+        <w:pict>
+          <v:rect style="width:0;height:1.5pt" o:hralign="center" o:hrstd="t" o:hr="t"/>
+        </w:pict>
+      </w:r>
+    </w:p>
+    <w:bookmarkEnd w:id="16"/>
+    <w:bookmarkStart w:id="17" w:name="source-quality-checks"/>
+    <w:p>
+      <w:pPr>
+        <w:pStyle w:val="Heading1"/>
+      </w:pPr>
+      <w:r>
+        <w:t xml:space="preserve">Source Quality Checks</w:t>
+      </w:r>
+    </w:p>
+    <w:p>
+      <w:pPr>
+        <w:pStyle w:val="FirstParagraph"/>
+      </w:pPr>
+      <w:r>
+        <w:t xml:space="preserve">Source quality checks shall include:</w:t>
+      </w:r>
+    </w:p>
+    <w:p>
+      <w:pPr>
+        <w:pStyle w:val="SourceCode"/>
+      </w:pPr>
+      <w:r>
+        <w:rPr>
+          <w:rStyle w:val="VerbatimChar"/>
+        </w:rPr>
+        <w:t xml:space="preserve">ruff check .</w:t>
+      </w:r>
+    </w:p>
+    <w:p>
+      <w:pPr>
+        <w:pStyle w:val="FirstParagraph"/>
+      </w:pPr>
+      <w:r>
+        <w:t xml:space="preserve">Formatting verification shall use:</w:t>
+      </w:r>
+    </w:p>
+    <w:p>
+      <w:pPr>
+        <w:pStyle w:val="SourceCode"/>
+      </w:pPr>
+      <w:r>
+        <w:rPr>
+          <w:rStyle w:val="VerbatimChar"/>
+        </w:rPr>
+        <w:t xml:space="preserve">ruff format --check .</w:t>
+      </w:r>
+    </w:p>
+    <w:p>
+      <w:pPr>
+        <w:pStyle w:val="FirstParagraph"/>
+      </w:pPr>
+      <w:r>
+        <w:t xml:space="preserve">CI shall verify formatting.</w:t>
+      </w:r>
+    </w:p>
+    <w:p>
+      <w:pPr>
+        <w:pStyle w:val="BodyText"/>
+      </w:pPr>
+      <w:r>
+        <w:t xml:space="preserve">CI shall not automatically rewrite source files during validation.</w:t>
+      </w:r>
+    </w:p>
+    <w:p>
+      <w:pPr>
+        <w:pStyle w:val="BodyText"/>
+      </w:pPr>
+      <w:r>
+        <w:t xml:space="preserve">Local development may use:</w:t>
+      </w:r>
+    </w:p>
+    <w:p>
+      <w:pPr>
+        <w:pStyle w:val="SourceCode"/>
+      </w:pPr>
+      <w:r>
+        <w:rPr>
+          <w:rStyle w:val="VerbatimChar"/>
+        </w:rPr>
+        <w:t xml:space="preserve">ruff format .</w:t>
+      </w:r>
+    </w:p>
+    <w:p>
+      <w:pPr>
+        <w:pStyle w:val="FirstParagraph"/>
+      </w:pPr>
+      <w:r>
+        <w:t xml:space="preserve">to apply formatting before commit.</w:t>
+      </w:r>
+    </w:p>
+    <w:p>
+      <w:r>
+        <w:pict>
+          <v:rect style="width:0;height:1.5pt" o:hralign="center" o:hrstd="t" o:hr="t"/>
+        </w:pict>
+      </w:r>
+    </w:p>
+    <w:bookmarkEnd w:id="17"/>
+    <w:bookmarkStart w:id="18" w:name="architecture-boundary-checks"/>
+    <w:p>
+      <w:pPr>
+        <w:pStyle w:val="Heading1"/>
+      </w:pPr>
+      <w:r>
+        <w:t xml:space="preserve">Architecture Boundary Checks</w:t>
+      </w:r>
+    </w:p>
+    <w:p>
+      <w:pPr>
+        <w:pStyle w:val="FirstParagraph"/>
+      </w:pPr>
+      <w:r>
+        <w:t xml:space="preserve">Architecture boundaries are part of the system quality model.</w:t>
+      </w:r>
+    </w:p>
+    <w:p>
+      <w:pPr>
+        <w:pStyle w:val="BodyText"/>
+      </w:pPr>
+      <w:r>
+        <w:t xml:space="preserve">Automated architecture checks should be introduced where practical for rules such as:</w:t>
+      </w:r>
+    </w:p>
+    <w:p>
+      <w:pPr>
+        <w:pStyle w:val="Compact"/>
+        <w:numPr>
+          <w:ilvl w:val="0"/>
+          <w:numId w:val="1007"/>
+        </w:numPr>
+      </w:pPr>
+      <w:r>
+        <w:t xml:space="preserve">Domain does not depend on Infrastructure</w:t>
+      </w:r>
+    </w:p>
+    <w:p>
+      <w:pPr>
+        <w:pStyle w:val="Compact"/>
+        <w:numPr>
+          <w:ilvl w:val="0"/>
+          <w:numId w:val="1007"/>
+        </w:numPr>
+      </w:pPr>
+      <w:r>
+        <w:t xml:space="preserve">Domain does not depend on Presentation</w:t>
+      </w:r>
+    </w:p>
+    <w:p>
+      <w:pPr>
+        <w:pStyle w:val="Compact"/>
+        <w:numPr>
+          <w:ilvl w:val="0"/>
+          <w:numId w:val="1007"/>
+        </w:numPr>
+      </w:pPr>
+      <w:r>
+        <w:t xml:space="preserve">Application does not depend on Presentation</w:t>
+      </w:r>
+    </w:p>
+    <w:p>
+      <w:pPr>
+        <w:pStyle w:val="Compact"/>
+        <w:numPr>
+          <w:ilvl w:val="0"/>
+          <w:numId w:val="1007"/>
+        </w:numPr>
+      </w:pPr>
+      <w:r>
+        <w:t xml:space="preserve">Presentation does not access concrete broker adapters directly</w:t>
+      </w:r>
+    </w:p>
+    <w:p>
+      <w:pPr>
+        <w:pStyle w:val="Compact"/>
+        <w:numPr>
+          <w:ilvl w:val="0"/>
+          <w:numId w:val="1007"/>
+        </w:numPr>
+      </w:pPr>
+      <w:r>
+        <w:t xml:space="preserve">SQLAlchemy models do not leak into Domain</w:t>
+      </w:r>
+    </w:p>
+    <w:p>
+      <w:pPr>
+        <w:pStyle w:val="Compact"/>
+        <w:numPr>
+          <w:ilvl w:val="0"/>
+          <w:numId w:val="1007"/>
+        </w:numPr>
+      </w:pPr>
+      <w:r>
+        <w:t xml:space="preserve">PySide6 types do not leak into Domain</w:t>
+      </w:r>
+    </w:p>
+    <w:p>
+      <w:pPr>
+        <w:pStyle w:val="Compact"/>
+        <w:numPr>
+          <w:ilvl w:val="0"/>
+          <w:numId w:val="1007"/>
+        </w:numPr>
+      </w:pPr>
+      <w:r>
+        <w:t xml:space="preserve">provider-specific broker models do not leak into Domain</w:t>
+      </w:r>
+    </w:p>
+    <w:p>
+      <w:pPr>
+        <w:pStyle w:val="FirstParagraph"/>
+      </w:pPr>
+      <w:r>
+        <w:t xml:space="preserve">Architecture checks shall validate documented dependency rules.</w:t>
+      </w:r>
+    </w:p>
+    <w:p>
+      <w:pPr>
+        <w:pStyle w:val="BodyText"/>
+      </w:pPr>
+      <w:r>
+        <w:t xml:space="preserve">Do not create architecture checks for hypothetical boundaries that are not part of the documented architecture.</w:t>
+      </w:r>
+    </w:p>
+    <w:p>
+      <w:r>
+        <w:pict>
+          <v:rect style="width:0;height:1.5pt" o:hralign="center" o:hrstd="t" o:hr="t"/>
+        </w:pict>
+      </w:r>
+    </w:p>
+    <w:bookmarkEnd w:id="18"/>
+    <w:bookmarkStart w:id="19" w:name="unit-tests"/>
+    <w:p>
+      <w:pPr>
+        <w:pStyle w:val="Heading1"/>
+      </w:pPr>
+      <w:r>
+        <w:t xml:space="preserve">Unit Tests</w:t>
+      </w:r>
+    </w:p>
+    <w:p>
+      <w:pPr>
+        <w:pStyle w:val="FirstParagraph"/>
+      </w:pPr>
+      <w:r>
+        <w:t xml:space="preserve">Unit tests shall run in CI.</w:t>
+      </w:r>
+    </w:p>
+    <w:p>
+      <w:pPr>
+        <w:pStyle w:val="BodyText"/>
+      </w:pPr>
+      <w:r>
+        <w:t xml:space="preserve">Example:</w:t>
+      </w:r>
+    </w:p>
+    <w:p>
+      <w:pPr>
+        <w:pStyle w:val="SourceCode"/>
+      </w:pPr>
+      <w:r>
+        <w:rPr>
+          <w:rStyle w:val="VerbatimChar"/>
+        </w:rPr>
+        <w:t xml:space="preserve">pytest tests/unit -q</w:t>
+      </w:r>
+    </w:p>
+    <w:p>
+      <w:pPr>
+        <w:pStyle w:val="FirstParagraph"/>
+      </w:pPr>
+      <w:r>
+        <w:t xml:space="preserve">Unit tests shall remain:</w:t>
+      </w:r>
+    </w:p>
+    <w:p>
+      <w:pPr>
+        <w:pStyle w:val="Compact"/>
+        <w:numPr>
+          <w:ilvl w:val="0"/>
+          <w:numId w:val="1008"/>
+        </w:numPr>
+      </w:pPr>
+      <w:r>
+        <w:t xml:space="preserve">deterministic</w:t>
+      </w:r>
+    </w:p>
+    <w:p>
+      <w:pPr>
+        <w:pStyle w:val="Compact"/>
+        <w:numPr>
+          <w:ilvl w:val="0"/>
+          <w:numId w:val="1008"/>
+        </w:numPr>
+      </w:pPr>
+      <w:r>
+        <w:t xml:space="preserve">isolated</w:t>
+      </w:r>
+    </w:p>
+    <w:p>
+      <w:pPr>
+        <w:pStyle w:val="Compact"/>
+        <w:numPr>
+          <w:ilvl w:val="0"/>
+          <w:numId w:val="1008"/>
+        </w:numPr>
+      </w:pPr>
+      <w:r>
+        <w:t xml:space="preserve">fast</w:t>
+      </w:r>
+    </w:p>
+    <w:p>
+      <w:pPr>
+        <w:pStyle w:val="Compact"/>
+        <w:numPr>
+          <w:ilvl w:val="0"/>
+          <w:numId w:val="1008"/>
+        </w:numPr>
+      </w:pPr>
+      <w:r>
+        <w:t xml:space="preserve">independent from LIVE services</w:t>
+      </w:r>
+    </w:p>
+    <w:p>
+      <w:pPr>
+        <w:pStyle w:val="FirstParagraph"/>
+      </w:pPr>
+      <w:r>
+        <w:t xml:space="preserve">Domain and Application business rules require focused unit tests.</w:t>
+      </w:r>
+    </w:p>
+    <w:p>
+      <w:r>
+        <w:pict>
+          <v:rect style="width:0;height:1.5pt" o:hralign="center" o:hrstd="t" o:hr="t"/>
+        </w:pict>
+      </w:r>
+    </w:p>
+    <w:bookmarkEnd w:id="19"/>
+    <w:bookmarkStart w:id="20" w:name="integration-tests"/>
+    <w:p>
+      <w:pPr>
+        <w:pStyle w:val="Heading1"/>
+      </w:pPr>
+      <w:r>
+        <w:t xml:space="preserve">Integration Tests</w:t>
+      </w:r>
+    </w:p>
+    <w:p>
+      <w:pPr>
+        <w:pStyle w:val="FirstParagraph"/>
+      </w:pPr>
+      <w:r>
+        <w:t xml:space="preserve">Integration tests shall validate implemented technical boundaries.</w:t>
+      </w:r>
+    </w:p>
+    <w:p>
+      <w:pPr>
+        <w:pStyle w:val="BodyText"/>
+      </w:pPr>
+      <w:r>
+        <w:t xml:space="preserve">Examples may include:</w:t>
+      </w:r>
+    </w:p>
+    <w:p>
+      <w:pPr>
+        <w:pStyle w:val="Compact"/>
+        <w:numPr>
+          <w:ilvl w:val="0"/>
+          <w:numId w:val="1009"/>
+        </w:numPr>
+      </w:pPr>
+      <w:r>
+        <w:t xml:space="preserve">repository implementations</w:t>
+      </w:r>
+    </w:p>
+    <w:p>
+      <w:pPr>
+        <w:pStyle w:val="Compact"/>
+        <w:numPr>
+          <w:ilvl w:val="0"/>
+          <w:numId w:val="1009"/>
+        </w:numPr>
+      </w:pPr>
+      <w:r>
+        <w:t xml:space="preserve">SQLite persistence</w:t>
+      </w:r>
+    </w:p>
+    <w:p>
+      <w:pPr>
+        <w:pStyle w:val="Compact"/>
+        <w:numPr>
+          <w:ilvl w:val="0"/>
+          <w:numId w:val="1009"/>
+        </w:numPr>
+      </w:pPr>
+      <w:r>
+        <w:t xml:space="preserve">configuration loading</w:t>
+      </w:r>
+    </w:p>
+    <w:p>
+      <w:pPr>
+        <w:pStyle w:val="Compact"/>
+        <w:numPr>
+          <w:ilvl w:val="0"/>
+          <w:numId w:val="1009"/>
+        </w:numPr>
+      </w:pPr>
+      <w:r>
+        <w:t xml:space="preserve">dependency registration</w:t>
+      </w:r>
+    </w:p>
+    <w:p>
+      <w:pPr>
+        <w:pStyle w:val="Compact"/>
+        <w:numPr>
+          <w:ilvl w:val="0"/>
+          <w:numId w:val="1009"/>
+        </w:numPr>
+      </w:pPr>
+      <w:r>
+        <w:t xml:space="preserve">broker adapter translation</w:t>
+      </w:r>
+    </w:p>
+    <w:p>
+      <w:pPr>
+        <w:pStyle w:val="Compact"/>
+        <w:numPr>
+          <w:ilvl w:val="0"/>
+          <w:numId w:val="1009"/>
+        </w:numPr>
+      </w:pPr>
+      <w:r>
+        <w:t xml:space="preserve">market data adapter translation</w:t>
+      </w:r>
+    </w:p>
+    <w:p>
+      <w:pPr>
+        <w:pStyle w:val="Compact"/>
+        <w:numPr>
+          <w:ilvl w:val="0"/>
+          <w:numId w:val="1009"/>
+        </w:numPr>
+      </w:pPr>
+      <w:r>
+        <w:t xml:space="preserve">runtime service coordination</w:t>
+      </w:r>
+    </w:p>
+    <w:p>
+      <w:pPr>
+        <w:pStyle w:val="FirstParagraph"/>
+      </w:pPr>
+      <w:r>
+        <w:t xml:space="preserve">Integration tests shall not require LIVE trading.</w:t>
+      </w:r>
+    </w:p>
+    <w:p>
+      <w:pPr>
+        <w:pStyle w:val="BodyText"/>
+      </w:pPr>
+      <w:r>
+        <w:t xml:space="preserve">External systems shall use:</w:t>
+      </w:r>
+    </w:p>
+    <w:p>
+      <w:pPr>
+        <w:pStyle w:val="Compact"/>
+        <w:numPr>
+          <w:ilvl w:val="0"/>
+          <w:numId w:val="1010"/>
+        </w:numPr>
+      </w:pPr>
+      <w:r>
+        <w:t xml:space="preserve">fake adapters</w:t>
+      </w:r>
+    </w:p>
+    <w:p>
+      <w:pPr>
+        <w:pStyle w:val="Compact"/>
+        <w:numPr>
+          <w:ilvl w:val="0"/>
+          <w:numId w:val="1010"/>
+        </w:numPr>
+      </w:pPr>
+      <w:r>
+        <w:t xml:space="preserve">controlled test environments</w:t>
+      </w:r>
+    </w:p>
+    <w:p>
+      <w:pPr>
+        <w:pStyle w:val="Compact"/>
+        <w:numPr>
+          <w:ilvl w:val="0"/>
+          <w:numId w:val="1010"/>
+        </w:numPr>
+      </w:pPr>
+      <w:r>
+        <w:t xml:space="preserve">explicit PAPER integration where separately approved</w:t>
+      </w:r>
+    </w:p>
+    <w:p>
+      <w:r>
+        <w:pict>
+          <v:rect style="width:0;height:1.5pt" o:hralign="center" o:hrstd="t" o:hr="t"/>
+        </w:pict>
+      </w:r>
+    </w:p>
+    <w:bookmarkEnd w:id="20"/>
+    <w:bookmarkStart w:id="21" w:name="trading-workflow-regression-tests"/>
+    <w:p>
+      <w:pPr>
+        <w:pStyle w:val="Heading1"/>
+      </w:pPr>
+      <w:r>
+        <w:t xml:space="preserve">Trading Workflow Regression Tests</w:t>
+      </w:r>
+    </w:p>
+    <w:p>
+      <w:pPr>
+        <w:pStyle w:val="FirstParagraph"/>
+      </w:pPr>
+      <w:r>
+        <w:t xml:space="preserve">Trading-critical workflows require explicit regression protection.</w:t>
+      </w:r>
+    </w:p>
+    <w:p>
+      <w:pPr>
+        <w:pStyle w:val="BodyText"/>
+      </w:pPr>
+      <w:r>
+        <w:t xml:space="preserve">Regression tests shall cover implemented workflows such as:</w:t>
+      </w:r>
+    </w:p>
+    <w:p>
+      <w:pPr>
+        <w:pStyle w:val="Compact"/>
+        <w:numPr>
+          <w:ilvl w:val="0"/>
+          <w:numId w:val="1011"/>
+        </w:numPr>
+      </w:pPr>
+      <w:r>
+        <w:t xml:space="preserve">Trading Candidate lifecycle</w:t>
+      </w:r>
+    </w:p>
+    <w:p>
+      <w:pPr>
+        <w:pStyle w:val="Compact"/>
+        <w:numPr>
+          <w:ilvl w:val="0"/>
+          <w:numId w:val="1011"/>
+        </w:numPr>
+      </w:pPr>
+      <w:r>
+        <w:t xml:space="preserve">Trading Decision lifecycle</w:t>
+      </w:r>
+    </w:p>
+    <w:p>
+      <w:pPr>
+        <w:pStyle w:val="Compact"/>
+        <w:numPr>
+          <w:ilvl w:val="0"/>
+          <w:numId w:val="1011"/>
+        </w:numPr>
+      </w:pPr>
+      <w:r>
+        <w:t xml:space="preserve">Order validation</w:t>
+      </w:r>
+    </w:p>
+    <w:p>
+      <w:pPr>
+        <w:pStyle w:val="Compact"/>
+        <w:numPr>
+          <w:ilvl w:val="0"/>
+          <w:numId w:val="1011"/>
+        </w:numPr>
+      </w:pPr>
+      <w:r>
+        <w:t xml:space="preserve">Order submission workflow</w:t>
+      </w:r>
+    </w:p>
+    <w:p>
+      <w:pPr>
+        <w:pStyle w:val="Compact"/>
+        <w:numPr>
+          <w:ilvl w:val="0"/>
+          <w:numId w:val="1011"/>
+        </w:numPr>
+      </w:pPr>
+      <w:r>
+        <w:t xml:space="preserve">Duplicate submission prevention</w:t>
+      </w:r>
+    </w:p>
+    <w:p>
+      <w:pPr>
+        <w:pStyle w:val="Compact"/>
+        <w:numPr>
+          <w:ilvl w:val="0"/>
+          <w:numId w:val="1011"/>
+        </w:numPr>
+      </w:pPr>
+      <w:r>
+        <w:t xml:space="preserve">Broker acknowledgement distinction</w:t>
+      </w:r>
+    </w:p>
+    <w:p>
+      <w:pPr>
+        <w:pStyle w:val="Compact"/>
+        <w:numPr>
+          <w:ilvl w:val="0"/>
+          <w:numId w:val="1011"/>
+        </w:numPr>
+      </w:pPr>
+      <w:r>
+        <w:t xml:space="preserve">Broker rejection</w:t>
+      </w:r>
+    </w:p>
+    <w:p>
+      <w:pPr>
+        <w:pStyle w:val="Compact"/>
+        <w:numPr>
+          <w:ilvl w:val="0"/>
+          <w:numId w:val="1011"/>
+        </w:numPr>
+      </w:pPr>
+      <w:r>
+        <w:t xml:space="preserve">Partial fill handling</w:t>
+      </w:r>
+    </w:p>
+    <w:p>
+      <w:pPr>
+        <w:pStyle w:val="Compact"/>
+        <w:numPr>
+          <w:ilvl w:val="0"/>
+          <w:numId w:val="1011"/>
+        </w:numPr>
+      </w:pPr>
+      <w:r>
+        <w:t xml:space="preserve">Filled order handling</w:t>
+      </w:r>
+    </w:p>
+    <w:p>
+      <w:pPr>
+        <w:pStyle w:val="Compact"/>
+        <w:numPr>
+          <w:ilvl w:val="0"/>
+          <w:numId w:val="1011"/>
+        </w:numPr>
+      </w:pPr>
+      <w:r>
+        <w:t xml:space="preserve">Position lifecycle</w:t>
+      </w:r>
+    </w:p>
+    <w:p>
+      <w:pPr>
+        <w:pStyle w:val="Compact"/>
+        <w:numPr>
+          <w:ilvl w:val="0"/>
+          <w:numId w:val="1011"/>
+        </w:numPr>
+      </w:pPr>
+      <w:r>
+        <w:t xml:space="preserve">Reconciliation discrepancy detection</w:t>
+      </w:r>
+    </w:p>
+    <w:p>
+      <w:pPr>
+        <w:pStyle w:val="FirstParagraph"/>
+      </w:pPr>
+      <w:r>
+        <w:t xml:space="preserve">Tests shall preserve distinctions between:</w:t>
+      </w:r>
+    </w:p>
+    <w:p>
+      <w:pPr>
+        <w:pStyle w:val="SourceCode"/>
+      </w:pPr>
+      <w:r>
+        <w:rPr>
+          <w:rStyle w:val="VerbatimChar"/>
+        </w:rPr>
+        <w:t xml:space="preserve">Submission Requested</w:t>
+      </w:r>
+      <w:r>
+        <w:br/>
+      </w:r>
+      <w:r>
+        <w:rPr>
+          <w:rStyle w:val="VerbatimChar"/>
+        </w:rPr>
+        <w:t xml:space="preserve">Transmitted</w:t>
+      </w:r>
+      <w:r>
+        <w:br/>
+      </w:r>
+      <w:r>
+        <w:rPr>
+          <w:rStyle w:val="VerbatimChar"/>
+        </w:rPr>
+        <w:t xml:space="preserve">Acknowledged</w:t>
+      </w:r>
+      <w:r>
+        <w:br/>
+      </w:r>
+      <w:r>
+        <w:rPr>
+          <w:rStyle w:val="VerbatimChar"/>
+        </w:rPr>
+        <w:t xml:space="preserve">Rejected</w:t>
+      </w:r>
+      <w:r>
+        <w:br/>
+      </w:r>
+      <w:r>
+        <w:rPr>
+          <w:rStyle w:val="VerbatimChar"/>
+        </w:rPr>
+        <w:t xml:space="preserve">Partially Filled</w:t>
+      </w:r>
+      <w:r>
+        <w:br/>
+      </w:r>
+      <w:r>
+        <w:rPr>
+          <w:rStyle w:val="VerbatimChar"/>
+        </w:rPr>
+        <w:t xml:space="preserve">Filled</w:t>
+      </w:r>
+    </w:p>
+    <w:p>
+      <w:pPr>
+        <w:pStyle w:val="FirstParagraph"/>
+      </w:pPr>
+      <w:r>
+        <w:t xml:space="preserve">A successful adapter call shall not be tested as broker acknowledgement unless broker-derived acknowledgement state exists.</w:t>
+      </w:r>
+    </w:p>
+    <w:p>
+      <w:r>
+        <w:pict>
+          <v:rect style="width:0;height:1.5pt" o:hralign="center" o:hrstd="t" o:hr="t"/>
+        </w:pict>
+      </w:r>
+    </w:p>
+    <w:bookmarkEnd w:id="21"/>
+    <w:bookmarkStart w:id="22" w:name="duplicate-submission-safety"/>
+    <w:p>
+      <w:pPr>
+        <w:pStyle w:val="Heading1"/>
+      </w:pPr>
+      <w:r>
+        <w:t xml:space="preserve">Duplicate Submission Safety</w:t>
+      </w:r>
+    </w:p>
+    <w:p>
+      <w:pPr>
+        <w:pStyle w:val="FirstParagraph"/>
+      </w:pPr>
+      <w:r>
+        <w:t xml:space="preserve">Duplicate order submission risk requires automated regression tests.</w:t>
+      </w:r>
+    </w:p>
+    <w:p>
+      <w:pPr>
+        <w:pStyle w:val="BodyText"/>
+      </w:pPr>
+      <w:r>
+        <w:t xml:space="preserve">Tests shall verify where implemented:</w:t>
+      </w:r>
+    </w:p>
+    <w:p>
+      <w:pPr>
+        <w:pStyle w:val="Compact"/>
+        <w:numPr>
+          <w:ilvl w:val="0"/>
+          <w:numId w:val="1012"/>
+        </w:numPr>
+      </w:pPr>
+      <w:r>
+        <w:t xml:space="preserve">stable order identity</w:t>
+      </w:r>
+    </w:p>
+    <w:p>
+      <w:pPr>
+        <w:pStyle w:val="Compact"/>
+        <w:numPr>
+          <w:ilvl w:val="0"/>
+          <w:numId w:val="1012"/>
+        </w:numPr>
+      </w:pPr>
+      <w:r>
+        <w:t xml:space="preserve">submission identity</w:t>
+      </w:r>
+    </w:p>
+    <w:p>
+      <w:pPr>
+        <w:pStyle w:val="Compact"/>
+        <w:numPr>
+          <w:ilvl w:val="0"/>
+          <w:numId w:val="1012"/>
+        </w:numPr>
+      </w:pPr>
+      <w:r>
+        <w:t xml:space="preserve">duplicate detection</w:t>
+      </w:r>
+    </w:p>
+    <w:p>
+      <w:pPr>
+        <w:pStyle w:val="Compact"/>
+        <w:numPr>
+          <w:ilvl w:val="0"/>
+          <w:numId w:val="1012"/>
+        </w:numPr>
+      </w:pPr>
+      <w:r>
+        <w:t xml:space="preserve">duplicate blocking</w:t>
+      </w:r>
+    </w:p>
+    <w:p>
+      <w:pPr>
+        <w:pStyle w:val="Compact"/>
+        <w:numPr>
+          <w:ilvl w:val="0"/>
+          <w:numId w:val="1012"/>
+        </w:numPr>
+      </w:pPr>
+      <w:r>
+        <w:t xml:space="preserve">repeated callback handling</w:t>
+      </w:r>
+    </w:p>
+    <w:p>
+      <w:pPr>
+        <w:pStyle w:val="Compact"/>
+        <w:numPr>
+          <w:ilvl w:val="0"/>
+          <w:numId w:val="1012"/>
+        </w:numPr>
+      </w:pPr>
+      <w:r>
+        <w:t xml:space="preserve">repeated broker state messages</w:t>
+      </w:r>
+    </w:p>
+    <w:p>
+      <w:pPr>
+        <w:pStyle w:val="Compact"/>
+        <w:numPr>
+          <w:ilvl w:val="0"/>
+          <w:numId w:val="1012"/>
+        </w:numPr>
+      </w:pPr>
+      <w:r>
+        <w:t xml:space="preserve">restart or recovery behaviour</w:t>
+      </w:r>
+    </w:p>
+    <w:p>
+      <w:pPr>
+        <w:pStyle w:val="FirstParagraph"/>
+      </w:pPr>
+      <w:r>
+        <w:t xml:space="preserve">CI shall fail when duplicate-prevention regression tests fail.</w:t>
+      </w:r>
+    </w:p>
+    <w:p>
+      <w:r>
+        <w:pict>
+          <v:rect style="width:0;height:1.5pt" o:hralign="center" o:hrstd="t" o:hr="t"/>
+        </w:pict>
+      </w:r>
+    </w:p>
+    <w:bookmarkEnd w:id="22"/>
+    <w:bookmarkStart w:id="23" w:name="paper-and-live-safety-tests"/>
+    <w:p>
+      <w:pPr>
+        <w:pStyle w:val="Heading1"/>
+      </w:pPr>
+      <w:r>
+        <w:t xml:space="preserve">PAPER and LIVE Safety Tests</w:t>
+      </w:r>
+    </w:p>
+    <w:p>
+      <w:pPr>
+        <w:pStyle w:val="FirstParagraph"/>
+      </w:pPr>
+      <w:r>
+        <w:t xml:space="preserve">PAPER and LIVE separation requires automated tests.</w:t>
+      </w:r>
+    </w:p>
+    <w:p>
+      <w:pPr>
+        <w:pStyle w:val="BodyText"/>
+      </w:pPr>
+      <w:r>
+        <w:t xml:space="preserve">Tests shall verify:</w:t>
+      </w:r>
+    </w:p>
+    <w:p>
+      <w:pPr>
+        <w:pStyle w:val="Compact"/>
+        <w:numPr>
+          <w:ilvl w:val="0"/>
+          <w:numId w:val="1013"/>
+        </w:numPr>
+      </w:pPr>
+      <w:r>
+        <w:t xml:space="preserve">PAPER configuration remains PAPER</w:t>
+      </w:r>
+    </w:p>
+    <w:p>
+      <w:pPr>
+        <w:pStyle w:val="Compact"/>
+        <w:numPr>
+          <w:ilvl w:val="0"/>
+          <w:numId w:val="1013"/>
+        </w:numPr>
+      </w:pPr>
+      <w:r>
+        <w:t xml:space="preserve">LIVE configuration requires explicit selection</w:t>
+      </w:r>
+    </w:p>
+    <w:p>
+      <w:pPr>
+        <w:pStyle w:val="Compact"/>
+        <w:numPr>
+          <w:ilvl w:val="0"/>
+          <w:numId w:val="1013"/>
+        </w:numPr>
+      </w:pPr>
+      <w:r>
+        <w:t xml:space="preserve">LIVE is not activated through fallback</w:t>
+      </w:r>
+    </w:p>
+    <w:p>
+      <w:pPr>
+        <w:pStyle w:val="Compact"/>
+        <w:numPr>
+          <w:ilvl w:val="0"/>
+          <w:numId w:val="1013"/>
+        </w:numPr>
+      </w:pPr>
+      <w:r>
+        <w:t xml:space="preserve">PAPER does not silently use LIVE broker configuration</w:t>
+      </w:r>
+    </w:p>
+    <w:p>
+      <w:pPr>
+        <w:pStyle w:val="Compact"/>
+        <w:numPr>
+          <w:ilvl w:val="0"/>
+          <w:numId w:val="1013"/>
+        </w:numPr>
+      </w:pPr>
+      <w:r>
+        <w:t xml:space="preserve">execution environment is available to application workflows</w:t>
+      </w:r>
+    </w:p>
+    <w:p>
+      <w:pPr>
+        <w:pStyle w:val="Compact"/>
+        <w:numPr>
+          <w:ilvl w:val="0"/>
+          <w:numId w:val="1013"/>
+        </w:numPr>
+      </w:pPr>
+      <w:r>
+        <w:t xml:space="preserve">execution environment is visible in operational state</w:t>
+      </w:r>
+    </w:p>
+    <w:p>
+      <w:pPr>
+        <w:pStyle w:val="Compact"/>
+        <w:numPr>
+          <w:ilvl w:val="0"/>
+          <w:numId w:val="1013"/>
+        </w:numPr>
+      </w:pPr>
+      <w:r>
+        <w:t xml:space="preserve">invalid LIVE configuration fails startup validation</w:t>
+      </w:r>
+    </w:p>
+    <w:p>
+      <w:pPr>
+        <w:pStyle w:val="FirstParagraph"/>
+      </w:pPr>
+      <w:r>
+        <w:t xml:space="preserve">CI itself shall not activate LIVE trading.</w:t>
+      </w:r>
+    </w:p>
+    <w:p>
+      <w:r>
+        <w:pict>
+          <v:rect style="width:0;height:1.5pt" o:hralign="center" o:hrstd="t" o:hr="t"/>
+        </w:pict>
+      </w:r>
+    </w:p>
+    <w:bookmarkEnd w:id="23"/>
+    <w:bookmarkStart w:id="24" w:name="broker-tests"/>
+    <w:p>
+      <w:pPr>
+        <w:pStyle w:val="Heading1"/>
+      </w:pPr>
+      <w:r>
+        <w:t xml:space="preserve">Broker Tests</w:t>
+      </w:r>
+    </w:p>
+    <w:p>
+      <w:pPr>
+        <w:pStyle w:val="FirstParagraph"/>
+      </w:pPr>
+      <w:r>
+        <w:t xml:space="preserve">Broker integration tests shall focus on adapter and workflow behaviour.</w:t>
+      </w:r>
+    </w:p>
+    <w:p>
+      <w:pPr>
+        <w:pStyle w:val="BodyText"/>
+      </w:pPr>
+      <w:r>
+        <w:t xml:space="preserve">Tests may simulate:</w:t>
+      </w:r>
+    </w:p>
+    <w:p>
+      <w:pPr>
+        <w:pStyle w:val="Compact"/>
+        <w:numPr>
+          <w:ilvl w:val="0"/>
+          <w:numId w:val="1014"/>
+        </w:numPr>
+      </w:pPr>
+      <w:r>
+        <w:t xml:space="preserve">connection</w:t>
+      </w:r>
+    </w:p>
+    <w:p>
+      <w:pPr>
+        <w:pStyle w:val="Compact"/>
+        <w:numPr>
+          <w:ilvl w:val="0"/>
+          <w:numId w:val="1014"/>
+        </w:numPr>
+      </w:pPr>
+      <w:r>
+        <w:t xml:space="preserve">disconnection</w:t>
+      </w:r>
+    </w:p>
+    <w:p>
+      <w:pPr>
+        <w:pStyle w:val="Compact"/>
+        <w:numPr>
+          <w:ilvl w:val="0"/>
+          <w:numId w:val="1014"/>
+        </w:numPr>
+      </w:pPr>
+      <w:r>
+        <w:t xml:space="preserve">reconnection</w:t>
+      </w:r>
+    </w:p>
+    <w:p>
+      <w:pPr>
+        <w:pStyle w:val="Compact"/>
+        <w:numPr>
+          <w:ilvl w:val="0"/>
+          <w:numId w:val="1014"/>
+        </w:numPr>
+      </w:pPr>
+      <w:r>
+        <w:t xml:space="preserve">acknowledgement</w:t>
+      </w:r>
+    </w:p>
+    <w:p>
+      <w:pPr>
+        <w:pStyle w:val="Compact"/>
+        <w:numPr>
+          <w:ilvl w:val="0"/>
+          <w:numId w:val="1014"/>
+        </w:numPr>
+      </w:pPr>
+      <w:r>
+        <w:t xml:space="preserve">rejection</w:t>
+      </w:r>
+    </w:p>
+    <w:p>
+      <w:pPr>
+        <w:pStyle w:val="Compact"/>
+        <w:numPr>
+          <w:ilvl w:val="0"/>
+          <w:numId w:val="1014"/>
+        </w:numPr>
+      </w:pPr>
+      <w:r>
+        <w:t xml:space="preserve">execution</w:t>
+      </w:r>
+    </w:p>
+    <w:p>
+      <w:pPr>
+        <w:pStyle w:val="Compact"/>
+        <w:numPr>
+          <w:ilvl w:val="0"/>
+          <w:numId w:val="1014"/>
+        </w:numPr>
+      </w:pPr>
+      <w:r>
+        <w:t xml:space="preserve">partial fill</w:t>
+      </w:r>
+    </w:p>
+    <w:p>
+      <w:pPr>
+        <w:pStyle w:val="Compact"/>
+        <w:numPr>
+          <w:ilvl w:val="0"/>
+          <w:numId w:val="1014"/>
+        </w:numPr>
+      </w:pPr>
+      <w:r>
+        <w:t xml:space="preserve">repeated broker messages</w:t>
+      </w:r>
+    </w:p>
+    <w:p>
+      <w:pPr>
+        <w:pStyle w:val="Compact"/>
+        <w:numPr>
+          <w:ilvl w:val="0"/>
+          <w:numId w:val="1014"/>
+        </w:numPr>
+      </w:pPr>
+      <w:r>
+        <w:t xml:space="preserve">provider errors</w:t>
+      </w:r>
+    </w:p>
+    <w:p>
+      <w:pPr>
+        <w:pStyle w:val="FirstParagraph"/>
+      </w:pPr>
+      <w:r>
+        <w:t xml:space="preserve">Broker tests shall not blindly retry order submission.</w:t>
+      </w:r>
+    </w:p>
+    <w:p>
+      <w:pPr>
+        <w:pStyle w:val="BodyText"/>
+      </w:pPr>
+      <w:r>
+        <w:t xml:space="preserve">Reconnection tests shall remain separate from order submission tests.</w:t>
+      </w:r>
+    </w:p>
+    <w:p>
+      <w:r>
+        <w:pict>
+          <v:rect style="width:0;height:1.5pt" o:hralign="center" o:hrstd="t" o:hr="t"/>
+        </w:pict>
+      </w:r>
+    </w:p>
+    <w:bookmarkEnd w:id="24"/>
+    <w:bookmarkStart w:id="25" w:name="market-data-tests"/>
+    <w:p>
+      <w:pPr>
+        <w:pStyle w:val="Heading1"/>
+      </w:pPr>
+      <w:r>
+        <w:t xml:space="preserve">Market Data Tests</w:t>
+      </w:r>
+    </w:p>
+    <w:p>
+      <w:pPr>
+        <w:pStyle w:val="FirstParagraph"/>
+      </w:pPr>
+      <w:r>
+        <w:t xml:space="preserve">Market data tests may verify:</w:t>
+      </w:r>
+    </w:p>
+    <w:p>
+      <w:pPr>
+        <w:pStyle w:val="Compact"/>
+        <w:numPr>
+          <w:ilvl w:val="0"/>
+          <w:numId w:val="1015"/>
+        </w:numPr>
+      </w:pPr>
+      <w:r>
+        <w:t xml:space="preserve">connection state translation</w:t>
+      </w:r>
+    </w:p>
+    <w:p>
+      <w:pPr>
+        <w:pStyle w:val="Compact"/>
+        <w:numPr>
+          <w:ilvl w:val="0"/>
+          <w:numId w:val="1015"/>
+        </w:numPr>
+      </w:pPr>
+      <w:r>
+        <w:t xml:space="preserve">quote translation</w:t>
+      </w:r>
+    </w:p>
+    <w:p>
+      <w:pPr>
+        <w:pStyle w:val="Compact"/>
+        <w:numPr>
+          <w:ilvl w:val="0"/>
+          <w:numId w:val="1015"/>
+        </w:numPr>
+      </w:pPr>
+      <w:r>
+        <w:t xml:space="preserve">source timestamp preservation</w:t>
+      </w:r>
+    </w:p>
+    <w:p>
+      <w:pPr>
+        <w:pStyle w:val="Compact"/>
+        <w:numPr>
+          <w:ilvl w:val="0"/>
+          <w:numId w:val="1015"/>
+        </w:numPr>
+      </w:pPr>
+      <w:r>
+        <w:t xml:space="preserve">unavailable values</w:t>
+      </w:r>
+    </w:p>
+    <w:p>
+      <w:pPr>
+        <w:pStyle w:val="Compact"/>
+        <w:numPr>
+          <w:ilvl w:val="0"/>
+          <w:numId w:val="1015"/>
+        </w:numPr>
+      </w:pPr>
+      <w:r>
+        <w:t xml:space="preserve">stale data state</w:t>
+      </w:r>
+    </w:p>
+    <w:p>
+      <w:pPr>
+        <w:pStyle w:val="Compact"/>
+        <w:numPr>
+          <w:ilvl w:val="0"/>
+          <w:numId w:val="1015"/>
+        </w:numPr>
+      </w:pPr>
+      <w:r>
+        <w:t xml:space="preserve">subscription activation</w:t>
+      </w:r>
+    </w:p>
+    <w:p>
+      <w:pPr>
+        <w:pStyle w:val="Compact"/>
+        <w:numPr>
+          <w:ilvl w:val="0"/>
+          <w:numId w:val="1015"/>
+        </w:numPr>
+      </w:pPr>
+      <w:r>
+        <w:t xml:space="preserve">subscription failure</w:t>
+      </w:r>
+    </w:p>
+    <w:p>
+      <w:pPr>
+        <w:pStyle w:val="Compact"/>
+        <w:numPr>
+          <w:ilvl w:val="0"/>
+          <w:numId w:val="1015"/>
+        </w:numPr>
+      </w:pPr>
+      <w:r>
+        <w:t xml:space="preserve">subscription closure</w:t>
+      </w:r>
+    </w:p>
+    <w:p>
+      <w:pPr>
+        <w:pStyle w:val="FirstParagraph"/>
+      </w:pPr>
+      <w:r>
+        <w:t xml:space="preserve">Market data tests shall preserve the distinction between:</w:t>
+      </w:r>
+    </w:p>
+    <w:p>
+      <w:pPr>
+        <w:pStyle w:val="Compact"/>
+        <w:numPr>
+          <w:ilvl w:val="0"/>
+          <w:numId w:val="1016"/>
+        </w:numPr>
+      </w:pPr>
+      <w:r>
+        <w:t xml:space="preserve">current</w:t>
+      </w:r>
+    </w:p>
+    <w:p>
+      <w:pPr>
+        <w:pStyle w:val="Compact"/>
+        <w:numPr>
+          <w:ilvl w:val="0"/>
+          <w:numId w:val="1016"/>
+        </w:numPr>
+      </w:pPr>
+      <w:r>
+        <w:t xml:space="preserve">stale</w:t>
+      </w:r>
+    </w:p>
+    <w:p>
+      <w:pPr>
+        <w:pStyle w:val="Compact"/>
+        <w:numPr>
+          <w:ilvl w:val="0"/>
+          <w:numId w:val="1016"/>
+        </w:numPr>
+      </w:pPr>
+      <w:r>
+        <w:t xml:space="preserve">unavailable</w:t>
+      </w:r>
+    </w:p>
+    <w:p>
+      <w:pPr>
+        <w:pStyle w:val="Compact"/>
+        <w:numPr>
+          <w:ilvl w:val="0"/>
+          <w:numId w:val="1016"/>
+        </w:numPr>
+      </w:pPr>
+      <w:r>
+        <w:t xml:space="preserve">disconnected</w:t>
+      </w:r>
+    </w:p>
+    <w:p>
+      <w:r>
+        <w:pict>
+          <v:rect style="width:0;height:1.5pt" o:hralign="center" o:hrstd="t" o:hr="t"/>
+        </w:pict>
+      </w:r>
+    </w:p>
+    <w:bookmarkEnd w:id="25"/>
+    <w:bookmarkStart w:id="26" w:name="runtime-tests"/>
+    <w:p>
+      <w:pPr>
+        <w:pStyle w:val="Heading1"/>
+      </w:pPr>
+      <w:r>
+        <w:t xml:space="preserve">Runtime Tests</w:t>
+      </w:r>
+    </w:p>
+    <w:p>
+      <w:pPr>
+        <w:pStyle w:val="FirstParagraph"/>
+      </w:pPr>
+      <w:r>
+        <w:t xml:space="preserve">Runtime tests shall verify implemented lifecycle behaviour.</w:t>
+      </w:r>
+    </w:p>
+    <w:p>
+      <w:pPr>
+        <w:pStyle w:val="BodyText"/>
+      </w:pPr>
+      <w:r>
+        <w:t xml:space="preserve">Examples:</w:t>
+      </w:r>
+    </w:p>
+    <w:p>
+      <w:pPr>
+        <w:pStyle w:val="Compact"/>
+        <w:numPr>
+          <w:ilvl w:val="0"/>
+          <w:numId w:val="1017"/>
+        </w:numPr>
+      </w:pPr>
+      <w:r>
+        <w:t xml:space="preserve">deterministic startup order</w:t>
+      </w:r>
+    </w:p>
+    <w:p>
+      <w:pPr>
+        <w:pStyle w:val="Compact"/>
+        <w:numPr>
+          <w:ilvl w:val="0"/>
+          <w:numId w:val="1017"/>
+        </w:numPr>
+      </w:pPr>
+      <w:r>
+        <w:t xml:space="preserve">startup failure handling</w:t>
+      </w:r>
+    </w:p>
+    <w:p>
+      <w:pPr>
+        <w:pStyle w:val="Compact"/>
+        <w:numPr>
+          <w:ilvl w:val="0"/>
+          <w:numId w:val="1017"/>
+        </w:numPr>
+      </w:pPr>
+      <w:r>
+        <w:t xml:space="preserve">runtime state transitions</w:t>
+      </w:r>
+    </w:p>
+    <w:p>
+      <w:pPr>
+        <w:pStyle w:val="Compact"/>
+        <w:numPr>
+          <w:ilvl w:val="0"/>
+          <w:numId w:val="1017"/>
+        </w:numPr>
+      </w:pPr>
+      <w:r>
+        <w:t xml:space="preserve">degraded state</w:t>
+      </w:r>
+    </w:p>
+    <w:p>
+      <w:pPr>
+        <w:pStyle w:val="Compact"/>
+        <w:numPr>
+          <w:ilvl w:val="0"/>
+          <w:numId w:val="1017"/>
+        </w:numPr>
+      </w:pPr>
+      <w:r>
+        <w:t xml:space="preserve">task ownership</w:t>
+      </w:r>
+    </w:p>
+    <w:p>
+      <w:pPr>
+        <w:pStyle w:val="Compact"/>
+        <w:numPr>
+          <w:ilvl w:val="0"/>
+          <w:numId w:val="1017"/>
+        </w:numPr>
+      </w:pPr>
+      <w:r>
+        <w:t xml:space="preserve">cancellation</w:t>
+      </w:r>
+    </w:p>
+    <w:p>
+      <w:pPr>
+        <w:pStyle w:val="Compact"/>
+        <w:numPr>
+          <w:ilvl w:val="0"/>
+          <w:numId w:val="1017"/>
+        </w:numPr>
+      </w:pPr>
+      <w:r>
+        <w:t xml:space="preserve">broker connection failure</w:t>
+      </w:r>
+    </w:p>
+    <w:p>
+      <w:pPr>
+        <w:pStyle w:val="Compact"/>
+        <w:numPr>
+          <w:ilvl w:val="0"/>
+          <w:numId w:val="1017"/>
+        </w:numPr>
+      </w:pPr>
+      <w:r>
+        <w:t xml:space="preserve">market data connection failure</w:t>
+      </w:r>
+    </w:p>
+    <w:p>
+      <w:pPr>
+        <w:pStyle w:val="Compact"/>
+        <w:numPr>
+          <w:ilvl w:val="0"/>
+          <w:numId w:val="1017"/>
+        </w:numPr>
+      </w:pPr>
+      <w:r>
+        <w:t xml:space="preserve">subscription cleanup</w:t>
+      </w:r>
+    </w:p>
+    <w:p>
+      <w:pPr>
+        <w:pStyle w:val="Compact"/>
+        <w:numPr>
+          <w:ilvl w:val="0"/>
+          <w:numId w:val="1017"/>
+        </w:numPr>
+      </w:pPr>
+      <w:r>
+        <w:t xml:space="preserve">controlled shutdown</w:t>
+      </w:r>
+    </w:p>
+    <w:p>
+      <w:pPr>
+        <w:pStyle w:val="Compact"/>
+        <w:numPr>
+          <w:ilvl w:val="0"/>
+          <w:numId w:val="1017"/>
+        </w:numPr>
+      </w:pPr>
+      <w:r>
+        <w:t xml:space="preserve">repeated shutdown requests</w:t>
+      </w:r>
+    </w:p>
+    <w:p>
+      <w:pPr>
+        <w:pStyle w:val="FirstParagraph"/>
+      </w:pPr>
+      <w:r>
+        <w:t xml:space="preserve">Runtime tests shall not require LIVE trading.</w:t>
+      </w:r>
+    </w:p>
+    <w:p>
+      <w:r>
+        <w:pict>
+          <v:rect style="width:0;height:1.5pt" o:hralign="center" o:hrstd="t" o:hr="t"/>
+        </w:pict>
+      </w:r>
+    </w:p>
+    <w:bookmarkEnd w:id="26"/>
+    <w:bookmarkStart w:id="27" w:name="reconciliation-tests"/>
+    <w:p>
+      <w:pPr>
+        <w:pStyle w:val="Heading1"/>
+      </w:pPr>
+      <w:r>
+        <w:t xml:space="preserve">Reconciliation Tests</w:t>
+      </w:r>
+    </w:p>
+    <w:p>
+      <w:pPr>
+        <w:pStyle w:val="FirstParagraph"/>
+      </w:pPr>
+      <w:r>
+        <w:t xml:space="preserve">Reconciliation workflows require regression protection.</w:t>
+      </w:r>
+    </w:p>
+    <w:p>
+      <w:pPr>
+        <w:pStyle w:val="BodyText"/>
+      </w:pPr>
+      <w:r>
+        <w:t xml:space="preserve">Tests shall verify where implemented:</w:t>
+      </w:r>
+    </w:p>
+    <w:p>
+      <w:pPr>
+        <w:pStyle w:val="Compact"/>
+        <w:numPr>
+          <w:ilvl w:val="0"/>
+          <w:numId w:val="1018"/>
+        </w:numPr>
+      </w:pPr>
+      <w:r>
+        <w:t xml:space="preserve">local state loading</w:t>
+      </w:r>
+    </w:p>
+    <w:p>
+      <w:pPr>
+        <w:pStyle w:val="Compact"/>
+        <w:numPr>
+          <w:ilvl w:val="0"/>
+          <w:numId w:val="1018"/>
+        </w:numPr>
+      </w:pPr>
+      <w:r>
+        <w:t xml:space="preserve">broker state loading</w:t>
+      </w:r>
+    </w:p>
+    <w:p>
+      <w:pPr>
+        <w:pStyle w:val="Compact"/>
+        <w:numPr>
+          <w:ilvl w:val="0"/>
+          <w:numId w:val="1018"/>
+        </w:numPr>
+      </w:pPr>
+      <w:r>
+        <w:t xml:space="preserve">discrepancy detection</w:t>
+      </w:r>
+    </w:p>
+    <w:p>
+      <w:pPr>
+        <w:pStyle w:val="Compact"/>
+        <w:numPr>
+          <w:ilvl w:val="0"/>
+          <w:numId w:val="1018"/>
+        </w:numPr>
+      </w:pPr>
+      <w:r>
+        <w:t xml:space="preserve">discrepancy classification</w:t>
+      </w:r>
+    </w:p>
+    <w:p>
+      <w:pPr>
+        <w:pStyle w:val="Compact"/>
+        <w:numPr>
+          <w:ilvl w:val="0"/>
+          <w:numId w:val="1018"/>
+        </w:numPr>
+      </w:pPr>
+      <w:r>
+        <w:t xml:space="preserve">no-discrepancy result</w:t>
+      </w:r>
+    </w:p>
+    <w:p>
+      <w:pPr>
+        <w:pStyle w:val="Compact"/>
+        <w:numPr>
+          <w:ilvl w:val="0"/>
+          <w:numId w:val="1018"/>
+        </w:numPr>
+      </w:pPr>
+      <w:r>
+        <w:t xml:space="preserve">action-required state</w:t>
+      </w:r>
+    </w:p>
+    <w:p>
+      <w:pPr>
+        <w:pStyle w:val="Compact"/>
+        <w:numPr>
+          <w:ilvl w:val="0"/>
+          <w:numId w:val="1018"/>
+        </w:numPr>
+      </w:pPr>
+      <w:r>
+        <w:t xml:space="preserve">failure handling</w:t>
+      </w:r>
+    </w:p>
+    <w:p>
+      <w:pPr>
+        <w:pStyle w:val="FirstParagraph"/>
+      </w:pPr>
+      <w:r>
+        <w:t xml:space="preserve">Monitoring and logging shall not repair reconciliation state.</w:t>
+      </w:r>
+    </w:p>
+    <w:p>
+      <w:pPr>
+        <w:pStyle w:val="BodyText"/>
+      </w:pPr>
+      <w:r>
+        <w:t xml:space="preserve">Reconciliation state changes require explicit Application workflow ownership.</w:t>
+      </w:r>
+    </w:p>
+    <w:p>
+      <w:r>
+        <w:pict>
+          <v:rect style="width:0;height:1.5pt" o:hralign="center" o:hrstd="t" o:hr="t"/>
+        </w:pict>
+      </w:r>
+    </w:p>
+    <w:bookmarkEnd w:id="27"/>
+    <w:bookmarkStart w:id="28" w:name="documentation-source-validation"/>
+    <w:p>
+      <w:pPr>
+        <w:pStyle w:val="Heading1"/>
+      </w:pPr>
+      <w:r>
+        <w:t xml:space="preserve">Documentation Source Validation</w:t>
+      </w:r>
+    </w:p>
+    <w:p>
+      <w:pPr>
+        <w:pStyle w:val="FirstParagraph"/>
+      </w:pPr>
+      <w:r>
+        <w:t xml:space="preserve">Markdown files under:</w:t>
+      </w:r>
+    </w:p>
+    <w:p>
+      <w:pPr>
+        <w:pStyle w:val="SourceCode"/>
+      </w:pPr>
+      <w:r>
+        <w:rPr>
+          <w:rStyle w:val="VerbatimChar"/>
+        </w:rPr>
+        <w:t xml:space="preserve">docs/</w:t>
+      </w:r>
+    </w:p>
+    <w:p>
+      <w:pPr>
+        <w:pStyle w:val="FirstParagraph"/>
+      </w:pPr>
+      <w:r>
+        <w:t xml:space="preserve">are the documentation source of truth.</w:t>
+      </w:r>
+    </w:p>
+    <w:p>
+      <w:pPr>
+        <w:pStyle w:val="BodyText"/>
+      </w:pPr>
+      <w:r>
+        <w:t xml:space="preserve">CI documentation validation shall operate on Markdown source files.</w:t>
+      </w:r>
+    </w:p>
+    <w:p>
+      <w:pPr>
+        <w:pStyle w:val="BodyText"/>
+      </w:pPr>
+      <w:r>
+        <w:t xml:space="preserve">Generated DOCX and PDF files shall not be used as authoritative documentation input.</w:t>
+      </w:r>
+    </w:p>
+    <w:p>
+      <w:pPr>
+        <w:pStyle w:val="BodyText"/>
+      </w:pPr>
+      <w:r>
+        <w:t xml:space="preserve">Documentation validation may verify:</w:t>
+      </w:r>
+    </w:p>
+    <w:p>
+      <w:pPr>
+        <w:pStyle w:val="Compact"/>
+        <w:numPr>
+          <w:ilvl w:val="0"/>
+          <w:numId w:val="1019"/>
+        </w:numPr>
+      </w:pPr>
+      <w:r>
+        <w:t xml:space="preserve">Markdown file readability</w:t>
+      </w:r>
+    </w:p>
+    <w:p>
+      <w:pPr>
+        <w:pStyle w:val="Compact"/>
+        <w:numPr>
+          <w:ilvl w:val="0"/>
+          <w:numId w:val="1019"/>
+        </w:numPr>
+      </w:pPr>
+      <w:r>
+        <w:t xml:space="preserve">required document structure</w:t>
+      </w:r>
+    </w:p>
+    <w:p>
+      <w:pPr>
+        <w:pStyle w:val="Compact"/>
+        <w:numPr>
+          <w:ilvl w:val="0"/>
+          <w:numId w:val="1019"/>
+        </w:numPr>
+      </w:pPr>
+      <w:r>
+        <w:t xml:space="preserve">invalid internal references where supported</w:t>
+      </w:r>
+    </w:p>
+    <w:p>
+      <w:pPr>
+        <w:pStyle w:val="Compact"/>
+        <w:numPr>
+          <w:ilvl w:val="0"/>
+          <w:numId w:val="1019"/>
+        </w:numPr>
+      </w:pPr>
+      <w:r>
+        <w:t xml:space="preserve">documentation generation compatibility</w:t>
+      </w:r>
+    </w:p>
+    <w:p>
+      <w:r>
+        <w:pict>
+          <v:rect style="width:0;height:1.5pt" o:hralign="center" o:hrstd="t" o:hr="t"/>
+        </w:pict>
+      </w:r>
+    </w:p>
+    <w:bookmarkEnd w:id="28"/>
+    <w:bookmarkStart w:id="29" w:name="generated-documentation"/>
+    <w:p>
+      <w:pPr>
+        <w:pStyle w:val="Heading1"/>
+      </w:pPr>
+      <w:r>
+        <w:t xml:space="preserve">Generated Documentation</w:t>
+      </w:r>
+    </w:p>
+    <w:p>
+      <w:pPr>
+        <w:pStyle w:val="FirstParagraph"/>
+      </w:pPr>
+      <w:r>
+        <w:t xml:space="preserve">Generated documentation resides under:</w:t>
+      </w:r>
+    </w:p>
+    <w:p>
+      <w:pPr>
+        <w:pStyle w:val="SourceCode"/>
+      </w:pPr>
+      <w:r>
+        <w:rPr>
+          <w:rStyle w:val="VerbatimChar"/>
+        </w:rPr>
+        <w:t xml:space="preserve">docs/generated/</w:t>
+      </w:r>
+    </w:p>
+    <w:p>
+      <w:pPr>
+        <w:pStyle w:val="FirstParagraph"/>
+      </w:pPr>
+      <w:r>
+        <w:t xml:space="preserve">Current generated formats:</w:t>
+      </w:r>
+    </w:p>
+    <w:p>
+      <w:pPr>
+        <w:pStyle w:val="SourceCode"/>
+      </w:pPr>
+      <w:r>
+        <w:rPr>
+          <w:rStyle w:val="VerbatimChar"/>
+        </w:rPr>
+        <w:t xml:space="preserve">docs/generated/docx/</w:t>
+      </w:r>
+      <w:r>
+        <w:br/>
+      </w:r>
+      <w:r>
+        <w:rPr>
+          <w:rStyle w:val="VerbatimChar"/>
+        </w:rPr>
+        <w:t xml:space="preserve">docs/generated/pdf/</w:t>
+      </w:r>
+    </w:p>
+    <w:p>
+      <w:pPr>
+        <w:pStyle w:val="FirstParagraph"/>
+      </w:pPr>
+      <w:r>
+        <w:t xml:space="preserve">Generated files are derived artifacts.</w:t>
+      </w:r>
+    </w:p>
+    <w:p>
+      <w:pPr>
+        <w:pStyle w:val="BodyText"/>
+      </w:pPr>
+      <w:r>
+        <w:t xml:space="preserve">Generated DOCX and PDF files shall not be edited manually.</w:t>
+      </w:r>
+    </w:p>
+    <w:p>
+      <w:r>
+        <w:pict>
+          <v:rect style="width:0;height:1.5pt" o:hralign="center" o:hrstd="t" o:hr="t"/>
+        </w:pict>
+      </w:r>
+    </w:p>
+    <w:bookmarkEnd w:id="29"/>
+    <w:bookmarkStart w:id="30" w:name="documentation-generation-validation"/>
+    <w:p>
+      <w:pPr>
+        <w:pStyle w:val="Heading1"/>
+      </w:pPr>
+      <w:r>
+        <w:t xml:space="preserve">Documentation Generation Validation</w:t>
+      </w:r>
+    </w:p>
+    <w:p>
+      <w:pPr>
+        <w:pStyle w:val="FirstParagraph"/>
+      </w:pPr>
+      <w:r>
+        <w:t xml:space="preserve">CI shall validate that the documentation generation script completes successfully.</w:t>
+      </w:r>
+    </w:p>
+    <w:p>
+      <w:pPr>
+        <w:pStyle w:val="BodyText"/>
+      </w:pPr>
+      <w:r>
+        <w:t xml:space="preserve">Command:</w:t>
+      </w:r>
+    </w:p>
+    <w:p>
+      <w:pPr>
+        <w:pStyle w:val="SourceCode"/>
+      </w:pPr>
+      <w:r>
+        <w:rPr>
+          <w:rStyle w:val="VerbatimChar"/>
+        </w:rPr>
+        <w:t xml:space="preserve">python scripts/generate_docs.py</w:t>
+      </w:r>
+    </w:p>
+    <w:p>
+      <w:pPr>
+        <w:pStyle w:val="FirstParagraph"/>
+      </w:pPr>
+      <w:r>
+        <w:t xml:space="preserve">The validation succeeds when:</w:t>
+      </w:r>
+    </w:p>
+    <w:p>
+      <w:pPr>
+        <w:pStyle w:val="Compact"/>
+        <w:numPr>
+          <w:ilvl w:val="0"/>
+          <w:numId w:val="1020"/>
+        </w:numPr>
+      </w:pPr>
+      <w:r>
+        <w:t xml:space="preserve">the script exits successfully</w:t>
+      </w:r>
+    </w:p>
+    <w:p>
+      <w:pPr>
+        <w:pStyle w:val="Compact"/>
+        <w:numPr>
+          <w:ilvl w:val="0"/>
+          <w:numId w:val="1020"/>
+        </w:numPr>
+      </w:pPr>
+      <w:r>
+        <w:t xml:space="preserve">required Markdown source files can be processed</w:t>
+      </w:r>
+    </w:p>
+    <w:p>
+      <w:pPr>
+        <w:pStyle w:val="Compact"/>
+        <w:numPr>
+          <w:ilvl w:val="0"/>
+          <w:numId w:val="1020"/>
+        </w:numPr>
+      </w:pPr>
+      <w:r>
+        <w:t xml:space="preserve">DOCX generation completes</w:t>
+      </w:r>
+    </w:p>
+    <w:p>
+      <w:pPr>
+        <w:pStyle w:val="Compact"/>
+        <w:numPr>
+          <w:ilvl w:val="0"/>
+          <w:numId w:val="1020"/>
+        </w:numPr>
+      </w:pPr>
+      <w:r>
+        <w:t xml:space="preserve">PDF generation completes</w:t>
+      </w:r>
+    </w:p>
+    <w:p>
+      <w:pPr>
+        <w:pStyle w:val="FirstParagraph"/>
+      </w:pPr>
+      <w:r>
+        <w:t xml:space="preserve">CI shall not perform content validation by re-reading generated DOCX or PDF files.</w:t>
+      </w:r>
+    </w:p>
+    <w:p>
+      <w:pPr>
+        <w:pStyle w:val="BodyText"/>
+      </w:pPr>
+      <w:r>
+        <w:t xml:space="preserve">This follows the project decision to validate Markdown source documents as the authoritative content.</w:t>
+      </w:r>
+    </w:p>
+    <w:p>
+      <w:r>
+        <w:pict>
+          <v:rect style="width:0;height:1.5pt" o:hralign="center" o:hrstd="t" o:hr="t"/>
+        </w:pict>
+      </w:r>
+    </w:p>
+    <w:bookmarkEnd w:id="30"/>
+    <w:bookmarkStart w:id="31" w:name="generated-file-validation-boundary"/>
+    <w:p>
+      <w:pPr>
+        <w:pStyle w:val="Heading1"/>
+      </w:pPr>
+      <w:r>
+        <w:t xml:space="preserve">Generated File Validation Boundary</w:t>
+      </w:r>
+    </w:p>
+    <w:p>
+      <w:pPr>
+        <w:pStyle w:val="FirstParagraph"/>
+      </w:pPr>
+      <w:r>
+        <w:t xml:space="preserve">Generated DOCX and PDF files are output artifacts.</w:t>
+      </w:r>
+    </w:p>
+    <w:p>
+      <w:pPr>
+        <w:pStyle w:val="BodyText"/>
+      </w:pPr>
+      <w:r>
+        <w:t xml:space="preserve">CI shall not:</w:t>
+      </w:r>
+    </w:p>
+    <w:p>
+      <w:pPr>
+        <w:pStyle w:val="Compact"/>
+        <w:numPr>
+          <w:ilvl w:val="0"/>
+          <w:numId w:val="1021"/>
+        </w:numPr>
+      </w:pPr>
+      <w:r>
+        <w:t xml:space="preserve">parse generated DOCX files for content comparison</w:t>
+      </w:r>
+    </w:p>
+    <w:p>
+      <w:pPr>
+        <w:pStyle w:val="Compact"/>
+        <w:numPr>
+          <w:ilvl w:val="0"/>
+          <w:numId w:val="1021"/>
+        </w:numPr>
+      </w:pPr>
+      <w:r>
+        <w:t xml:space="preserve">parse generated PDF files for content comparison</w:t>
+      </w:r>
+    </w:p>
+    <w:p>
+      <w:pPr>
+        <w:pStyle w:val="Compact"/>
+        <w:numPr>
+          <w:ilvl w:val="0"/>
+          <w:numId w:val="1021"/>
+        </w:numPr>
+      </w:pPr>
+      <w:r>
+        <w:t xml:space="preserve">use generated files as documentation source</w:t>
+      </w:r>
+    </w:p>
+    <w:p>
+      <w:pPr>
+        <w:pStyle w:val="Compact"/>
+        <w:numPr>
+          <w:ilvl w:val="0"/>
+          <w:numId w:val="1021"/>
+        </w:numPr>
+      </w:pPr>
+      <w:r>
+        <w:t xml:space="preserve">compare formatting internals of DOCX or PDF files</w:t>
+      </w:r>
+    </w:p>
+    <w:p>
+      <w:pPr>
+        <w:pStyle w:val="FirstParagraph"/>
+      </w:pPr>
+      <w:r>
+        <w:t xml:space="preserve">CI may verify that expected output files were created where generation validation requires it.</w:t>
+      </w:r>
+    </w:p>
+    <w:p>
+      <w:pPr>
+        <w:pStyle w:val="BodyText"/>
+      </w:pPr>
+      <w:r>
+        <w:t xml:space="preserve">The Markdown source remains authoritative.</w:t>
+      </w:r>
+    </w:p>
+    <w:p>
+      <w:r>
+        <w:pict>
+          <v:rect style="width:0;height:1.5pt" o:hralign="center" o:hrstd="t" o:hr="t"/>
+        </w:pict>
+      </w:r>
+    </w:p>
+    <w:bookmarkEnd w:id="31"/>
+    <w:bookmarkStart w:id="32" w:name="documentation-generation-environment"/>
+    <w:p>
+      <w:pPr>
+        <w:pStyle w:val="Heading1"/>
+      </w:pPr>
+      <w:r>
+        <w:t xml:space="preserve">Documentation Generation Environment</w:t>
+      </w:r>
+    </w:p>
+    <w:p>
+      <w:pPr>
+        <w:pStyle w:val="FirstParagraph"/>
+      </w:pPr>
+      <w:r>
+        <w:t xml:space="preserve">Documentation generation dependencies shall be installed from:</w:t>
+      </w:r>
+    </w:p>
+    <w:p>
+      <w:pPr>
+        <w:pStyle w:val="SourceCode"/>
+      </w:pPr>
+      <w:r>
+        <w:rPr>
+          <w:rStyle w:val="VerbatimChar"/>
+        </w:rPr>
+        <w:t xml:space="preserve">requirements-docs.txt</w:t>
+      </w:r>
+    </w:p>
+    <w:p>
+      <w:pPr>
+        <w:pStyle w:val="FirstParagraph"/>
+      </w:pPr>
+      <w:r>
+        <w:t xml:space="preserve">The CI documentation job shall use the project environment.</w:t>
+      </w:r>
+    </w:p>
+    <w:p>
+      <w:pPr>
+        <w:pStyle w:val="BodyText"/>
+      </w:pPr>
+      <w:r>
+        <w:t xml:space="preserve">CI shall not depend on globally installed document-generation tools.</w:t>
+      </w:r>
+    </w:p>
+    <w:p>
+      <w:pPr>
+        <w:pStyle w:val="BodyText"/>
+      </w:pPr>
+      <w:r>
+        <w:t xml:space="preserve">Required external executables shall be documented explicitly if introduced.</w:t>
+      </w:r>
+    </w:p>
+    <w:p>
+      <w:r>
+        <w:pict>
+          <v:rect style="width:0;height:1.5pt" o:hralign="center" o:hrstd="t" o:hr="t"/>
+        </w:pict>
+      </w:r>
+    </w:p>
+    <w:bookmarkEnd w:id="32"/>
+    <w:bookmarkStart w:id="33" w:name="documentation-failure"/>
+    <w:p>
+      <w:pPr>
+        <w:pStyle w:val="Heading1"/>
+      </w:pPr>
+      <w:r>
+        <w:t xml:space="preserve">Documentation Failure</w:t>
+      </w:r>
+    </w:p>
+    <w:p>
+      <w:pPr>
+        <w:pStyle w:val="FirstParagraph"/>
+      </w:pPr>
+      <w:r>
+        <w:t xml:space="preserve">Documentation generation failure shall fail the documentation validation job.</w:t>
+      </w:r>
+    </w:p>
+    <w:p>
+      <w:pPr>
+        <w:pStyle w:val="BodyText"/>
+      </w:pPr>
+      <w:r>
+        <w:t xml:space="preserve">Failure output shall identify:</w:t>
+      </w:r>
+    </w:p>
+    <w:p>
+      <w:pPr>
+        <w:pStyle w:val="Compact"/>
+        <w:numPr>
+          <w:ilvl w:val="0"/>
+          <w:numId w:val="1022"/>
+        </w:numPr>
+      </w:pPr>
+      <w:r>
+        <w:t xml:space="preserve">source Markdown file where available</w:t>
+      </w:r>
+    </w:p>
+    <w:p>
+      <w:pPr>
+        <w:pStyle w:val="Compact"/>
+        <w:numPr>
+          <w:ilvl w:val="0"/>
+          <w:numId w:val="1022"/>
+        </w:numPr>
+      </w:pPr>
+      <w:r>
+        <w:t xml:space="preserve">target format</w:t>
+      </w:r>
+    </w:p>
+    <w:p>
+      <w:pPr>
+        <w:pStyle w:val="Compact"/>
+        <w:numPr>
+          <w:ilvl w:val="0"/>
+          <w:numId w:val="1022"/>
+        </w:numPr>
+      </w:pPr>
+      <w:r>
+        <w:t xml:space="preserve">generation stage</w:t>
+      </w:r>
+    </w:p>
+    <w:p>
+      <w:pPr>
+        <w:pStyle w:val="Compact"/>
+        <w:numPr>
+          <w:ilvl w:val="0"/>
+          <w:numId w:val="1022"/>
+        </w:numPr>
+      </w:pPr>
+      <w:r>
+        <w:t xml:space="preserve">exception context</w:t>
+      </w:r>
+    </w:p>
+    <w:p>
+      <w:pPr>
+        <w:pStyle w:val="FirstParagraph"/>
+      </w:pPr>
+      <w:r>
+        <w:t xml:space="preserve">CI shall not silently skip failed documents.</w:t>
+      </w:r>
+    </w:p>
+    <w:p>
+      <w:r>
+        <w:pict>
+          <v:rect style="width:0;height:1.5pt" o:hralign="center" o:hrstd="t" o:hr="t"/>
+        </w:pict>
+      </w:r>
+    </w:p>
+    <w:bookmarkEnd w:id="33"/>
+    <w:bookmarkStart w:id="34" w:name="github-actions"/>
+    <w:p>
+      <w:pPr>
+        <w:pStyle w:val="Heading1"/>
+      </w:pPr>
+      <w:r>
+        <w:t xml:space="preserve">GitHub Actions</w:t>
+      </w:r>
+    </w:p>
+    <w:p>
+      <w:pPr>
+        <w:pStyle w:val="FirstParagraph"/>
+      </w:pPr>
+      <w:r>
+        <w:t xml:space="preserve">CI is implemented using GitHub Actions.</w:t>
+      </w:r>
+    </w:p>
+    <w:p>
+      <w:pPr>
+        <w:pStyle w:val="BodyText"/>
+      </w:pPr>
+      <w:r>
+        <w:t xml:space="preserve">Workflow files reside under:</w:t>
+      </w:r>
+    </w:p>
+    <w:p>
+      <w:pPr>
+        <w:pStyle w:val="SourceCode"/>
+      </w:pPr>
+      <w:r>
+        <w:rPr>
+          <w:rStyle w:val="VerbatimChar"/>
+        </w:rPr>
+        <w:t xml:space="preserve">.github/workflows/</w:t>
+      </w:r>
+    </w:p>
+    <w:p>
+      <w:pPr>
+        <w:pStyle w:val="FirstParagraph"/>
+      </w:pPr>
+      <w:r>
+        <w:t xml:space="preserve">Workflows shall remain explicit and focused.</w:t>
+      </w:r>
+    </w:p>
+    <w:p>
+      <w:pPr>
+        <w:pStyle w:val="BodyText"/>
+      </w:pPr>
+      <w:r>
+        <w:t xml:space="preserve">Potential workflow separation may include:</w:t>
+      </w:r>
+    </w:p>
+    <w:p>
+      <w:pPr>
+        <w:pStyle w:val="SourceCode"/>
+      </w:pPr>
+      <w:r>
+        <w:rPr>
+          <w:rStyle w:val="VerbatimChar"/>
+        </w:rPr>
+        <w:t xml:space="preserve">quality.yml</w:t>
+      </w:r>
+      <w:r>
+        <w:br/>
+      </w:r>
+      <w:r>
+        <w:rPr>
+          <w:rStyle w:val="VerbatimChar"/>
+        </w:rPr>
+        <w:t xml:space="preserve">tests.yml</w:t>
+      </w:r>
+      <w:r>
+        <w:br/>
+      </w:r>
+      <w:r>
+        <w:rPr>
+          <w:rStyle w:val="VerbatimChar"/>
+        </w:rPr>
+        <w:t xml:space="preserve">docs.yml</w:t>
+      </w:r>
+    </w:p>
+    <w:p>
+      <w:pPr>
+        <w:pStyle w:val="FirstParagraph"/>
+      </w:pPr>
+      <w:r>
+        <w:t xml:space="preserve">Workflow separation shall only be introduced where it improves maintainability.</w:t>
+      </w:r>
+    </w:p>
+    <w:p>
+      <w:r>
+        <w:pict>
+          <v:rect style="width:0;height:1.5pt" o:hralign="center" o:hrstd="t" o:hr="t"/>
+        </w:pict>
+      </w:r>
+    </w:p>
+    <w:bookmarkEnd w:id="34"/>
+    <w:bookmarkStart w:id="35" w:name="github-actions-safety"/>
+    <w:p>
+      <w:pPr>
+        <w:pStyle w:val="Heading1"/>
+      </w:pPr>
+      <w:r>
+        <w:t xml:space="preserve">GitHub Actions Safety</w:t>
+      </w:r>
+    </w:p>
+    <w:p>
+      <w:pPr>
+        <w:pStyle w:val="FirstParagraph"/>
+      </w:pPr>
+      <w:r>
+        <w:t xml:space="preserve">GitHub Actions shall not have unrestricted access to LIVE trading credentials.</w:t>
+      </w:r>
+    </w:p>
+    <w:p>
+      <w:pPr>
+        <w:pStyle w:val="BodyText"/>
+      </w:pPr>
+      <w:r>
+        <w:t xml:space="preserve">CI workflows shall not connect to LIVE broker execution services.</w:t>
+      </w:r>
+    </w:p>
+    <w:p>
+      <w:pPr>
+        <w:pStyle w:val="BodyText"/>
+      </w:pPr>
+      <w:r>
+        <w:t xml:space="preserve">Repository secrets shall only be introduced for defined CI requirements.</w:t>
+      </w:r>
+    </w:p>
+    <w:p>
+      <w:pPr>
+        <w:pStyle w:val="BodyText"/>
+      </w:pPr>
+      <w:r>
+        <w:t xml:space="preserve">Trading credentials shall not be added to CI solely for integration testing.</w:t>
+      </w:r>
+    </w:p>
+    <w:p>
+      <w:r>
+        <w:pict>
+          <v:rect style="width:0;height:1.5pt" o:hralign="center" o:hrstd="t" o:hr="t"/>
+        </w:pict>
+      </w:r>
+    </w:p>
+    <w:bookmarkEnd w:id="35"/>
+    <w:bookmarkStart w:id="36" w:name="branch-strategy"/>
     <w:p>
       <w:pPr>
         <w:pStyle w:val="Heading1"/>
@@ -527,88 +3420,168 @@
       </w:r>
     </w:p>
     <w:p>
+      <w:pPr>
+        <w:pStyle w:val="FirstParagraph"/>
+      </w:pPr>
+      <w:r>
+        <w:t xml:space="preserve">Additional branch types require a defined workflow requirement.</w:t>
+      </w:r>
+    </w:p>
+    <w:p>
+      <w:pPr>
+        <w:pStyle w:val="BodyText"/>
+      </w:pPr>
+      <w:r>
+        <w:t xml:space="preserve">Avoid complex branching strategies without a concrete collaboration need.</w:t>
+      </w:r>
+    </w:p>
+    <w:p>
       <w:r>
         <w:pict>
           <v:rect style="width:0;height:1.5pt" o:hralign="center" o:hrstd="t" o:hr="t"/>
         </w:pict>
       </w:r>
     </w:p>
-    <w:bookmarkEnd w:id="15"/>
-    <w:bookmarkStart w:id="16" w:name="code-quality-gates"/>
+    <w:bookmarkEnd w:id="36"/>
+    <w:bookmarkStart w:id="37" w:name="pull-request-quality-gates"/>
     <w:p>
       <w:pPr>
         <w:pStyle w:val="Heading1"/>
       </w:pPr>
       <w:r>
-        <w:t xml:space="preserve">Code Quality Gates</w:t>
-      </w:r>
-    </w:p>
-    <w:p>
-      <w:pPr>
-        <w:pStyle w:val="FirstParagraph"/>
-      </w:pPr>
-      <w:r>
-        <w:t xml:space="preserve">Before integration the following must succeed:</w:t>
-      </w:r>
-    </w:p>
-    <w:p>
-      <w:pPr>
-        <w:pStyle w:val="Compact"/>
-        <w:numPr>
-          <w:ilvl w:val="0"/>
-          <w:numId w:val="1005"/>
-        </w:numPr>
-      </w:pPr>
-      <w:r>
-        <w:t xml:space="preserve">Ruff</w:t>
-      </w:r>
-    </w:p>
-    <w:p>
-      <w:pPr>
-        <w:pStyle w:val="Compact"/>
-        <w:numPr>
-          <w:ilvl w:val="0"/>
-          <w:numId w:val="1005"/>
-        </w:numPr>
-      </w:pPr>
-      <w:r>
-        <w:t xml:space="preserve">Formatting</w:t>
-      </w:r>
-    </w:p>
-    <w:p>
-      <w:pPr>
-        <w:pStyle w:val="Compact"/>
-        <w:numPr>
-          <w:ilvl w:val="0"/>
-          <w:numId w:val="1005"/>
-        </w:numPr>
-      </w:pPr>
-      <w:r>
-        <w:t xml:space="preserve">Unit Tests</w:t>
-      </w:r>
-    </w:p>
-    <w:p>
-      <w:pPr>
-        <w:pStyle w:val="Compact"/>
-        <w:numPr>
-          <w:ilvl w:val="0"/>
-          <w:numId w:val="1005"/>
-        </w:numPr>
-      </w:pPr>
-      <w:r>
-        <w:t xml:space="preserve">Integration Tests</w:t>
-      </w:r>
-    </w:p>
-    <w:p>
-      <w:pPr>
-        <w:pStyle w:val="Compact"/>
-        <w:numPr>
-          <w:ilvl w:val="0"/>
-          <w:numId w:val="1005"/>
-        </w:numPr>
-      </w:pPr>
-      <w:r>
-        <w:t xml:space="preserve">Documentation validation (where applicable)</w:t>
+        <w:t xml:space="preserve">Pull Request Quality Gates</w:t>
+      </w:r>
+    </w:p>
+    <w:p>
+      <w:pPr>
+        <w:pStyle w:val="FirstParagraph"/>
+      </w:pPr>
+      <w:r>
+        <w:t xml:space="preserve">Before integration into</w:t>
+      </w:r>
+      <w:r>
+        <w:t xml:space="preserve"> </w:t>
+      </w:r>
+      <w:r>
+        <w:rPr>
+          <w:rStyle w:val="VerbatimChar"/>
+        </w:rPr>
+        <w:t xml:space="preserve">main</w:t>
+      </w:r>
+      <w:r>
+        <w:t xml:space="preserve">, required quality gates shall pass.</w:t>
+      </w:r>
+    </w:p>
+    <w:p>
+      <w:pPr>
+        <w:pStyle w:val="BodyText"/>
+      </w:pPr>
+      <w:r>
+        <w:t xml:space="preserve">Current or target gates include:</w:t>
+      </w:r>
+    </w:p>
+    <w:p>
+      <w:pPr>
+        <w:pStyle w:val="Compact"/>
+        <w:numPr>
+          <w:ilvl w:val="0"/>
+          <w:numId w:val="1023"/>
+        </w:numPr>
+      </w:pPr>
+      <w:r>
+        <w:t xml:space="preserve">Ruff check</w:t>
+      </w:r>
+    </w:p>
+    <w:p>
+      <w:pPr>
+        <w:pStyle w:val="Compact"/>
+        <w:numPr>
+          <w:ilvl w:val="0"/>
+          <w:numId w:val="1023"/>
+        </w:numPr>
+      </w:pPr>
+      <w:r>
+        <w:t xml:space="preserve">Ruff format verification</w:t>
+      </w:r>
+    </w:p>
+    <w:p>
+      <w:pPr>
+        <w:pStyle w:val="Compact"/>
+        <w:numPr>
+          <w:ilvl w:val="0"/>
+          <w:numId w:val="1023"/>
+        </w:numPr>
+      </w:pPr>
+      <w:r>
+        <w:t xml:space="preserve">Unit tests</w:t>
+      </w:r>
+    </w:p>
+    <w:p>
+      <w:pPr>
+        <w:pStyle w:val="Compact"/>
+        <w:numPr>
+          <w:ilvl w:val="0"/>
+          <w:numId w:val="1023"/>
+        </w:numPr>
+      </w:pPr>
+      <w:r>
+        <w:t xml:space="preserve">Integration tests where implemented</w:t>
+      </w:r>
+    </w:p>
+    <w:p>
+      <w:pPr>
+        <w:pStyle w:val="Compact"/>
+        <w:numPr>
+          <w:ilvl w:val="0"/>
+          <w:numId w:val="1023"/>
+        </w:numPr>
+      </w:pPr>
+      <w:r>
+        <w:t xml:space="preserve">Trading workflow regression tests where implemented</w:t>
+      </w:r>
+    </w:p>
+    <w:p>
+      <w:pPr>
+        <w:pStyle w:val="Compact"/>
+        <w:numPr>
+          <w:ilvl w:val="0"/>
+          <w:numId w:val="1023"/>
+        </w:numPr>
+      </w:pPr>
+      <w:r>
+        <w:t xml:space="preserve">Architecture boundary checks where implemented</w:t>
+      </w:r>
+    </w:p>
+    <w:p>
+      <w:pPr>
+        <w:pStyle w:val="Compact"/>
+        <w:numPr>
+          <w:ilvl w:val="0"/>
+          <w:numId w:val="1023"/>
+        </w:numPr>
+      </w:pPr>
+      <w:r>
+        <w:t xml:space="preserve">Documentation source validation</w:t>
+      </w:r>
+    </w:p>
+    <w:p>
+      <w:pPr>
+        <w:pStyle w:val="Compact"/>
+        <w:numPr>
+          <w:ilvl w:val="0"/>
+          <w:numId w:val="1023"/>
+        </w:numPr>
+      </w:pPr>
+      <w:r>
+        <w:t xml:space="preserve">Documentation generation validation</w:t>
+      </w:r>
+    </w:p>
+    <w:p>
+      <w:pPr>
+        <w:pStyle w:val="FirstParagraph"/>
+      </w:pPr>
+      <w:r>
+        <w:t xml:space="preserve">A required failed gate shall block integration.</w:t>
       </w:r>
     </w:p>
     <w:p>
@@ -618,22 +3591,22 @@
         </w:pict>
       </w:r>
     </w:p>
-    <w:bookmarkEnd w:id="16"/>
-    <w:bookmarkStart w:id="17" w:name="dependencies"/>
+    <w:bookmarkEnd w:id="37"/>
+    <w:bookmarkStart w:id="38" w:name="local-verification"/>
     <w:p>
       <w:pPr>
         <w:pStyle w:val="Heading1"/>
       </w:pPr>
       <w:r>
-        <w:t xml:space="preserve">Dependencies</w:t>
-      </w:r>
-    </w:p>
-    <w:p>
-      <w:pPr>
-        <w:pStyle w:val="FirstParagraph"/>
-      </w:pPr>
-      <w:r>
-        <w:t xml:space="preserve">Development dependencies are maintained separately from production dependencies.</w:t>
+        <w:t xml:space="preserve">Local Verification</w:t>
+      </w:r>
+    </w:p>
+    <w:p>
+      <w:pPr>
+        <w:pStyle w:val="FirstParagraph"/>
+      </w:pPr>
+      <w:r>
+        <w:t xml:space="preserve">Before pushing, developers should run the checks relevant to their change.</w:t>
       </w:r>
     </w:p>
     <w:p>
@@ -641,220 +3614,7 @@
         <w:pStyle w:val="BodyText"/>
       </w:pPr>
       <w:r>
-        <w:t xml:space="preserve">Examples:</w:t>
-      </w:r>
-    </w:p>
-    <w:p>
-      <w:pPr>
-        <w:pStyle w:val="Compact"/>
-        <w:numPr>
-          <w:ilvl w:val="0"/>
-          <w:numId w:val="1006"/>
-        </w:numPr>
-      </w:pPr>
-      <w:r>
-        <w:t xml:space="preserve">requirements.txt</w:t>
-      </w:r>
-    </w:p>
-    <w:p>
-      <w:pPr>
-        <w:pStyle w:val="Compact"/>
-        <w:numPr>
-          <w:ilvl w:val="0"/>
-          <w:numId w:val="1006"/>
-        </w:numPr>
-      </w:pPr>
-      <w:r>
-        <w:t xml:space="preserve">requirements-dev.txt</w:t>
-      </w:r>
-    </w:p>
-    <w:p>
-      <w:r>
-        <w:pict>
-          <v:rect style="width:0;height:1.5pt" o:hralign="center" o:hrstd="t" o:hr="t"/>
-        </w:pict>
-      </w:r>
-    </w:p>
-    <w:bookmarkEnd w:id="17"/>
-    <w:bookmarkStart w:id="18" w:name="github-actions"/>
-    <w:p>
-      <w:pPr>
-        <w:pStyle w:val="Heading1"/>
-      </w:pPr>
-      <w:r>
-        <w:t xml:space="preserve">GitHub Actions</w:t>
-      </w:r>
-    </w:p>
-    <w:p>
-      <w:pPr>
-        <w:pStyle w:val="FirstParagraph"/>
-      </w:pPr>
-      <w:r>
-        <w:t xml:space="preserve">CI is implemented using GitHub Actions.</w:t>
-      </w:r>
-    </w:p>
-    <w:p>
-      <w:pPr>
-        <w:pStyle w:val="BodyText"/>
-      </w:pPr>
-      <w:r>
-        <w:t xml:space="preserve">Typical workflow:</w:t>
-      </w:r>
-    </w:p>
-    <w:p>
-      <w:pPr>
-        <w:pStyle w:val="SourceCode"/>
-      </w:pPr>
-      <w:r>
-        <w:rPr>
-          <w:rStyle w:val="VerbatimChar"/>
-        </w:rPr>
-        <w:t xml:space="preserve">Checkout</w:t>
-      </w:r>
-      <w:r>
-        <w:br/>
-      </w:r>
-      <w:r>
-        <w:br/>
-      </w:r>
-      <w:r>
-        <w:rPr>
-          <w:rStyle w:val="VerbatimChar"/>
-        </w:rPr>
-        <w:t xml:space="preserve">↓</w:t>
-      </w:r>
-      <w:r>
-        <w:br/>
-      </w:r>
-      <w:r>
-        <w:br/>
-      </w:r>
-      <w:r>
-        <w:rPr>
-          <w:rStyle w:val="VerbatimChar"/>
-        </w:rPr>
-        <w:t xml:space="preserve">Setup Python</w:t>
-      </w:r>
-      <w:r>
-        <w:br/>
-      </w:r>
-      <w:r>
-        <w:br/>
-      </w:r>
-      <w:r>
-        <w:rPr>
-          <w:rStyle w:val="VerbatimChar"/>
-        </w:rPr>
-        <w:t xml:space="preserve">↓</w:t>
-      </w:r>
-      <w:r>
-        <w:br/>
-      </w:r>
-      <w:r>
-        <w:br/>
-      </w:r>
-      <w:r>
-        <w:rPr>
-          <w:rStyle w:val="VerbatimChar"/>
-        </w:rPr>
-        <w:t xml:space="preserve">Install Dependencies</w:t>
-      </w:r>
-      <w:r>
-        <w:br/>
-      </w:r>
-      <w:r>
-        <w:br/>
-      </w:r>
-      <w:r>
-        <w:rPr>
-          <w:rStyle w:val="VerbatimChar"/>
-        </w:rPr>
-        <w:t xml:space="preserve">↓</w:t>
-      </w:r>
-      <w:r>
-        <w:br/>
-      </w:r>
-      <w:r>
-        <w:br/>
-      </w:r>
-      <w:r>
-        <w:rPr>
-          <w:rStyle w:val="VerbatimChar"/>
-        </w:rPr>
-        <w:t xml:space="preserve">Run Ruff</w:t>
-      </w:r>
-      <w:r>
-        <w:br/>
-      </w:r>
-      <w:r>
-        <w:br/>
-      </w:r>
-      <w:r>
-        <w:rPr>
-          <w:rStyle w:val="VerbatimChar"/>
-        </w:rPr>
-        <w:t xml:space="preserve">↓</w:t>
-      </w:r>
-      <w:r>
-        <w:br/>
-      </w:r>
-      <w:r>
-        <w:br/>
-      </w:r>
-      <w:r>
-        <w:rPr>
-          <w:rStyle w:val="VerbatimChar"/>
-        </w:rPr>
-        <w:t xml:space="preserve">Run Tests</w:t>
-      </w:r>
-      <w:r>
-        <w:br/>
-      </w:r>
-      <w:r>
-        <w:br/>
-      </w:r>
-      <w:r>
-        <w:rPr>
-          <w:rStyle w:val="VerbatimChar"/>
-        </w:rPr>
-        <w:t xml:space="preserve">↓</w:t>
-      </w:r>
-      <w:r>
-        <w:br/>
-      </w:r>
-      <w:r>
-        <w:br/>
-      </w:r>
-      <w:r>
-        <w:rPr>
-          <w:rStyle w:val="VerbatimChar"/>
-        </w:rPr>
-        <w:t xml:space="preserve">Publish Results</w:t>
-      </w:r>
-    </w:p>
-    <w:p>
-      <w:r>
-        <w:pict>
-          <v:rect style="width:0;height:1.5pt" o:hralign="center" o:hrstd="t" o:hr="t"/>
-        </w:pict>
-      </w:r>
-    </w:p>
-    <w:bookmarkEnd w:id="18"/>
-    <w:bookmarkStart w:id="19" w:name="local-verification"/>
-    <w:p>
-      <w:pPr>
-        <w:pStyle w:val="Heading1"/>
-      </w:pPr>
-      <w:r>
-        <w:t xml:space="preserve">Local Verification</w:t>
-      </w:r>
-    </w:p>
-    <w:p>
-      <w:pPr>
-        <w:pStyle w:val="FirstParagraph"/>
-      </w:pPr>
-      <w:r>
-        <w:t xml:space="preserve">Developers should execute before pushing:</w:t>
+        <w:t xml:space="preserve">Standard source verification:</w:t>
       </w:r>
     </w:p>
     <w:p>
@@ -874,7 +3634,7 @@
         <w:rPr>
           <w:rStyle w:val="VerbatimChar"/>
         </w:rPr>
-        <w:t xml:space="preserve">ruff format .</w:t>
+        <w:t xml:space="preserve">ruff format --check .</w:t>
       </w:r>
       <w:r>
         <w:br/>
@@ -891,7 +3651,26 @@
         <w:pStyle w:val="FirstParagraph"/>
       </w:pPr>
       <w:r>
-        <w:t xml:space="preserve">This reduces unnecessary CI failures.</w:t>
+        <w:t xml:space="preserve">Documentation changes should additionally run:</w:t>
+      </w:r>
+    </w:p>
+    <w:p>
+      <w:pPr>
+        <w:pStyle w:val="SourceCode"/>
+      </w:pPr>
+      <w:r>
+        <w:rPr>
+          <w:rStyle w:val="VerbatimChar"/>
+        </w:rPr>
+        <w:t xml:space="preserve">python scripts/generate_docs.py</w:t>
+      </w:r>
+    </w:p>
+    <w:p>
+      <w:pPr>
+        <w:pStyle w:val="FirstParagraph"/>
+      </w:pPr>
+      <w:r>
+        <w:t xml:space="preserve">Integration tests should be run when affected infrastructure boundaries change.</w:t>
       </w:r>
     </w:p>
     <w:p>
@@ -901,94 +3680,60 @@
         </w:pict>
       </w:r>
     </w:p>
-    <w:bookmarkEnd w:id="19"/>
-    <w:bookmarkStart w:id="20" w:name="future-improvements"/>
+    <w:bookmarkEnd w:id="38"/>
+    <w:bookmarkStart w:id="39" w:name="local-formatting"/>
     <w:p>
       <w:pPr>
         <w:pStyle w:val="Heading1"/>
       </w:pPr>
       <w:r>
-        <w:t xml:space="preserve">Future Improvements</w:t>
-      </w:r>
-    </w:p>
-    <w:p>
-      <w:pPr>
-        <w:pStyle w:val="FirstParagraph"/>
-      </w:pPr>
-      <w:r>
-        <w:t xml:space="preserve">Potential enhancements include:</w:t>
-      </w:r>
-    </w:p>
-    <w:p>
-      <w:pPr>
-        <w:pStyle w:val="Compact"/>
-        <w:numPr>
-          <w:ilvl w:val="0"/>
-          <w:numId w:val="1007"/>
-        </w:numPr>
-      </w:pPr>
-      <w:r>
-        <w:t xml:space="preserve">coverage reporting</w:t>
-      </w:r>
-    </w:p>
-    <w:p>
-      <w:pPr>
-        <w:pStyle w:val="Compact"/>
-        <w:numPr>
-          <w:ilvl w:val="0"/>
-          <w:numId w:val="1007"/>
-        </w:numPr>
-      </w:pPr>
-      <w:r>
-        <w:t xml:space="preserve">security scanning</w:t>
-      </w:r>
-    </w:p>
-    <w:p>
-      <w:pPr>
-        <w:pStyle w:val="Compact"/>
-        <w:numPr>
-          <w:ilvl w:val="0"/>
-          <w:numId w:val="1007"/>
-        </w:numPr>
-      </w:pPr>
-      <w:r>
-        <w:t xml:space="preserve">dependency auditing</w:t>
-      </w:r>
-    </w:p>
-    <w:p>
-      <w:pPr>
-        <w:pStyle w:val="Compact"/>
-        <w:numPr>
-          <w:ilvl w:val="0"/>
-          <w:numId w:val="1007"/>
-        </w:numPr>
-      </w:pPr>
-      <w:r>
-        <w:t xml:space="preserve">automated releases</w:t>
-      </w:r>
-    </w:p>
-    <w:p>
-      <w:pPr>
-        <w:pStyle w:val="Compact"/>
-        <w:numPr>
-          <w:ilvl w:val="0"/>
-          <w:numId w:val="1007"/>
-        </w:numPr>
-      </w:pPr>
-      <w:r>
-        <w:t xml:space="preserve">container builds</w:t>
-      </w:r>
-    </w:p>
-    <w:p>
-      <w:pPr>
-        <w:pStyle w:val="Compact"/>
-        <w:numPr>
-          <w:ilvl w:val="0"/>
-          <w:numId w:val="1007"/>
-        </w:numPr>
-      </w:pPr>
-      <w:r>
-        <w:t xml:space="preserve">deployment automation</w:t>
+        <w:t xml:space="preserve">Local Formatting</w:t>
+      </w:r>
+    </w:p>
+    <w:p>
+      <w:pPr>
+        <w:pStyle w:val="FirstParagraph"/>
+      </w:pPr>
+      <w:r>
+        <w:t xml:space="preserve">To apply Ruff formatting locally:</w:t>
+      </w:r>
+    </w:p>
+    <w:p>
+      <w:pPr>
+        <w:pStyle w:val="SourceCode"/>
+      </w:pPr>
+      <w:r>
+        <w:rPr>
+          <w:rStyle w:val="VerbatimChar"/>
+        </w:rPr>
+        <w:t xml:space="preserve">ruff format .</w:t>
+      </w:r>
+    </w:p>
+    <w:p>
+      <w:pPr>
+        <w:pStyle w:val="FirstParagraph"/>
+      </w:pPr>
+      <w:r>
+        <w:t xml:space="preserve">After formatting, verify:</w:t>
+      </w:r>
+    </w:p>
+    <w:p>
+      <w:pPr>
+        <w:pStyle w:val="SourceCode"/>
+      </w:pPr>
+      <w:r>
+        <w:rPr>
+          <w:rStyle w:val="VerbatimChar"/>
+        </w:rPr>
+        <w:t xml:space="preserve">ruff format --check .</w:t>
+      </w:r>
+    </w:p>
+    <w:p>
+      <w:pPr>
+        <w:pStyle w:val="FirstParagraph"/>
+      </w:pPr>
+      <w:r>
+        <w:t xml:space="preserve">CI verifies formatting but does not modify source files.</w:t>
       </w:r>
     </w:p>
     <w:p>
@@ -998,90 +3743,84 @@
         </w:pict>
       </w:r>
     </w:p>
-    <w:bookmarkEnd w:id="20"/>
-    <w:bookmarkStart w:id="21" w:name="release-readiness"/>
+    <w:bookmarkEnd w:id="39"/>
+    <w:bookmarkStart w:id="40" w:name="test-selection"/>
     <w:p>
       <w:pPr>
         <w:pStyle w:val="Heading1"/>
       </w:pPr>
       <w:r>
-        <w:t xml:space="preserve">Release Readiness</w:t>
-      </w:r>
-    </w:p>
-    <w:p>
-      <w:pPr>
-        <w:pStyle w:val="FirstParagraph"/>
-      </w:pPr>
-      <w:r>
-        <w:t xml:space="preserve">Before a release verify:</w:t>
-      </w:r>
-    </w:p>
-    <w:p>
-      <w:pPr>
-        <w:pStyle w:val="Compact"/>
-        <w:numPr>
-          <w:ilvl w:val="0"/>
-          <w:numId w:val="1008"/>
-        </w:numPr>
-      </w:pPr>
-      <w:r>
-        <w:t xml:space="preserve">all quality gates passed</w:t>
-      </w:r>
-    </w:p>
-    <w:p>
-      <w:pPr>
-        <w:pStyle w:val="Compact"/>
-        <w:numPr>
-          <w:ilvl w:val="0"/>
-          <w:numId w:val="1008"/>
-        </w:numPr>
-      </w:pPr>
-      <w:r>
-        <w:t xml:space="preserve">documentation updated</w:t>
-      </w:r>
-    </w:p>
-    <w:p>
-      <w:pPr>
-        <w:pStyle w:val="Compact"/>
-        <w:numPr>
-          <w:ilvl w:val="0"/>
-          <w:numId w:val="1008"/>
-        </w:numPr>
-      </w:pPr>
-      <w:r>
-        <w:t xml:space="preserve">version numbers updated</w:t>
-      </w:r>
-    </w:p>
-    <w:p>
-      <w:pPr>
-        <w:pStyle w:val="Compact"/>
-        <w:numPr>
-          <w:ilvl w:val="0"/>
-          <w:numId w:val="1008"/>
-        </w:numPr>
-      </w:pPr>
-      <w:r>
-        <w:t xml:space="preserve">changelog completed</w:t>
-      </w:r>
-    </w:p>
-    <w:p>
-      <w:pPr>
-        <w:pStyle w:val="Compact"/>
-        <w:numPr>
-          <w:ilvl w:val="0"/>
-          <w:numId w:val="1008"/>
-        </w:numPr>
-      </w:pPr>
-      <w:r>
-        <w:t xml:space="preserve">release notes prepared</w:t>
-      </w:r>
-    </w:p>
-    <w:p>
-      <w:pPr>
-        <w:pStyle w:val="FirstParagraph"/>
-      </w:pPr>
-      <w:r>
-        <w:t xml:space="preserve">Only release software that satisfies all quality criteria.</w:t>
+        <w:t xml:space="preserve">Test Selection</w:t>
+      </w:r>
+    </w:p>
+    <w:p>
+      <w:pPr>
+        <w:pStyle w:val="FirstParagraph"/>
+      </w:pPr>
+      <w:r>
+        <w:t xml:space="preserve">CI may separate test categories for execution efficiency.</w:t>
+      </w:r>
+    </w:p>
+    <w:p>
+      <w:pPr>
+        <w:pStyle w:val="BodyText"/>
+      </w:pPr>
+      <w:r>
+        <w:t xml:space="preserve">Example:</w:t>
+      </w:r>
+    </w:p>
+    <w:p>
+      <w:pPr>
+        <w:pStyle w:val="SourceCode"/>
+      </w:pPr>
+      <w:r>
+        <w:rPr>
+          <w:rStyle w:val="VerbatimChar"/>
+        </w:rPr>
+        <w:t xml:space="preserve">Unit Tests</w:t>
+      </w:r>
+      <w:r>
+        <w:br/>
+      </w:r>
+      <w:r>
+        <w:rPr>
+          <w:rStyle w:val="VerbatimChar"/>
+        </w:rPr>
+        <w:t xml:space="preserve">Integration Tests</w:t>
+      </w:r>
+      <w:r>
+        <w:br/>
+      </w:r>
+      <w:r>
+        <w:rPr>
+          <w:rStyle w:val="VerbatimChar"/>
+        </w:rPr>
+        <w:t xml:space="preserve">Trading Regression Tests</w:t>
+      </w:r>
+      <w:r>
+        <w:br/>
+      </w:r>
+      <w:r>
+        <w:rPr>
+          <w:rStyle w:val="VerbatimChar"/>
+        </w:rPr>
+        <w:t xml:space="preserve">Documentation Tests</w:t>
+      </w:r>
+    </w:p>
+    <w:p>
+      <w:pPr>
+        <w:pStyle w:val="FirstParagraph"/>
+      </w:pPr>
+      <w:r>
+        <w:t xml:space="preserve">Test separation shall remain explicit.</w:t>
+      </w:r>
+    </w:p>
+    <w:p>
+      <w:pPr>
+        <w:pStyle w:val="BodyText"/>
+      </w:pPr>
+      <w:r>
+        <w:t xml:space="preserve">Critical trading regression tests shall not be omitted solely to reduce CI duration.</w:t>
       </w:r>
     </w:p>
     <w:p>
@@ -1091,94 +3830,94 @@
         </w:pict>
       </w:r>
     </w:p>
-    <w:bookmarkEnd w:id="21"/>
-    <w:bookmarkStart w:id="22" w:name="cicd-review-checklist"/>
+    <w:bookmarkEnd w:id="40"/>
+    <w:bookmarkStart w:id="41" w:name="test-failures"/>
     <w:p>
       <w:pPr>
         <w:pStyle w:val="Heading1"/>
       </w:pPr>
       <w:r>
-        <w:t xml:space="preserve">CI/CD Review Checklist</w:t>
-      </w:r>
-    </w:p>
-    <w:p>
-      <w:pPr>
-        <w:pStyle w:val="FirstParagraph"/>
-      </w:pPr>
-      <w:r>
-        <w:t xml:space="preserve">Before enabling pipeline changes verify:</w:t>
-      </w:r>
-    </w:p>
-    <w:p>
-      <w:pPr>
-        <w:pStyle w:val="Compact"/>
-        <w:numPr>
-          <w:ilvl w:val="0"/>
-          <w:numId w:val="1009"/>
-        </w:numPr>
-      </w:pPr>
-      <w:r>
-        <w:t xml:space="preserve">reproducible builds</w:t>
-      </w:r>
-    </w:p>
-    <w:p>
-      <w:pPr>
-        <w:pStyle w:val="Compact"/>
-        <w:numPr>
-          <w:ilvl w:val="0"/>
-          <w:numId w:val="1009"/>
-        </w:numPr>
-      </w:pPr>
-      <w:r>
-        <w:t xml:space="preserve">deterministic execution</w:t>
-      </w:r>
-    </w:p>
-    <w:p>
-      <w:pPr>
-        <w:pStyle w:val="Compact"/>
-        <w:numPr>
-          <w:ilvl w:val="0"/>
-          <w:numId w:val="1009"/>
-        </w:numPr>
-      </w:pPr>
-      <w:r>
-        <w:t xml:space="preserve">successful test execution</w:t>
-      </w:r>
-    </w:p>
-    <w:p>
-      <w:pPr>
-        <w:pStyle w:val="Compact"/>
-        <w:numPr>
-          <w:ilvl w:val="0"/>
-          <w:numId w:val="1009"/>
-        </w:numPr>
-      </w:pPr>
-      <w:r>
-        <w:t xml:space="preserve">reliable quality gates</w:t>
-      </w:r>
-    </w:p>
-    <w:p>
-      <w:pPr>
-        <w:pStyle w:val="Compact"/>
-        <w:numPr>
-          <w:ilvl w:val="0"/>
-          <w:numId w:val="1009"/>
-        </w:numPr>
-      </w:pPr>
-      <w:r>
-        <w:t xml:space="preserve">documented workflow</w:t>
-      </w:r>
-    </w:p>
-    <w:p>
-      <w:pPr>
-        <w:pStyle w:val="Compact"/>
-        <w:numPr>
-          <w:ilvl w:val="0"/>
-          <w:numId w:val="1009"/>
-        </w:numPr>
-      </w:pPr>
-      <w:r>
-        <w:t xml:space="preserve">rollback strategy available</w:t>
+        <w:t xml:space="preserve">Test Failures</w:t>
+      </w:r>
+    </w:p>
+    <w:p>
+      <w:pPr>
+        <w:pStyle w:val="FirstParagraph"/>
+      </w:pPr>
+      <w:r>
+        <w:t xml:space="preserve">Failed tests shall fail the corresponding CI job.</w:t>
+      </w:r>
+    </w:p>
+    <w:p>
+      <w:pPr>
+        <w:pStyle w:val="BodyText"/>
+      </w:pPr>
+      <w:r>
+        <w:t xml:space="preserve">Flaky tests shall not be ignored indefinitely.</w:t>
+      </w:r>
+    </w:p>
+    <w:p>
+      <w:pPr>
+        <w:pStyle w:val="BodyText"/>
+      </w:pPr>
+      <w:r>
+        <w:t xml:space="preserve">A flaky test shall be:</w:t>
+      </w:r>
+    </w:p>
+    <w:p>
+      <w:pPr>
+        <w:pStyle w:val="Compact"/>
+        <w:numPr>
+          <w:ilvl w:val="0"/>
+          <w:numId w:val="1024"/>
+        </w:numPr>
+      </w:pPr>
+      <w:r>
+        <w:t xml:space="preserve">identified</w:t>
+      </w:r>
+    </w:p>
+    <w:p>
+      <w:pPr>
+        <w:pStyle w:val="Compact"/>
+        <w:numPr>
+          <w:ilvl w:val="0"/>
+          <w:numId w:val="1024"/>
+        </w:numPr>
+      </w:pPr>
+      <w:r>
+        <w:t xml:space="preserve">investigated</w:t>
+      </w:r>
+    </w:p>
+    <w:p>
+      <w:pPr>
+        <w:pStyle w:val="Compact"/>
+        <w:numPr>
+          <w:ilvl w:val="0"/>
+          <w:numId w:val="1024"/>
+        </w:numPr>
+      </w:pPr>
+      <w:r>
+        <w:t xml:space="preserve">stabilized</w:t>
+      </w:r>
+    </w:p>
+    <w:p>
+      <w:pPr>
+        <w:pStyle w:val="Compact"/>
+        <w:numPr>
+          <w:ilvl w:val="0"/>
+          <w:numId w:val="1024"/>
+        </w:numPr>
+      </w:pPr>
+      <w:r>
+        <w:t xml:space="preserve">documented where temporary quarantine is unavoidable</w:t>
+      </w:r>
+    </w:p>
+    <w:p>
+      <w:pPr>
+        <w:pStyle w:val="FirstParagraph"/>
+      </w:pPr>
+      <w:r>
+        <w:t xml:space="preserve">Trading-critical tests shall not be silently skipped.</w:t>
       </w:r>
     </w:p>
     <w:p>
@@ -1188,13 +3927,1379 @@
         </w:pict>
       </w:r>
     </w:p>
-    <w:bookmarkEnd w:id="22"/>
-    <w:bookmarkStart w:id="23" w:name="related-documents"/>
+    <w:bookmarkEnd w:id="41"/>
+    <w:bookmarkStart w:id="42" w:name="quality-gate-ownership"/>
     <w:p>
       <w:pPr>
         <w:pStyle w:val="Heading1"/>
       </w:pPr>
       <w:r>
+        <w:t xml:space="preserve">Quality Gate Ownership</w:t>
+      </w:r>
+    </w:p>
+    <w:p>
+      <w:pPr>
+        <w:pStyle w:val="FirstParagraph"/>
+      </w:pPr>
+      <w:r>
+        <w:t xml:space="preserve">Each quality gate shall have a defined purpose.</w:t>
+      </w:r>
+    </w:p>
+    <w:p>
+      <w:pPr>
+        <w:pStyle w:val="BodyText"/>
+      </w:pPr>
+      <w:r>
+        <w:t xml:space="preserve">Examples:</w:t>
+      </w:r>
+    </w:p>
+    <w:p>
+      <w:pPr>
+        <w:pStyle w:val="SourceCode"/>
+      </w:pPr>
+      <w:r>
+        <w:rPr>
+          <w:rStyle w:val="VerbatimChar"/>
+        </w:rPr>
+        <w:t xml:space="preserve">Ruff</w:t>
+      </w:r>
+      <w:r>
+        <w:br/>
+      </w:r>
+      <w:r>
+        <w:rPr>
+          <w:rStyle w:val="VerbatimChar"/>
+        </w:rPr>
+        <w:t xml:space="preserve">    → Source quality</w:t>
+      </w:r>
+      <w:r>
+        <w:br/>
+      </w:r>
+      <w:r>
+        <w:br/>
+      </w:r>
+      <w:r>
+        <w:rPr>
+          <w:rStyle w:val="VerbatimChar"/>
+        </w:rPr>
+        <w:t xml:space="preserve">Unit Tests</w:t>
+      </w:r>
+      <w:r>
+        <w:br/>
+      </w:r>
+      <w:r>
+        <w:rPr>
+          <w:rStyle w:val="VerbatimChar"/>
+        </w:rPr>
+        <w:t xml:space="preserve">    → Isolated business and application behaviour</w:t>
+      </w:r>
+      <w:r>
+        <w:br/>
+      </w:r>
+      <w:r>
+        <w:br/>
+      </w:r>
+      <w:r>
+        <w:rPr>
+          <w:rStyle w:val="VerbatimChar"/>
+        </w:rPr>
+        <w:t xml:space="preserve">Integration Tests</w:t>
+      </w:r>
+      <w:r>
+        <w:br/>
+      </w:r>
+      <w:r>
+        <w:rPr>
+          <w:rStyle w:val="VerbatimChar"/>
+        </w:rPr>
+        <w:t xml:space="preserve">    → Technical boundary integration</w:t>
+      </w:r>
+      <w:r>
+        <w:br/>
+      </w:r>
+      <w:r>
+        <w:br/>
+      </w:r>
+      <w:r>
+        <w:rPr>
+          <w:rStyle w:val="VerbatimChar"/>
+        </w:rPr>
+        <w:t xml:space="preserve">Trading Regression Tests</w:t>
+      </w:r>
+      <w:r>
+        <w:br/>
+      </w:r>
+      <w:r>
+        <w:rPr>
+          <w:rStyle w:val="VerbatimChar"/>
+        </w:rPr>
+        <w:t xml:space="preserve">    → Business-critical workflow protection</w:t>
+      </w:r>
+      <w:r>
+        <w:br/>
+      </w:r>
+      <w:r>
+        <w:br/>
+      </w:r>
+      <w:r>
+        <w:rPr>
+          <w:rStyle w:val="VerbatimChar"/>
+        </w:rPr>
+        <w:t xml:space="preserve">Documentation Validation</w:t>
+      </w:r>
+      <w:r>
+        <w:br/>
+      </w:r>
+      <w:r>
+        <w:rPr>
+          <w:rStyle w:val="VerbatimChar"/>
+        </w:rPr>
+        <w:t xml:space="preserve">    → Documentation source integrity</w:t>
+      </w:r>
+      <w:r>
+        <w:br/>
+      </w:r>
+      <w:r>
+        <w:br/>
+      </w:r>
+      <w:r>
+        <w:rPr>
+          <w:rStyle w:val="VerbatimChar"/>
+        </w:rPr>
+        <w:t xml:space="preserve">Documentation Generation</w:t>
+      </w:r>
+      <w:r>
+        <w:br/>
+      </w:r>
+      <w:r>
+        <w:rPr>
+          <w:rStyle w:val="VerbatimChar"/>
+        </w:rPr>
+        <w:t xml:space="preserve">    → Derived artifact generation</w:t>
+      </w:r>
+    </w:p>
+    <w:p>
+      <w:pPr>
+        <w:pStyle w:val="FirstParagraph"/>
+      </w:pPr>
+      <w:r>
+        <w:t xml:space="preserve">Avoid duplicate quality gates that verify the same behaviour without additional value.</w:t>
+      </w:r>
+    </w:p>
+    <w:p>
+      <w:r>
+        <w:pict>
+          <v:rect style="width:0;height:1.5pt" o:hralign="center" o:hrstd="t" o:hr="t"/>
+        </w:pict>
+      </w:r>
+    </w:p>
+    <w:bookmarkEnd w:id="42"/>
+    <w:bookmarkStart w:id="43" w:name="continuous-delivery"/>
+    <w:p>
+      <w:pPr>
+        <w:pStyle w:val="Heading1"/>
+      </w:pPr>
+      <w:r>
+        <w:t xml:space="preserve">Continuous Delivery</w:t>
+      </w:r>
+    </w:p>
+    <w:p>
+      <w:pPr>
+        <w:pStyle w:val="FirstParagraph"/>
+      </w:pPr>
+      <w:r>
+        <w:t xml:space="preserve">Continuous Delivery shall evolve with concrete release requirements.</w:t>
+      </w:r>
+    </w:p>
+    <w:p>
+      <w:pPr>
+        <w:pStyle w:val="BodyText"/>
+      </w:pPr>
+      <w:r>
+        <w:t xml:space="preserve">Potential future delivery stages include:</w:t>
+      </w:r>
+    </w:p>
+    <w:p>
+      <w:pPr>
+        <w:pStyle w:val="Compact"/>
+        <w:numPr>
+          <w:ilvl w:val="0"/>
+          <w:numId w:val="1025"/>
+        </w:numPr>
+      </w:pPr>
+      <w:r>
+        <w:t xml:space="preserve">version validation</w:t>
+      </w:r>
+    </w:p>
+    <w:p>
+      <w:pPr>
+        <w:pStyle w:val="Compact"/>
+        <w:numPr>
+          <w:ilvl w:val="0"/>
+          <w:numId w:val="1025"/>
+        </w:numPr>
+      </w:pPr>
+      <w:r>
+        <w:t xml:space="preserve">build artifacts</w:t>
+      </w:r>
+    </w:p>
+    <w:p>
+      <w:pPr>
+        <w:pStyle w:val="Compact"/>
+        <w:numPr>
+          <w:ilvl w:val="0"/>
+          <w:numId w:val="1025"/>
+        </w:numPr>
+      </w:pPr>
+      <w:r>
+        <w:t xml:space="preserve">release packaging</w:t>
+      </w:r>
+    </w:p>
+    <w:p>
+      <w:pPr>
+        <w:pStyle w:val="Compact"/>
+        <w:numPr>
+          <w:ilvl w:val="0"/>
+          <w:numId w:val="1025"/>
+        </w:numPr>
+      </w:pPr>
+      <w:r>
+        <w:t xml:space="preserve">release notes</w:t>
+      </w:r>
+    </w:p>
+    <w:p>
+      <w:pPr>
+        <w:pStyle w:val="Compact"/>
+        <w:numPr>
+          <w:ilvl w:val="0"/>
+          <w:numId w:val="1025"/>
+        </w:numPr>
+      </w:pPr>
+      <w:r>
+        <w:t xml:space="preserve">signed artifacts</w:t>
+      </w:r>
+    </w:p>
+    <w:p>
+      <w:pPr>
+        <w:pStyle w:val="Compact"/>
+        <w:numPr>
+          <w:ilvl w:val="0"/>
+          <w:numId w:val="1025"/>
+        </w:numPr>
+      </w:pPr>
+      <w:r>
+        <w:t xml:space="preserve">deployment validation</w:t>
+      </w:r>
+    </w:p>
+    <w:p>
+      <w:pPr>
+        <w:pStyle w:val="FirstParagraph"/>
+      </w:pPr>
+      <w:r>
+        <w:t xml:space="preserve">Delivery automation shall remain independent from application business logic.</w:t>
+      </w:r>
+    </w:p>
+    <w:p>
+      <w:pPr>
+        <w:pStyle w:val="BodyText"/>
+      </w:pPr>
+      <w:r>
+        <w:t xml:space="preserve">Do not implement automated deployment before a concrete deployment target exists.</w:t>
+      </w:r>
+    </w:p>
+    <w:p>
+      <w:r>
+        <w:pict>
+          <v:rect style="width:0;height:1.5pt" o:hralign="center" o:hrstd="t" o:hr="t"/>
+        </w:pict>
+      </w:r>
+    </w:p>
+    <w:bookmarkEnd w:id="43"/>
+    <w:bookmarkStart w:id="44" w:name="release-artifacts"/>
+    <w:p>
+      <w:pPr>
+        <w:pStyle w:val="Heading1"/>
+      </w:pPr>
+      <w:r>
+        <w:t xml:space="preserve">Release Artifacts</w:t>
+      </w:r>
+    </w:p>
+    <w:p>
+      <w:pPr>
+        <w:pStyle w:val="FirstParagraph"/>
+      </w:pPr>
+      <w:r>
+        <w:t xml:space="preserve">Future release artifacts may include:</w:t>
+      </w:r>
+    </w:p>
+    <w:p>
+      <w:pPr>
+        <w:pStyle w:val="Compact"/>
+        <w:numPr>
+          <w:ilvl w:val="0"/>
+          <w:numId w:val="1026"/>
+        </w:numPr>
+      </w:pPr>
+      <w:r>
+        <w:t xml:space="preserve">application packages</w:t>
+      </w:r>
+    </w:p>
+    <w:p>
+      <w:pPr>
+        <w:pStyle w:val="Compact"/>
+        <w:numPr>
+          <w:ilvl w:val="0"/>
+          <w:numId w:val="1026"/>
+        </w:numPr>
+      </w:pPr>
+      <w:r>
+        <w:t xml:space="preserve">installers</w:t>
+      </w:r>
+    </w:p>
+    <w:p>
+      <w:pPr>
+        <w:pStyle w:val="Compact"/>
+        <w:numPr>
+          <w:ilvl w:val="0"/>
+          <w:numId w:val="1026"/>
+        </w:numPr>
+      </w:pPr>
+      <w:r>
+        <w:t xml:space="preserve">documentation packages</w:t>
+      </w:r>
+    </w:p>
+    <w:p>
+      <w:pPr>
+        <w:pStyle w:val="FirstParagraph"/>
+      </w:pPr>
+      <w:r>
+        <w:t xml:space="preserve">Generated documentation may be included in release artifacts.</w:t>
+      </w:r>
+    </w:p>
+    <w:p>
+      <w:pPr>
+        <w:pStyle w:val="BodyText"/>
+      </w:pPr>
+      <w:r>
+        <w:t xml:space="preserve">Release artifact structure shall be defined when packaging requirements are known.</w:t>
+      </w:r>
+    </w:p>
+    <w:p>
+      <w:r>
+        <w:pict>
+          <v:rect style="width:0;height:1.5pt" o:hralign="center" o:hrstd="t" o:hr="t"/>
+        </w:pict>
+      </w:r>
+    </w:p>
+    <w:bookmarkEnd w:id="44"/>
+    <w:bookmarkStart w:id="45" w:name="release-versioning"/>
+    <w:p>
+      <w:pPr>
+        <w:pStyle w:val="Heading1"/>
+      </w:pPr>
+      <w:r>
+        <w:t xml:space="preserve">Release Versioning</w:t>
+      </w:r>
+    </w:p>
+    <w:p>
+      <w:pPr>
+        <w:pStyle w:val="FirstParagraph"/>
+      </w:pPr>
+      <w:r>
+        <w:t xml:space="preserve">Release versioning shall use one documented versioning strategy.</w:t>
+      </w:r>
+    </w:p>
+    <w:p>
+      <w:pPr>
+        <w:pStyle w:val="BodyText"/>
+      </w:pPr>
+      <w:r>
+        <w:t xml:space="preserve">Version changes shall remain synchronized where version information is exposed.</w:t>
+      </w:r>
+    </w:p>
+    <w:p>
+      <w:pPr>
+        <w:pStyle w:val="BodyText"/>
+      </w:pPr>
+      <w:r>
+        <w:t xml:space="preserve">Automated versioning shall not be introduced until release workflow ownership is defined.</w:t>
+      </w:r>
+    </w:p>
+    <w:p>
+      <w:r>
+        <w:pict>
+          <v:rect style="width:0;height:1.5pt" o:hralign="center" o:hrstd="t" o:hr="t"/>
+        </w:pict>
+      </w:r>
+    </w:p>
+    <w:bookmarkEnd w:id="45"/>
+    <w:bookmarkStart w:id="46" w:name="release-readiness"/>
+    <w:p>
+      <w:pPr>
+        <w:pStyle w:val="Heading1"/>
+      </w:pPr>
+      <w:r>
+        <w:t xml:space="preserve">Release Readiness</w:t>
+      </w:r>
+    </w:p>
+    <w:p>
+      <w:pPr>
+        <w:pStyle w:val="FirstParagraph"/>
+      </w:pPr>
+      <w:r>
+        <w:t xml:space="preserve">Before release verify:</w:t>
+      </w:r>
+    </w:p>
+    <w:p>
+      <w:pPr>
+        <w:pStyle w:val="Compact"/>
+        <w:numPr>
+          <w:ilvl w:val="0"/>
+          <w:numId w:val="1027"/>
+        </w:numPr>
+      </w:pPr>
+      <w:r>
+        <w:t xml:space="preserve">required CI quality gates passed</w:t>
+      </w:r>
+    </w:p>
+    <w:p>
+      <w:pPr>
+        <w:pStyle w:val="Compact"/>
+        <w:numPr>
+          <w:ilvl w:val="0"/>
+          <w:numId w:val="1027"/>
+        </w:numPr>
+      </w:pPr>
+      <w:r>
+        <w:t xml:space="preserve">trading-critical regression tests passed</w:t>
+      </w:r>
+    </w:p>
+    <w:p>
+      <w:pPr>
+        <w:pStyle w:val="Compact"/>
+        <w:numPr>
+          <w:ilvl w:val="0"/>
+          <w:numId w:val="1027"/>
+        </w:numPr>
+      </w:pPr>
+      <w:r>
+        <w:t xml:space="preserve">PAPER and LIVE safety tests passed</w:t>
+      </w:r>
+    </w:p>
+    <w:p>
+      <w:pPr>
+        <w:pStyle w:val="Compact"/>
+        <w:numPr>
+          <w:ilvl w:val="0"/>
+          <w:numId w:val="1027"/>
+        </w:numPr>
+      </w:pPr>
+      <w:r>
+        <w:t xml:space="preserve">documentation source updated</w:t>
+      </w:r>
+    </w:p>
+    <w:p>
+      <w:pPr>
+        <w:pStyle w:val="Compact"/>
+        <w:numPr>
+          <w:ilvl w:val="0"/>
+          <w:numId w:val="1027"/>
+        </w:numPr>
+      </w:pPr>
+      <w:r>
+        <w:t xml:space="preserve">documentation generation succeeded</w:t>
+      </w:r>
+    </w:p>
+    <w:p>
+      <w:pPr>
+        <w:pStyle w:val="Compact"/>
+        <w:numPr>
+          <w:ilvl w:val="0"/>
+          <w:numId w:val="1027"/>
+        </w:numPr>
+      </w:pPr>
+      <w:r>
+        <w:t xml:space="preserve">version information updated where required</w:t>
+      </w:r>
+    </w:p>
+    <w:p>
+      <w:pPr>
+        <w:pStyle w:val="Compact"/>
+        <w:numPr>
+          <w:ilvl w:val="0"/>
+          <w:numId w:val="1027"/>
+        </w:numPr>
+      </w:pPr>
+      <w:r>
+        <w:t xml:space="preserve">changelog updated</w:t>
+      </w:r>
+    </w:p>
+    <w:p>
+      <w:pPr>
+        <w:pStyle w:val="Compact"/>
+        <w:numPr>
+          <w:ilvl w:val="0"/>
+          <w:numId w:val="1027"/>
+        </w:numPr>
+      </w:pPr>
+      <w:r>
+        <w:t xml:space="preserve">release notes prepared</w:t>
+      </w:r>
+    </w:p>
+    <w:p>
+      <w:pPr>
+        <w:pStyle w:val="Compact"/>
+        <w:numPr>
+          <w:ilvl w:val="0"/>
+          <w:numId w:val="1027"/>
+        </w:numPr>
+      </w:pPr>
+      <w:r>
+        <w:t xml:space="preserve">known critical issues resolved</w:t>
+      </w:r>
+    </w:p>
+    <w:p>
+      <w:pPr>
+        <w:pStyle w:val="FirstParagraph"/>
+      </w:pPr>
+      <w:r>
+        <w:t xml:space="preserve">Only release software that satisfies defined release criteria.</w:t>
+      </w:r>
+    </w:p>
+    <w:p>
+      <w:r>
+        <w:pict>
+          <v:rect style="width:0;height:1.5pt" o:hralign="center" o:hrstd="t" o:hr="t"/>
+        </w:pict>
+      </w:r>
+    </w:p>
+    <w:bookmarkEnd w:id="46"/>
+    <w:bookmarkStart w:id="47" w:name="rollback-strategy"/>
+    <w:p>
+      <w:pPr>
+        <w:pStyle w:val="Heading1"/>
+      </w:pPr>
+      <w:r>
+        <w:t xml:space="preserve">Rollback Strategy</w:t>
+      </w:r>
+    </w:p>
+    <w:p>
+      <w:pPr>
+        <w:pStyle w:val="FirstParagraph"/>
+      </w:pPr>
+      <w:r>
+        <w:t xml:space="preserve">Delivery workflows shall define rollback behaviour before automated deployment is introduced.</w:t>
+      </w:r>
+    </w:p>
+    <w:p>
+      <w:pPr>
+        <w:pStyle w:val="BodyText"/>
+      </w:pPr>
+      <w:r>
+        <w:t xml:space="preserve">Rollback strategy depends on the future deployment model.</w:t>
+      </w:r>
+    </w:p>
+    <w:p>
+      <w:pPr>
+        <w:pStyle w:val="BodyText"/>
+      </w:pPr>
+      <w:r>
+        <w:t xml:space="preserve">Potential rollback concerns include:</w:t>
+      </w:r>
+    </w:p>
+    <w:p>
+      <w:pPr>
+        <w:pStyle w:val="Compact"/>
+        <w:numPr>
+          <w:ilvl w:val="0"/>
+          <w:numId w:val="1028"/>
+        </w:numPr>
+      </w:pPr>
+      <w:r>
+        <w:t xml:space="preserve">application version</w:t>
+      </w:r>
+    </w:p>
+    <w:p>
+      <w:pPr>
+        <w:pStyle w:val="Compact"/>
+        <w:numPr>
+          <w:ilvl w:val="0"/>
+          <w:numId w:val="1028"/>
+        </w:numPr>
+      </w:pPr>
+      <w:r>
+        <w:t xml:space="preserve">configuration compatibility</w:t>
+      </w:r>
+    </w:p>
+    <w:p>
+      <w:pPr>
+        <w:pStyle w:val="Compact"/>
+        <w:numPr>
+          <w:ilvl w:val="0"/>
+          <w:numId w:val="1028"/>
+        </w:numPr>
+      </w:pPr>
+      <w:r>
+        <w:t xml:space="preserve">database schema compatibility</w:t>
+      </w:r>
+    </w:p>
+    <w:p>
+      <w:pPr>
+        <w:pStyle w:val="Compact"/>
+        <w:numPr>
+          <w:ilvl w:val="0"/>
+          <w:numId w:val="1028"/>
+        </w:numPr>
+      </w:pPr>
+      <w:r>
+        <w:t xml:space="preserve">persisted business state</w:t>
+      </w:r>
+    </w:p>
+    <w:p>
+      <w:pPr>
+        <w:pStyle w:val="FirstParagraph"/>
+      </w:pPr>
+      <w:r>
+        <w:t xml:space="preserve">Rollback shall not silently rewrite trading history.</w:t>
+      </w:r>
+    </w:p>
+    <w:p>
+      <w:r>
+        <w:pict>
+          <v:rect style="width:0;height:1.5pt" o:hralign="center" o:hrstd="t" o:hr="t"/>
+        </w:pict>
+      </w:r>
+    </w:p>
+    <w:bookmarkEnd w:id="47"/>
+    <w:bookmarkStart w:id="48" w:name="dependency-auditing"/>
+    <w:p>
+      <w:pPr>
+        <w:pStyle w:val="Heading1"/>
+      </w:pPr>
+      <w:r>
+        <w:t xml:space="preserve">Dependency Auditing</w:t>
+      </w:r>
+    </w:p>
+    <w:p>
+      <w:pPr>
+        <w:pStyle w:val="FirstParagraph"/>
+      </w:pPr>
+      <w:r>
+        <w:t xml:space="preserve">Dependency auditing is a planned quality capability.</w:t>
+      </w:r>
+    </w:p>
+    <w:p>
+      <w:pPr>
+        <w:pStyle w:val="BodyText"/>
+      </w:pPr>
+      <w:r>
+        <w:t xml:space="preserve">Future CI may include:</w:t>
+      </w:r>
+    </w:p>
+    <w:p>
+      <w:pPr>
+        <w:pStyle w:val="Compact"/>
+        <w:numPr>
+          <w:ilvl w:val="0"/>
+          <w:numId w:val="1029"/>
+        </w:numPr>
+      </w:pPr>
+      <w:r>
+        <w:t xml:space="preserve">known vulnerability checks</w:t>
+      </w:r>
+    </w:p>
+    <w:p>
+      <w:pPr>
+        <w:pStyle w:val="Compact"/>
+        <w:numPr>
+          <w:ilvl w:val="0"/>
+          <w:numId w:val="1029"/>
+        </w:numPr>
+      </w:pPr>
+      <w:r>
+        <w:t xml:space="preserve">dependency metadata validation</w:t>
+      </w:r>
+    </w:p>
+    <w:p>
+      <w:pPr>
+        <w:pStyle w:val="Compact"/>
+        <w:numPr>
+          <w:ilvl w:val="0"/>
+          <w:numId w:val="1029"/>
+        </w:numPr>
+      </w:pPr>
+      <w:r>
+        <w:t xml:space="preserve">unsupported dependency detection</w:t>
+      </w:r>
+    </w:p>
+    <w:p>
+      <w:pPr>
+        <w:pStyle w:val="FirstParagraph"/>
+      </w:pPr>
+      <w:r>
+        <w:t xml:space="preserve">Dependency auditing shall be introduced when the selected tooling and response policy are defined.</w:t>
+      </w:r>
+    </w:p>
+    <w:p>
+      <w:pPr>
+        <w:pStyle w:val="BodyText"/>
+      </w:pPr>
+      <w:r>
+        <w:t xml:space="preserve">Do not document dependency auditing as active until implemented.</w:t>
+      </w:r>
+    </w:p>
+    <w:p>
+      <w:r>
+        <w:pict>
+          <v:rect style="width:0;height:1.5pt" o:hralign="center" o:hrstd="t" o:hr="t"/>
+        </w:pict>
+      </w:r>
+    </w:p>
+    <w:bookmarkEnd w:id="48"/>
+    <w:bookmarkStart w:id="49" w:name="security-scanning"/>
+    <w:p>
+      <w:pPr>
+        <w:pStyle w:val="Heading1"/>
+      </w:pPr>
+      <w:r>
+        <w:t xml:space="preserve">Security Scanning</w:t>
+      </w:r>
+    </w:p>
+    <w:p>
+      <w:pPr>
+        <w:pStyle w:val="FirstParagraph"/>
+      </w:pPr>
+      <w:r>
+        <w:t xml:space="preserve">Security scanning is a planned quality capability.</w:t>
+      </w:r>
+    </w:p>
+    <w:p>
+      <w:pPr>
+        <w:pStyle w:val="BodyText"/>
+      </w:pPr>
+      <w:r>
+        <w:t xml:space="preserve">Potential future checks may include:</w:t>
+      </w:r>
+    </w:p>
+    <w:p>
+      <w:pPr>
+        <w:pStyle w:val="Compact"/>
+        <w:numPr>
+          <w:ilvl w:val="0"/>
+          <w:numId w:val="1030"/>
+        </w:numPr>
+      </w:pPr>
+      <w:r>
+        <w:t xml:space="preserve">source scanning</w:t>
+      </w:r>
+    </w:p>
+    <w:p>
+      <w:pPr>
+        <w:pStyle w:val="Compact"/>
+        <w:numPr>
+          <w:ilvl w:val="0"/>
+          <w:numId w:val="1030"/>
+        </w:numPr>
+      </w:pPr>
+      <w:r>
+        <w:t xml:space="preserve">secret scanning</w:t>
+      </w:r>
+    </w:p>
+    <w:p>
+      <w:pPr>
+        <w:pStyle w:val="Compact"/>
+        <w:numPr>
+          <w:ilvl w:val="0"/>
+          <w:numId w:val="1030"/>
+        </w:numPr>
+      </w:pPr>
+      <w:r>
+        <w:t xml:space="preserve">dependency vulnerability scanning</w:t>
+      </w:r>
+    </w:p>
+    <w:p>
+      <w:pPr>
+        <w:pStyle w:val="FirstParagraph"/>
+      </w:pPr>
+      <w:r>
+        <w:t xml:space="preserve">Security scanning shall be integrated with explicit ownership and failure policy.</w:t>
+      </w:r>
+    </w:p>
+    <w:p>
+      <w:pPr>
+        <w:pStyle w:val="BodyText"/>
+      </w:pPr>
+      <w:r>
+        <w:t xml:space="preserve">LIVE trading credentials shall never be exposed to scanning output.</w:t>
+      </w:r>
+    </w:p>
+    <w:p>
+      <w:r>
+        <w:pict>
+          <v:rect style="width:0;height:1.5pt" o:hralign="center" o:hrstd="t" o:hr="t"/>
+        </w:pict>
+      </w:r>
+    </w:p>
+    <w:bookmarkEnd w:id="49"/>
+    <w:bookmarkStart w:id="50" w:name="coverage-reporting"/>
+    <w:p>
+      <w:pPr>
+        <w:pStyle w:val="Heading1"/>
+      </w:pPr>
+      <w:r>
+        <w:t xml:space="preserve">Coverage Reporting</w:t>
+      </w:r>
+    </w:p>
+    <w:p>
+      <w:pPr>
+        <w:pStyle w:val="FirstParagraph"/>
+      </w:pPr>
+      <w:r>
+        <w:t xml:space="preserve">Coverage reporting may be introduced to support test analysis.</w:t>
+      </w:r>
+    </w:p>
+    <w:p>
+      <w:pPr>
+        <w:pStyle w:val="BodyText"/>
+      </w:pPr>
+      <w:r>
+        <w:t xml:space="preserve">Coverage percentage shall not replace risk-based testing.</w:t>
+      </w:r>
+    </w:p>
+    <w:p>
+      <w:pPr>
+        <w:pStyle w:val="BodyText"/>
+      </w:pPr>
+      <w:r>
+        <w:t xml:space="preserve">High coverage does not prove safe trading workflow behaviour.</w:t>
+      </w:r>
+    </w:p>
+    <w:p>
+      <w:pPr>
+        <w:pStyle w:val="BodyText"/>
+      </w:pPr>
+      <w:r>
+        <w:t xml:space="preserve">Trading-critical workflows require explicit scenario tests.</w:t>
+      </w:r>
+    </w:p>
+    <w:p>
+      <w:r>
+        <w:pict>
+          <v:rect style="width:0;height:1.5pt" o:hralign="center" o:hrstd="t" o:hr="t"/>
+        </w:pict>
+      </w:r>
+    </w:p>
+    <w:bookmarkEnd w:id="50"/>
+    <w:bookmarkStart w:id="51" w:name="ci-observability"/>
+    <w:p>
+      <w:pPr>
+        <w:pStyle w:val="Heading1"/>
+      </w:pPr>
+      <w:r>
+        <w:t xml:space="preserve">CI Observability</w:t>
+      </w:r>
+    </w:p>
+    <w:p>
+      <w:pPr>
+        <w:pStyle w:val="FirstParagraph"/>
+      </w:pPr>
+      <w:r>
+        <w:t xml:space="preserve">CI results shall clearly identify:</w:t>
+      </w:r>
+    </w:p>
+    <w:p>
+      <w:pPr>
+        <w:pStyle w:val="Compact"/>
+        <w:numPr>
+          <w:ilvl w:val="0"/>
+          <w:numId w:val="1031"/>
+        </w:numPr>
+      </w:pPr>
+      <w:r>
+        <w:t xml:space="preserve">failed job</w:t>
+      </w:r>
+    </w:p>
+    <w:p>
+      <w:pPr>
+        <w:pStyle w:val="Compact"/>
+        <w:numPr>
+          <w:ilvl w:val="0"/>
+          <w:numId w:val="1031"/>
+        </w:numPr>
+      </w:pPr>
+      <w:r>
+        <w:t xml:space="preserve">failed quality gate</w:t>
+      </w:r>
+    </w:p>
+    <w:p>
+      <w:pPr>
+        <w:pStyle w:val="Compact"/>
+        <w:numPr>
+          <w:ilvl w:val="0"/>
+          <w:numId w:val="1031"/>
+        </w:numPr>
+      </w:pPr>
+      <w:r>
+        <w:t xml:space="preserve">failed command</w:t>
+      </w:r>
+    </w:p>
+    <w:p>
+      <w:pPr>
+        <w:pStyle w:val="Compact"/>
+        <w:numPr>
+          <w:ilvl w:val="0"/>
+          <w:numId w:val="1031"/>
+        </w:numPr>
+      </w:pPr>
+      <w:r>
+        <w:t xml:space="preserve">relevant test or document</w:t>
+      </w:r>
+    </w:p>
+    <w:p>
+      <w:pPr>
+        <w:pStyle w:val="Compact"/>
+        <w:numPr>
+          <w:ilvl w:val="0"/>
+          <w:numId w:val="1031"/>
+        </w:numPr>
+      </w:pPr>
+      <w:r>
+        <w:t xml:space="preserve">failure output</w:t>
+      </w:r>
+    </w:p>
+    <w:p>
+      <w:pPr>
+        <w:pStyle w:val="FirstParagraph"/>
+      </w:pPr>
+      <w:r>
+        <w:t xml:space="preserve">CI logs shall not expose secrets.</w:t>
+      </w:r>
+    </w:p>
+    <w:p>
+      <w:pPr>
+        <w:pStyle w:val="BodyText"/>
+      </w:pPr>
+      <w:r>
+        <w:t xml:space="preserve">Failure diagnostics shall remain sufficient for local reproduction.</w:t>
+      </w:r>
+    </w:p>
+    <w:p>
+      <w:r>
+        <w:pict>
+          <v:rect style="width:0;height:1.5pt" o:hralign="center" o:hrstd="t" o:hr="t"/>
+        </w:pict>
+      </w:r>
+    </w:p>
+    <w:bookmarkEnd w:id="51"/>
+    <w:bookmarkStart w:id="52" w:name="ci-reproducibility"/>
+    <w:p>
+      <w:pPr>
+        <w:pStyle w:val="Heading1"/>
+      </w:pPr>
+      <w:r>
+        <w:t xml:space="preserve">CI Reproducibility</w:t>
+      </w:r>
+    </w:p>
+    <w:p>
+      <w:pPr>
+        <w:pStyle w:val="FirstParagraph"/>
+      </w:pPr>
+      <w:r>
+        <w:t xml:space="preserve">A failed CI check should be reproducible locally where practical.</w:t>
+      </w:r>
+    </w:p>
+    <w:p>
+      <w:pPr>
+        <w:pStyle w:val="BodyText"/>
+      </w:pPr>
+      <w:r>
+        <w:t xml:space="preserve">Commands documented in CI shall use repository-managed dependencies and paths.</w:t>
+      </w:r>
+    </w:p>
+    <w:p>
+      <w:pPr>
+        <w:pStyle w:val="BodyText"/>
+      </w:pPr>
+      <w:r>
+        <w:t xml:space="preserve">Avoid CI-only hidden validation logic.</w:t>
+      </w:r>
+    </w:p>
+    <w:p>
+      <w:pPr>
+        <w:pStyle w:val="BodyText"/>
+      </w:pPr>
+      <w:r>
+        <w:t xml:space="preserve">Where CI-specific behaviour is required, document the reason.</w:t>
+      </w:r>
+    </w:p>
+    <w:p>
+      <w:r>
+        <w:pict>
+          <v:rect style="width:0;height:1.5pt" o:hralign="center" o:hrstd="t" o:hr="t"/>
+        </w:pict>
+      </w:r>
+    </w:p>
+    <w:bookmarkEnd w:id="52"/>
+    <w:bookmarkStart w:id="53" w:name="cicd-evolution"/>
+    <w:p>
+      <w:pPr>
+        <w:pStyle w:val="Heading1"/>
+      </w:pPr>
+      <w:r>
+        <w:t xml:space="preserve">CI/CD Evolution</w:t>
+      </w:r>
+    </w:p>
+    <w:p>
+      <w:pPr>
+        <w:pStyle w:val="FirstParagraph"/>
+      </w:pPr>
+      <w:r>
+        <w:t xml:space="preserve">CI/CD evolves with implemented product and release requirements.</w:t>
+      </w:r>
+    </w:p>
+    <w:p>
+      <w:pPr>
+        <w:pStyle w:val="BodyText"/>
+      </w:pPr>
+      <w:r>
+        <w:t xml:space="preserve">Before introducing a new pipeline step:</w:t>
+      </w:r>
+    </w:p>
+    <w:p>
+      <w:pPr>
+        <w:pStyle w:val="Compact"/>
+        <w:numPr>
+          <w:ilvl w:val="0"/>
+          <w:numId w:val="1032"/>
+        </w:numPr>
+      </w:pPr>
+      <w:r>
+        <w:t xml:space="preserve">Identify the quality or delivery risk.</w:t>
+      </w:r>
+    </w:p>
+    <w:p>
+      <w:pPr>
+        <w:pStyle w:val="Compact"/>
+        <w:numPr>
+          <w:ilvl w:val="0"/>
+          <w:numId w:val="1032"/>
+        </w:numPr>
+      </w:pPr>
+      <w:r>
+        <w:t xml:space="preserve">Identify the owning workflow.</w:t>
+      </w:r>
+    </w:p>
+    <w:p>
+      <w:pPr>
+        <w:pStyle w:val="Compact"/>
+        <w:numPr>
+          <w:ilvl w:val="0"/>
+          <w:numId w:val="1032"/>
+        </w:numPr>
+      </w:pPr>
+      <w:r>
+        <w:t xml:space="preserve">Define the validation behaviour.</w:t>
+      </w:r>
+    </w:p>
+    <w:p>
+      <w:pPr>
+        <w:pStyle w:val="Compact"/>
+        <w:numPr>
+          <w:ilvl w:val="0"/>
+          <w:numId w:val="1032"/>
+        </w:numPr>
+      </w:pPr>
+      <w:r>
+        <w:t xml:space="preserve">Define failure policy.</w:t>
+      </w:r>
+    </w:p>
+    <w:p>
+      <w:pPr>
+        <w:pStyle w:val="Compact"/>
+        <w:numPr>
+          <w:ilvl w:val="0"/>
+          <w:numId w:val="1032"/>
+        </w:numPr>
+      </w:pPr>
+      <w:r>
+        <w:t xml:space="preserve">Evaluate runtime cost.</w:t>
+      </w:r>
+    </w:p>
+    <w:p>
+      <w:pPr>
+        <w:pStyle w:val="Compact"/>
+        <w:numPr>
+          <w:ilvl w:val="0"/>
+          <w:numId w:val="1032"/>
+        </w:numPr>
+      </w:pPr>
+      <w:r>
+        <w:t xml:space="preserve">Ensure local reproducibility where practical.</w:t>
+      </w:r>
+    </w:p>
+    <w:p>
+      <w:pPr>
+        <w:pStyle w:val="Compact"/>
+        <w:numPr>
+          <w:ilvl w:val="0"/>
+          <w:numId w:val="1032"/>
+        </w:numPr>
+      </w:pPr>
+      <w:r>
+        <w:t xml:space="preserve">Update documentation.</w:t>
+      </w:r>
+    </w:p>
+    <w:p>
+      <w:pPr>
+        <w:pStyle w:val="FirstParagraph"/>
+      </w:pPr>
+      <w:r>
+        <w:t xml:space="preserve">Avoid pipeline complexity created only for hypothetical future scale.</w:t>
+      </w:r>
+    </w:p>
+    <w:p>
+      <w:r>
+        <w:pict>
+          <v:rect style="width:0;height:1.5pt" o:hralign="center" o:hrstd="t" o:hr="t"/>
+        </w:pict>
+      </w:r>
+    </w:p>
+    <w:bookmarkEnd w:id="53"/>
+    <w:bookmarkStart w:id="54" w:name="cicd-review-checklist"/>
+    <w:p>
+      <w:pPr>
+        <w:pStyle w:val="Heading1"/>
+      </w:pPr>
+      <w:r>
+        <w:t xml:space="preserve">CI/CD Review Checklist</w:t>
+      </w:r>
+    </w:p>
+    <w:p>
+      <w:pPr>
+        <w:pStyle w:val="FirstParagraph"/>
+      </w:pPr>
+      <w:r>
+        <w:t xml:space="preserve">Before introducing or changing CI/CD verify:</w:t>
+      </w:r>
+    </w:p>
+    <w:p>
+      <w:pPr>
+        <w:pStyle w:val="Compact"/>
+        <w:numPr>
+          <w:ilvl w:val="0"/>
+          <w:numId w:val="1033"/>
+        </w:numPr>
+      </w:pPr>
+      <w:r>
+        <w:t xml:space="preserve">quality or delivery requirement identified</w:t>
+      </w:r>
+    </w:p>
+    <w:p>
+      <w:pPr>
+        <w:pStyle w:val="Compact"/>
+        <w:numPr>
+          <w:ilvl w:val="0"/>
+          <w:numId w:val="1033"/>
+        </w:numPr>
+      </w:pPr>
+      <w:r>
+        <w:t xml:space="preserve">pipeline step has one clear purpose</w:t>
+      </w:r>
+    </w:p>
+    <w:p>
+      <w:pPr>
+        <w:pStyle w:val="Compact"/>
+        <w:numPr>
+          <w:ilvl w:val="0"/>
+          <w:numId w:val="1033"/>
+        </w:numPr>
+      </w:pPr>
+      <w:r>
+        <w:t xml:space="preserve">execution is deterministic</w:t>
+      </w:r>
+    </w:p>
+    <w:p>
+      <w:pPr>
+        <w:pStyle w:val="Compact"/>
+        <w:numPr>
+          <w:ilvl w:val="0"/>
+          <w:numId w:val="1033"/>
+        </w:numPr>
+      </w:pPr>
+      <w:r>
+        <w:t xml:space="preserve">execution is reproducible</w:t>
+      </w:r>
+    </w:p>
+    <w:p>
+      <w:pPr>
+        <w:pStyle w:val="Compact"/>
+        <w:numPr>
+          <w:ilvl w:val="0"/>
+          <w:numId w:val="1033"/>
+        </w:numPr>
+      </w:pPr>
+      <w:r>
+        <w:t xml:space="preserve">LIVE trading is not required</w:t>
+      </w:r>
+    </w:p>
+    <w:p>
+      <w:pPr>
+        <w:pStyle w:val="Compact"/>
+        <w:numPr>
+          <w:ilvl w:val="0"/>
+          <w:numId w:val="1033"/>
+        </w:numPr>
+      </w:pPr>
+      <w:r>
+        <w:t xml:space="preserve">LIVE credentials are not exposed</w:t>
+      </w:r>
+    </w:p>
+    <w:p>
+      <w:pPr>
+        <w:pStyle w:val="Compact"/>
+        <w:numPr>
+          <w:ilvl w:val="0"/>
+          <w:numId w:val="1033"/>
+        </w:numPr>
+      </w:pPr>
+      <w:r>
+        <w:t xml:space="preserve">architecture boundaries evaluated</w:t>
+      </w:r>
+    </w:p>
+    <w:p>
+      <w:pPr>
+        <w:pStyle w:val="Compact"/>
+        <w:numPr>
+          <w:ilvl w:val="0"/>
+          <w:numId w:val="1033"/>
+        </w:numPr>
+      </w:pPr>
+      <w:r>
+        <w:t xml:space="preserve">trading regression impact evaluated</w:t>
+      </w:r>
+    </w:p>
+    <w:p>
+      <w:pPr>
+        <w:pStyle w:val="Compact"/>
+        <w:numPr>
+          <w:ilvl w:val="0"/>
+          <w:numId w:val="1033"/>
+        </w:numPr>
+      </w:pPr>
+      <w:r>
+        <w:t xml:space="preserve">PAPER and LIVE safety evaluated</w:t>
+      </w:r>
+    </w:p>
+    <w:p>
+      <w:pPr>
+        <w:pStyle w:val="Compact"/>
+        <w:numPr>
+          <w:ilvl w:val="0"/>
+          <w:numId w:val="1033"/>
+        </w:numPr>
+      </w:pPr>
+      <w:r>
+        <w:t xml:space="preserve">documentation source validation evaluated</w:t>
+      </w:r>
+    </w:p>
+    <w:p>
+      <w:pPr>
+        <w:pStyle w:val="Compact"/>
+        <w:numPr>
+          <w:ilvl w:val="0"/>
+          <w:numId w:val="1033"/>
+        </w:numPr>
+      </w:pPr>
+      <w:r>
+        <w:t xml:space="preserve">documentation generation evaluated</w:t>
+      </w:r>
+    </w:p>
+    <w:p>
+      <w:pPr>
+        <w:pStyle w:val="Compact"/>
+        <w:numPr>
+          <w:ilvl w:val="0"/>
+          <w:numId w:val="1033"/>
+        </w:numPr>
+      </w:pPr>
+      <w:r>
+        <w:t xml:space="preserve">generated DOCX/PDF content is not treated as source</w:t>
+      </w:r>
+    </w:p>
+    <w:p>
+      <w:pPr>
+        <w:pStyle w:val="Compact"/>
+        <w:numPr>
+          <w:ilvl w:val="0"/>
+          <w:numId w:val="1033"/>
+        </w:numPr>
+      </w:pPr>
+      <w:r>
+        <w:t xml:space="preserve">failure policy defined</w:t>
+      </w:r>
+    </w:p>
+    <w:p>
+      <w:pPr>
+        <w:pStyle w:val="Compact"/>
+        <w:numPr>
+          <w:ilvl w:val="0"/>
+          <w:numId w:val="1033"/>
+        </w:numPr>
+      </w:pPr>
+      <w:r>
+        <w:t xml:space="preserve">local reproduction documented</w:t>
+      </w:r>
+    </w:p>
+    <w:p>
+      <w:pPr>
+        <w:pStyle w:val="Compact"/>
+        <w:numPr>
+          <w:ilvl w:val="0"/>
+          <w:numId w:val="1033"/>
+        </w:numPr>
+      </w:pPr>
+      <w:r>
+        <w:t xml:space="preserve">runtime cost evaluated</w:t>
+      </w:r>
+    </w:p>
+    <w:p>
+      <w:pPr>
+        <w:pStyle w:val="Compact"/>
+        <w:numPr>
+          <w:ilvl w:val="0"/>
+          <w:numId w:val="1033"/>
+        </w:numPr>
+      </w:pPr>
+      <w:r>
+        <w:t xml:space="preserve">rollback impact evaluated where relevant</w:t>
+      </w:r>
+    </w:p>
+    <w:p>
+      <w:pPr>
+        <w:pStyle w:val="Compact"/>
+        <w:numPr>
+          <w:ilvl w:val="0"/>
+          <w:numId w:val="1033"/>
+        </w:numPr>
+      </w:pPr>
+      <w:r>
+        <w:t xml:space="preserve">documentation synchronized</w:t>
+      </w:r>
+    </w:p>
+    <w:p>
+      <w:r>
+        <w:pict>
+          <v:rect style="width:0;height:1.5pt" o:hralign="center" o:hrstd="t" o:hr="t"/>
+        </w:pict>
+      </w:r>
+    </w:p>
+    <w:bookmarkEnd w:id="54"/>
+    <w:bookmarkStart w:id="55" w:name="related-documents"/>
+    <w:p>
+      <w:pPr>
+        <w:pStyle w:val="Heading1"/>
+      </w:pPr>
+      <w:r>
         <w:t xml:space="preserve">Related Documents</w:t>
       </w:r>
     </w:p>
@@ -1203,7 +5308,163 @@
         <w:pStyle w:val="Compact"/>
         <w:numPr>
           <w:ilvl w:val="0"/>
-          <w:numId w:val="1010"/>
+          <w:numId w:val="1034"/>
+        </w:numPr>
+      </w:pPr>
+      <w:r>
+        <w:t xml:space="preserve">Product_Vision.md</w:t>
+      </w:r>
+    </w:p>
+    <w:p>
+      <w:pPr>
+        <w:pStyle w:val="Compact"/>
+        <w:numPr>
+          <w:ilvl w:val="0"/>
+          <w:numId w:val="1034"/>
+        </w:numPr>
+      </w:pPr>
+      <w:r>
+        <w:t xml:space="preserve">Product_Roadmap.md</w:t>
+      </w:r>
+    </w:p>
+    <w:p>
+      <w:pPr>
+        <w:pStyle w:val="Compact"/>
+        <w:numPr>
+          <w:ilvl w:val="0"/>
+          <w:numId w:val="1034"/>
+        </w:numPr>
+      </w:pPr>
+      <w:r>
+        <w:t xml:space="preserve">Project_Overview.md</w:t>
+      </w:r>
+    </w:p>
+    <w:p>
+      <w:pPr>
+        <w:pStyle w:val="Compact"/>
+        <w:numPr>
+          <w:ilvl w:val="0"/>
+          <w:numId w:val="1034"/>
+        </w:numPr>
+      </w:pPr>
+      <w:r>
+        <w:t xml:space="preserve">Architecture.md</w:t>
+      </w:r>
+    </w:p>
+    <w:p>
+      <w:pPr>
+        <w:pStyle w:val="Compact"/>
+        <w:numPr>
+          <w:ilvl w:val="0"/>
+          <w:numId w:val="1034"/>
+        </w:numPr>
+      </w:pPr>
+      <w:r>
+        <w:t xml:space="preserve">Infrastructure.md</w:t>
+      </w:r>
+    </w:p>
+    <w:p>
+      <w:pPr>
+        <w:pStyle w:val="Compact"/>
+        <w:numPr>
+          <w:ilvl w:val="0"/>
+          <w:numId w:val="1034"/>
+        </w:numPr>
+      </w:pPr>
+      <w:r>
+        <w:t xml:space="preserve">Technical_Specifications.md</w:t>
+      </w:r>
+    </w:p>
+    <w:p>
+      <w:pPr>
+        <w:pStyle w:val="Compact"/>
+        <w:numPr>
+          <w:ilvl w:val="0"/>
+          <w:numId w:val="1034"/>
+        </w:numPr>
+      </w:pPr>
+      <w:r>
+        <w:t xml:space="preserve">Project_Structure.md</w:t>
+      </w:r>
+    </w:p>
+    <w:p>
+      <w:pPr>
+        <w:pStyle w:val="Compact"/>
+        <w:numPr>
+          <w:ilvl w:val="0"/>
+          <w:numId w:val="1034"/>
+        </w:numPr>
+      </w:pPr>
+      <w:r>
+        <w:t xml:space="preserve">Configuration.md</w:t>
+      </w:r>
+    </w:p>
+    <w:p>
+      <w:pPr>
+        <w:pStyle w:val="Compact"/>
+        <w:numPr>
+          <w:ilvl w:val="0"/>
+          <w:numId w:val="1034"/>
+        </w:numPr>
+      </w:pPr>
+      <w:r>
+        <w:t xml:space="preserve">Runtime.md</w:t>
+      </w:r>
+    </w:p>
+    <w:p>
+      <w:pPr>
+        <w:pStyle w:val="Compact"/>
+        <w:numPr>
+          <w:ilvl w:val="0"/>
+          <w:numId w:val="1034"/>
+        </w:numPr>
+      </w:pPr>
+      <w:r>
+        <w:t xml:space="preserve">Logging.md</w:t>
+      </w:r>
+    </w:p>
+    <w:p>
+      <w:pPr>
+        <w:pStyle w:val="Compact"/>
+        <w:numPr>
+          <w:ilvl w:val="0"/>
+          <w:numId w:val="1034"/>
+        </w:numPr>
+      </w:pPr>
+      <w:r>
+        <w:t xml:space="preserve">Monitoring.md</w:t>
+      </w:r>
+    </w:p>
+    <w:p>
+      <w:pPr>
+        <w:pStyle w:val="Compact"/>
+        <w:numPr>
+          <w:ilvl w:val="0"/>
+          <w:numId w:val="1034"/>
+        </w:numPr>
+      </w:pPr>
+      <w:r>
+        <w:t xml:space="preserve">Testing_Strategy.md</w:t>
+      </w:r>
+    </w:p>
+    <w:p>
+      <w:pPr>
+        <w:pStyle w:val="Compact"/>
+        <w:numPr>
+          <w:ilvl w:val="0"/>
+          <w:numId w:val="1034"/>
+        </w:numPr>
+      </w:pPr>
+      <w:r>
+        <w:t xml:space="preserve">Development_Guidelines.md</w:t>
+      </w:r>
+    </w:p>
+    <w:p>
+      <w:pPr>
+        <w:pStyle w:val="Compact"/>
+        <w:numPr>
+          <w:ilvl w:val="0"/>
+          <w:numId w:val="1034"/>
         </w:numPr>
       </w:pPr>
       <w:r>
@@ -1215,50 +5476,14 @@
         <w:pStyle w:val="Compact"/>
         <w:numPr>
           <w:ilvl w:val="0"/>
-          <w:numId w:val="1010"/>
-        </w:numPr>
-      </w:pPr>
-      <w:r>
-        <w:t xml:space="preserve">Testing_Strategy.md</w:t>
-      </w:r>
-    </w:p>
-    <w:p>
-      <w:pPr>
-        <w:pStyle w:val="Compact"/>
-        <w:numPr>
-          <w:ilvl w:val="0"/>
-          <w:numId w:val="1010"/>
-        </w:numPr>
-      </w:pPr>
-      <w:r>
-        <w:t xml:space="preserve">Development_Guidelines.md</w:t>
-      </w:r>
-    </w:p>
-    <w:p>
-      <w:pPr>
-        <w:pStyle w:val="Compact"/>
-        <w:numPr>
-          <w:ilvl w:val="0"/>
-          <w:numId w:val="1010"/>
-        </w:numPr>
-      </w:pPr>
-      <w:r>
-        <w:t xml:space="preserve">Runtime.md</w:t>
-      </w:r>
-    </w:p>
-    <w:p>
-      <w:pPr>
-        <w:pStyle w:val="Compact"/>
-        <w:numPr>
-          <w:ilvl w:val="0"/>
-          <w:numId w:val="1010"/>
+          <w:numId w:val="1034"/>
         </w:numPr>
       </w:pPr>
       <w:r>
         <w:t xml:space="preserve">AGENTS.md</w:t>
       </w:r>
     </w:p>
-    <w:bookmarkEnd w:id="23"/>
+    <w:bookmarkEnd w:id="55"/>
     <w:sectPr>
       <w:footnotePr>
         <w:numRestart w:val="eachSect"/>
@@ -1567,6 +5792,69 @@
     <w:abstractNumId w:val="991"/>
   </w:num>
   <w:num w:numId="1003">
+    <w:abstractNumId w:val="991"/>
+  </w:num>
+  <w:num w:numId="1004">
+    <w:abstractNumId w:val="991"/>
+  </w:num>
+  <w:num w:numId="1005">
+    <w:abstractNumId w:val="991"/>
+  </w:num>
+  <w:num w:numId="1006">
+    <w:abstractNumId w:val="991"/>
+  </w:num>
+  <w:num w:numId="1007">
+    <w:abstractNumId w:val="991"/>
+  </w:num>
+  <w:num w:numId="1008">
+    <w:abstractNumId w:val="991"/>
+  </w:num>
+  <w:num w:numId="1009">
+    <w:abstractNumId w:val="991"/>
+  </w:num>
+  <w:num w:numId="1010">
+    <w:abstractNumId w:val="991"/>
+  </w:num>
+  <w:num w:numId="1011">
+    <w:abstractNumId w:val="991"/>
+  </w:num>
+  <w:num w:numId="1012">
+    <w:abstractNumId w:val="991"/>
+  </w:num>
+  <w:num w:numId="1013">
+    <w:abstractNumId w:val="991"/>
+  </w:num>
+  <w:num w:numId="1014">
+    <w:abstractNumId w:val="991"/>
+  </w:num>
+  <w:num w:numId="1015">
+    <w:abstractNumId w:val="991"/>
+  </w:num>
+  <w:num w:numId="1016">
+    <w:abstractNumId w:val="991"/>
+  </w:num>
+  <w:num w:numId="1017">
+    <w:abstractNumId w:val="991"/>
+  </w:num>
+  <w:num w:numId="1018">
+    <w:abstractNumId w:val="991"/>
+  </w:num>
+  <w:num w:numId="1019">
+    <w:abstractNumId w:val="991"/>
+  </w:num>
+  <w:num w:numId="1020">
+    <w:abstractNumId w:val="991"/>
+  </w:num>
+  <w:num w:numId="1021">
+    <w:abstractNumId w:val="991"/>
+  </w:num>
+  <w:num w:numId="1022">
+    <w:abstractNumId w:val="991"/>
+  </w:num>
+  <w:num w:numId="1023">
+    <w:abstractNumId w:val="991"/>
+  </w:num>
+  <w:num w:numId="1024">
     <w:abstractNumId w:val="99411"/>
     <w:lvlOverride w:ilvl="0">
       <w:startOverride w:val="1"/>
@@ -1596,25 +5884,61 @@
       <w:startOverride w:val="1"/>
     </w:lvlOverride>
   </w:num>
-  <w:num w:numId="1004">
+  <w:num w:numId="1025">
     <w:abstractNumId w:val="991"/>
   </w:num>
-  <w:num w:numId="1005">
+  <w:num w:numId="1026">
     <w:abstractNumId w:val="991"/>
   </w:num>
-  <w:num w:numId="1006">
+  <w:num w:numId="1027">
     <w:abstractNumId w:val="991"/>
   </w:num>
-  <w:num w:numId="1007">
+  <w:num w:numId="1028">
     <w:abstractNumId w:val="991"/>
   </w:num>
-  <w:num w:numId="1008">
+  <w:num w:numId="1029">
     <w:abstractNumId w:val="991"/>
   </w:num>
-  <w:num w:numId="1009">
+  <w:num w:numId="1030">
     <w:abstractNumId w:val="991"/>
   </w:num>
-  <w:num w:numId="1010">
+  <w:num w:numId="1031">
+    <w:abstractNumId w:val="991"/>
+  </w:num>
+  <w:num w:numId="1032">
+    <w:abstractNumId w:val="99411"/>
+    <w:lvlOverride w:ilvl="0">
+      <w:startOverride w:val="1"/>
+    </w:lvlOverride>
+    <w:lvlOverride w:ilvl="1">
+      <w:startOverride w:val="1"/>
+    </w:lvlOverride>
+    <w:lvlOverride w:ilvl="2">
+      <w:startOverride w:val="1"/>
+    </w:lvlOverride>
+    <w:lvlOverride w:ilvl="3">
+      <w:startOverride w:val="1"/>
+    </w:lvlOverride>
+    <w:lvlOverride w:ilvl="4">
+      <w:startOverride w:val="1"/>
+    </w:lvlOverride>
+    <w:lvlOverride w:ilvl="5">
+      <w:startOverride w:val="1"/>
+    </w:lvlOverride>
+    <w:lvlOverride w:ilvl="6">
+      <w:startOverride w:val="1"/>
+    </w:lvlOverride>
+    <w:lvlOverride w:ilvl="7">
+      <w:startOverride w:val="1"/>
+    </w:lvlOverride>
+    <w:lvlOverride w:ilvl="8">
+      <w:startOverride w:val="1"/>
+    </w:lvlOverride>
+  </w:num>
+  <w:num w:numId="1033">
+    <w:abstractNumId w:val="991"/>
+  </w:num>
+  <w:num w:numId="1034">
     <w:abstractNumId w:val="991"/>
   </w:num>
 </w:numbering>

--- a/docs/generated/docx/operations/CI_CD.docx
+++ b/docs/generated/docx/operations/CI_CD.docx
@@ -3592,7 +3592,235 @@
       </w:r>
     </w:p>
     <w:bookmarkEnd w:id="37"/>
-    <w:bookmarkStart w:id="38" w:name="local-verification"/>
+    <w:bookmarkStart w:id="38" w:name="project-analysis-agent-quality-gate"/>
+    <w:p>
+      <w:pPr>
+        <w:pStyle w:val="Heading1"/>
+      </w:pPr>
+      <w:r>
+        <w:t xml:space="preserve">Project Analysis Agent Quality Gate</w:t>
+      </w:r>
+    </w:p>
+    <w:p>
+      <w:pPr>
+        <w:pStyle w:val="FirstParagraph"/>
+      </w:pPr>
+      <w:r>
+        <w:t xml:space="preserve">The CI pipeline runs the read-only Project Analysis Agent.</w:t>
+      </w:r>
+    </w:p>
+    <w:p>
+      <w:pPr>
+        <w:pStyle w:val="BodyText"/>
+      </w:pPr>
+      <w:r>
+        <w:t xml:space="preserve">The agent is executed in two modes:</w:t>
+      </w:r>
+    </w:p>
+    <w:p>
+      <w:pPr>
+        <w:pStyle w:val="SourceCode"/>
+      </w:pPr>
+      <w:r>
+        <w:rPr>
+          <w:rStyle w:val="VerbatimChar"/>
+        </w:rPr>
+        <w:t xml:space="preserve">python tools/project_analysis_agent.py .</w:t>
+      </w:r>
+      <w:r>
+        <w:br/>
+      </w:r>
+      <w:r>
+        <w:rPr>
+          <w:rStyle w:val="VerbatimChar"/>
+        </w:rPr>
+        <w:t xml:space="preserve">python tools/project_analysis_agent.py . --json</w:t>
+      </w:r>
+    </w:p>
+    <w:p>
+      <w:pPr>
+        <w:pStyle w:val="FirstParagraph"/>
+      </w:pPr>
+      <w:r>
+        <w:t xml:space="preserve">The JSON report is validated and uploaded as a CI artifact.</w:t>
+      </w:r>
+    </w:p>
+    <w:p>
+      <w:pPr>
+        <w:pStyle w:val="BodyText"/>
+      </w:pPr>
+      <w:r>
+        <w:t xml:space="preserve">The CI quality gate also runs:</w:t>
+      </w:r>
+    </w:p>
+    <w:p>
+      <w:pPr>
+        <w:pStyle w:val="SourceCode"/>
+      </w:pPr>
+      <w:r>
+        <w:rPr>
+          <w:rStyle w:val="VerbatimChar"/>
+        </w:rPr>
+        <w:t xml:space="preserve">python tools/project_analysis_agent.py . --fail-on-critical</w:t>
+      </w:r>
+    </w:p>
+    <w:p>
+      <w:pPr>
+        <w:pStyle w:val="FirstParagraph"/>
+      </w:pPr>
+      <w:r>
+        <w:t xml:space="preserve">Critical findings fail CI.</w:t>
+      </w:r>
+    </w:p>
+    <w:p>
+      <w:pPr>
+        <w:pStyle w:val="BodyText"/>
+      </w:pPr>
+      <w:r>
+        <w:t xml:space="preserve">Critical findings include:</w:t>
+      </w:r>
+    </w:p>
+    <w:p>
+      <w:pPr>
+        <w:pStyle w:val="Compact"/>
+        <w:numPr>
+          <w:ilvl w:val="0"/>
+          <w:numId w:val="1024"/>
+        </w:numPr>
+      </w:pPr>
+      <w:r>
+        <w:t xml:space="preserve">missing important documentation</w:t>
+      </w:r>
+    </w:p>
+    <w:p>
+      <w:pPr>
+        <w:pStyle w:val="Compact"/>
+        <w:numPr>
+          <w:ilvl w:val="0"/>
+          <w:numId w:val="1024"/>
+        </w:numPr>
+      </w:pPr>
+      <w:r>
+        <w:t xml:space="preserve">empty Markdown files</w:t>
+      </w:r>
+    </w:p>
+    <w:p>
+      <w:pPr>
+        <w:pStyle w:val="Compact"/>
+        <w:numPr>
+          <w:ilvl w:val="0"/>
+          <w:numId w:val="1024"/>
+        </w:numPr>
+      </w:pPr>
+      <w:r>
+        <w:t xml:space="preserve">placeholder Markdown files</w:t>
+      </w:r>
+    </w:p>
+    <w:p>
+      <w:pPr>
+        <w:pStyle w:val="Compact"/>
+        <w:numPr>
+          <w:ilvl w:val="0"/>
+          <w:numId w:val="1024"/>
+        </w:numPr>
+      </w:pPr>
+      <w:r>
+        <w:t xml:space="preserve">architecture import violations</w:t>
+      </w:r>
+    </w:p>
+    <w:p>
+      <w:pPr>
+        <w:pStyle w:val="Compact"/>
+        <w:numPr>
+          <w:ilvl w:val="0"/>
+          <w:numId w:val="1024"/>
+        </w:numPr>
+      </w:pPr>
+      <w:r>
+        <w:t xml:space="preserve">Python parse errors</w:t>
+      </w:r>
+    </w:p>
+    <w:p>
+      <w:pPr>
+        <w:pStyle w:val="FirstParagraph"/>
+      </w:pPr>
+      <w:r>
+        <w:t xml:space="preserve">Trading safety hotspots are currently report-only.</w:t>
+      </w:r>
+    </w:p>
+    <w:p>
+      <w:pPr>
+        <w:pStyle w:val="BodyText"/>
+      </w:pPr>
+      <w:r>
+        <w:t xml:space="preserve">They shall not fail CI unless an explicit future decision changes the quality gate policy.</w:t>
+      </w:r>
+    </w:p>
+    <w:p>
+      <w:pPr>
+        <w:pStyle w:val="BodyText"/>
+      </w:pPr>
+      <w:r>
+        <w:t xml:space="preserve">The Project Analysis Agent shall remain:</w:t>
+      </w:r>
+    </w:p>
+    <w:p>
+      <w:pPr>
+        <w:pStyle w:val="Compact"/>
+        <w:numPr>
+          <w:ilvl w:val="0"/>
+          <w:numId w:val="1025"/>
+        </w:numPr>
+      </w:pPr>
+      <w:r>
+        <w:t xml:space="preserve">read-only</w:t>
+      </w:r>
+    </w:p>
+    <w:p>
+      <w:pPr>
+        <w:pStyle w:val="Compact"/>
+        <w:numPr>
+          <w:ilvl w:val="0"/>
+          <w:numId w:val="1025"/>
+        </w:numPr>
+      </w:pPr>
+      <w:r>
+        <w:t xml:space="preserve">non-trading</w:t>
+      </w:r>
+    </w:p>
+    <w:p>
+      <w:pPr>
+        <w:pStyle w:val="Compact"/>
+        <w:numPr>
+          <w:ilvl w:val="0"/>
+          <w:numId w:val="1025"/>
+        </w:numPr>
+      </w:pPr>
+      <w:r>
+        <w:t xml:space="preserve">broker-disconnected</w:t>
+      </w:r>
+    </w:p>
+    <w:p>
+      <w:pPr>
+        <w:pStyle w:val="Compact"/>
+        <w:numPr>
+          <w:ilvl w:val="0"/>
+          <w:numId w:val="1025"/>
+        </w:numPr>
+      </w:pPr>
+      <w:r>
+        <w:t xml:space="preserve">LIVE-disabled</w:t>
+      </w:r>
+    </w:p>
+    <w:p>
+      <w:r>
+        <w:pict>
+          <v:rect style="width:0;height:1.5pt" o:hralign="center" o:hrstd="t" o:hr="t"/>
+        </w:pict>
+      </w:r>
+    </w:p>
+    <w:bookmarkEnd w:id="38"/>
+    <w:bookmarkStart w:id="39" w:name="local-verification"/>
     <w:p>
       <w:pPr>
         <w:pStyle w:val="Heading1"/>
@@ -3680,8 +3908,8 @@
         </w:pict>
       </w:r>
     </w:p>
-    <w:bookmarkEnd w:id="38"/>
-    <w:bookmarkStart w:id="39" w:name="local-formatting"/>
+    <w:bookmarkEnd w:id="39"/>
+    <w:bookmarkStart w:id="40" w:name="local-formatting"/>
     <w:p>
       <w:pPr>
         <w:pStyle w:val="Heading1"/>
@@ -3743,8 +3971,8 @@
         </w:pict>
       </w:r>
     </w:p>
-    <w:bookmarkEnd w:id="39"/>
-    <w:bookmarkStart w:id="40" w:name="test-selection"/>
+    <w:bookmarkEnd w:id="40"/>
+    <w:bookmarkStart w:id="41" w:name="test-selection"/>
     <w:p>
       <w:pPr>
         <w:pStyle w:val="Heading1"/>
@@ -3830,8 +4058,8 @@
         </w:pict>
       </w:r>
     </w:p>
-    <w:bookmarkEnd w:id="40"/>
-    <w:bookmarkStart w:id="41" w:name="test-failures"/>
+    <w:bookmarkEnd w:id="41"/>
+    <w:bookmarkStart w:id="42" w:name="test-failures"/>
     <w:p>
       <w:pPr>
         <w:pStyle w:val="Heading1"/>
@@ -3869,7 +4097,7 @@
         <w:pStyle w:val="Compact"/>
         <w:numPr>
           <w:ilvl w:val="0"/>
-          <w:numId w:val="1024"/>
+          <w:numId w:val="1026"/>
         </w:numPr>
       </w:pPr>
       <w:r>
@@ -3881,7 +4109,7 @@
         <w:pStyle w:val="Compact"/>
         <w:numPr>
           <w:ilvl w:val="0"/>
-          <w:numId w:val="1024"/>
+          <w:numId w:val="1026"/>
         </w:numPr>
       </w:pPr>
       <w:r>
@@ -3893,7 +4121,7 @@
         <w:pStyle w:val="Compact"/>
         <w:numPr>
           <w:ilvl w:val="0"/>
-          <w:numId w:val="1024"/>
+          <w:numId w:val="1026"/>
         </w:numPr>
       </w:pPr>
       <w:r>
@@ -3905,7 +4133,7 @@
         <w:pStyle w:val="Compact"/>
         <w:numPr>
           <w:ilvl w:val="0"/>
-          <w:numId w:val="1024"/>
+          <w:numId w:val="1026"/>
         </w:numPr>
       </w:pPr>
       <w:r>
@@ -3927,8 +4155,8 @@
         </w:pict>
       </w:r>
     </w:p>
-    <w:bookmarkEnd w:id="41"/>
-    <w:bookmarkStart w:id="42" w:name="quality-gate-ownership"/>
+    <w:bookmarkEnd w:id="42"/>
+    <w:bookmarkStart w:id="43" w:name="quality-gate-ownership"/>
     <w:p>
       <w:pPr>
         <w:pStyle w:val="Heading1"/>
@@ -4093,8 +4321,8 @@
         </w:pict>
       </w:r>
     </w:p>
-    <w:bookmarkEnd w:id="42"/>
-    <w:bookmarkStart w:id="43" w:name="continuous-delivery"/>
+    <w:bookmarkEnd w:id="43"/>
+    <w:bookmarkStart w:id="44" w:name="continuous-delivery"/>
     <w:p>
       <w:pPr>
         <w:pStyle w:val="Heading1"/>
@@ -4124,7 +4352,7 @@
         <w:pStyle w:val="Compact"/>
         <w:numPr>
           <w:ilvl w:val="0"/>
-          <w:numId w:val="1025"/>
+          <w:numId w:val="1027"/>
         </w:numPr>
       </w:pPr>
       <w:r>
@@ -4136,7 +4364,7 @@
         <w:pStyle w:val="Compact"/>
         <w:numPr>
           <w:ilvl w:val="0"/>
-          <w:numId w:val="1025"/>
+          <w:numId w:val="1027"/>
         </w:numPr>
       </w:pPr>
       <w:r>
@@ -4148,7 +4376,7 @@
         <w:pStyle w:val="Compact"/>
         <w:numPr>
           <w:ilvl w:val="0"/>
-          <w:numId w:val="1025"/>
+          <w:numId w:val="1027"/>
         </w:numPr>
       </w:pPr>
       <w:r>
@@ -4160,7 +4388,7 @@
         <w:pStyle w:val="Compact"/>
         <w:numPr>
           <w:ilvl w:val="0"/>
-          <w:numId w:val="1025"/>
+          <w:numId w:val="1027"/>
         </w:numPr>
       </w:pPr>
       <w:r>
@@ -4172,7 +4400,7 @@
         <w:pStyle w:val="Compact"/>
         <w:numPr>
           <w:ilvl w:val="0"/>
-          <w:numId w:val="1025"/>
+          <w:numId w:val="1027"/>
         </w:numPr>
       </w:pPr>
       <w:r>
@@ -4184,7 +4412,7 @@
         <w:pStyle w:val="Compact"/>
         <w:numPr>
           <w:ilvl w:val="0"/>
-          <w:numId w:val="1025"/>
+          <w:numId w:val="1027"/>
         </w:numPr>
       </w:pPr>
       <w:r>
@@ -4214,8 +4442,8 @@
         </w:pict>
       </w:r>
     </w:p>
-    <w:bookmarkEnd w:id="43"/>
-    <w:bookmarkStart w:id="44" w:name="release-artifacts"/>
+    <w:bookmarkEnd w:id="44"/>
+    <w:bookmarkStart w:id="45" w:name="release-artifacts"/>
     <w:p>
       <w:pPr>
         <w:pStyle w:val="Heading1"/>
@@ -4237,7 +4465,7 @@
         <w:pStyle w:val="Compact"/>
         <w:numPr>
           <w:ilvl w:val="0"/>
-          <w:numId w:val="1026"/>
+          <w:numId w:val="1028"/>
         </w:numPr>
       </w:pPr>
       <w:r>
@@ -4249,7 +4477,7 @@
         <w:pStyle w:val="Compact"/>
         <w:numPr>
           <w:ilvl w:val="0"/>
-          <w:numId w:val="1026"/>
+          <w:numId w:val="1028"/>
         </w:numPr>
       </w:pPr>
       <w:r>
@@ -4261,7 +4489,7 @@
         <w:pStyle w:val="Compact"/>
         <w:numPr>
           <w:ilvl w:val="0"/>
-          <w:numId w:val="1026"/>
+          <w:numId w:val="1028"/>
         </w:numPr>
       </w:pPr>
       <w:r>
@@ -4291,8 +4519,8 @@
         </w:pict>
       </w:r>
     </w:p>
-    <w:bookmarkEnd w:id="44"/>
-    <w:bookmarkStart w:id="45" w:name="release-versioning"/>
+    <w:bookmarkEnd w:id="45"/>
+    <w:bookmarkStart w:id="46" w:name="release-versioning"/>
     <w:p>
       <w:pPr>
         <w:pStyle w:val="Heading1"/>
@@ -4332,8 +4560,8 @@
         </w:pict>
       </w:r>
     </w:p>
-    <w:bookmarkEnd w:id="45"/>
-    <w:bookmarkStart w:id="46" w:name="release-readiness"/>
+    <w:bookmarkEnd w:id="46"/>
+    <w:bookmarkStart w:id="47" w:name="release-readiness"/>
     <w:p>
       <w:pPr>
         <w:pStyle w:val="Heading1"/>
@@ -4355,7 +4583,7 @@
         <w:pStyle w:val="Compact"/>
         <w:numPr>
           <w:ilvl w:val="0"/>
-          <w:numId w:val="1027"/>
+          <w:numId w:val="1029"/>
         </w:numPr>
       </w:pPr>
       <w:r>
@@ -4367,7 +4595,7 @@
         <w:pStyle w:val="Compact"/>
         <w:numPr>
           <w:ilvl w:val="0"/>
-          <w:numId w:val="1027"/>
+          <w:numId w:val="1029"/>
         </w:numPr>
       </w:pPr>
       <w:r>
@@ -4379,7 +4607,7 @@
         <w:pStyle w:val="Compact"/>
         <w:numPr>
           <w:ilvl w:val="0"/>
-          <w:numId w:val="1027"/>
+          <w:numId w:val="1029"/>
         </w:numPr>
       </w:pPr>
       <w:r>
@@ -4391,7 +4619,7 @@
         <w:pStyle w:val="Compact"/>
         <w:numPr>
           <w:ilvl w:val="0"/>
-          <w:numId w:val="1027"/>
+          <w:numId w:val="1029"/>
         </w:numPr>
       </w:pPr>
       <w:r>
@@ -4403,7 +4631,7 @@
         <w:pStyle w:val="Compact"/>
         <w:numPr>
           <w:ilvl w:val="0"/>
-          <w:numId w:val="1027"/>
+          <w:numId w:val="1029"/>
         </w:numPr>
       </w:pPr>
       <w:r>
@@ -4415,7 +4643,7 @@
         <w:pStyle w:val="Compact"/>
         <w:numPr>
           <w:ilvl w:val="0"/>
-          <w:numId w:val="1027"/>
+          <w:numId w:val="1029"/>
         </w:numPr>
       </w:pPr>
       <w:r>
@@ -4427,7 +4655,7 @@
         <w:pStyle w:val="Compact"/>
         <w:numPr>
           <w:ilvl w:val="0"/>
-          <w:numId w:val="1027"/>
+          <w:numId w:val="1029"/>
         </w:numPr>
       </w:pPr>
       <w:r>
@@ -4439,7 +4667,7 @@
         <w:pStyle w:val="Compact"/>
         <w:numPr>
           <w:ilvl w:val="0"/>
-          <w:numId w:val="1027"/>
+          <w:numId w:val="1029"/>
         </w:numPr>
       </w:pPr>
       <w:r>
@@ -4451,7 +4679,7 @@
         <w:pStyle w:val="Compact"/>
         <w:numPr>
           <w:ilvl w:val="0"/>
-          <w:numId w:val="1027"/>
+          <w:numId w:val="1029"/>
         </w:numPr>
       </w:pPr>
       <w:r>
@@ -4473,8 +4701,8 @@
         </w:pict>
       </w:r>
     </w:p>
-    <w:bookmarkEnd w:id="46"/>
-    <w:bookmarkStart w:id="47" w:name="rollback-strategy"/>
+    <w:bookmarkEnd w:id="47"/>
+    <w:bookmarkStart w:id="48" w:name="rollback-strategy"/>
     <w:p>
       <w:pPr>
         <w:pStyle w:val="Heading1"/>
@@ -4512,7 +4740,7 @@
         <w:pStyle w:val="Compact"/>
         <w:numPr>
           <w:ilvl w:val="0"/>
-          <w:numId w:val="1028"/>
+          <w:numId w:val="1030"/>
         </w:numPr>
       </w:pPr>
       <w:r>
@@ -4524,7 +4752,7 @@
         <w:pStyle w:val="Compact"/>
         <w:numPr>
           <w:ilvl w:val="0"/>
-          <w:numId w:val="1028"/>
+          <w:numId w:val="1030"/>
         </w:numPr>
       </w:pPr>
       <w:r>
@@ -4536,7 +4764,7 @@
         <w:pStyle w:val="Compact"/>
         <w:numPr>
           <w:ilvl w:val="0"/>
-          <w:numId w:val="1028"/>
+          <w:numId w:val="1030"/>
         </w:numPr>
       </w:pPr>
       <w:r>
@@ -4548,7 +4776,7 @@
         <w:pStyle w:val="Compact"/>
         <w:numPr>
           <w:ilvl w:val="0"/>
-          <w:numId w:val="1028"/>
+          <w:numId w:val="1030"/>
         </w:numPr>
       </w:pPr>
       <w:r>
@@ -4570,8 +4798,8 @@
         </w:pict>
       </w:r>
     </w:p>
-    <w:bookmarkEnd w:id="47"/>
-    <w:bookmarkStart w:id="48" w:name="dependency-auditing"/>
+    <w:bookmarkEnd w:id="48"/>
+    <w:bookmarkStart w:id="49" w:name="dependency-auditing"/>
     <w:p>
       <w:pPr>
         <w:pStyle w:val="Heading1"/>
@@ -4601,7 +4829,7 @@
         <w:pStyle w:val="Compact"/>
         <w:numPr>
           <w:ilvl w:val="0"/>
-          <w:numId w:val="1029"/>
+          <w:numId w:val="1031"/>
         </w:numPr>
       </w:pPr>
       <w:r>
@@ -4613,7 +4841,7 @@
         <w:pStyle w:val="Compact"/>
         <w:numPr>
           <w:ilvl w:val="0"/>
-          <w:numId w:val="1029"/>
+          <w:numId w:val="1031"/>
         </w:numPr>
       </w:pPr>
       <w:r>
@@ -4625,7 +4853,7 @@
         <w:pStyle w:val="Compact"/>
         <w:numPr>
           <w:ilvl w:val="0"/>
-          <w:numId w:val="1029"/>
+          <w:numId w:val="1031"/>
         </w:numPr>
       </w:pPr>
       <w:r>
@@ -4655,8 +4883,8 @@
         </w:pict>
       </w:r>
     </w:p>
-    <w:bookmarkEnd w:id="48"/>
-    <w:bookmarkStart w:id="49" w:name="security-scanning"/>
+    <w:bookmarkEnd w:id="49"/>
+    <w:bookmarkStart w:id="50" w:name="security-scanning"/>
     <w:p>
       <w:pPr>
         <w:pStyle w:val="Heading1"/>
@@ -4686,7 +4914,7 @@
         <w:pStyle w:val="Compact"/>
         <w:numPr>
           <w:ilvl w:val="0"/>
-          <w:numId w:val="1030"/>
+          <w:numId w:val="1032"/>
         </w:numPr>
       </w:pPr>
       <w:r>
@@ -4698,7 +4926,7 @@
         <w:pStyle w:val="Compact"/>
         <w:numPr>
           <w:ilvl w:val="0"/>
-          <w:numId w:val="1030"/>
+          <w:numId w:val="1032"/>
         </w:numPr>
       </w:pPr>
       <w:r>
@@ -4710,7 +4938,7 @@
         <w:pStyle w:val="Compact"/>
         <w:numPr>
           <w:ilvl w:val="0"/>
-          <w:numId w:val="1030"/>
+          <w:numId w:val="1032"/>
         </w:numPr>
       </w:pPr>
       <w:r>
@@ -4740,8 +4968,8 @@
         </w:pict>
       </w:r>
     </w:p>
-    <w:bookmarkEnd w:id="49"/>
-    <w:bookmarkStart w:id="50" w:name="coverage-reporting"/>
+    <w:bookmarkEnd w:id="50"/>
+    <w:bookmarkStart w:id="51" w:name="coverage-reporting"/>
     <w:p>
       <w:pPr>
         <w:pStyle w:val="Heading1"/>
@@ -4789,8 +5017,8 @@
         </w:pict>
       </w:r>
     </w:p>
-    <w:bookmarkEnd w:id="50"/>
-    <w:bookmarkStart w:id="51" w:name="ci-observability"/>
+    <w:bookmarkEnd w:id="51"/>
+    <w:bookmarkStart w:id="52" w:name="ci-observability"/>
     <w:p>
       <w:pPr>
         <w:pStyle w:val="Heading1"/>
@@ -4812,7 +5040,7 @@
         <w:pStyle w:val="Compact"/>
         <w:numPr>
           <w:ilvl w:val="0"/>
-          <w:numId w:val="1031"/>
+          <w:numId w:val="1033"/>
         </w:numPr>
       </w:pPr>
       <w:r>
@@ -4824,7 +5052,7 @@
         <w:pStyle w:val="Compact"/>
         <w:numPr>
           <w:ilvl w:val="0"/>
-          <w:numId w:val="1031"/>
+          <w:numId w:val="1033"/>
         </w:numPr>
       </w:pPr>
       <w:r>
@@ -4836,7 +5064,7 @@
         <w:pStyle w:val="Compact"/>
         <w:numPr>
           <w:ilvl w:val="0"/>
-          <w:numId w:val="1031"/>
+          <w:numId w:val="1033"/>
         </w:numPr>
       </w:pPr>
       <w:r>
@@ -4848,7 +5076,7 @@
         <w:pStyle w:val="Compact"/>
         <w:numPr>
           <w:ilvl w:val="0"/>
-          <w:numId w:val="1031"/>
+          <w:numId w:val="1033"/>
         </w:numPr>
       </w:pPr>
       <w:r>
@@ -4860,7 +5088,7 @@
         <w:pStyle w:val="Compact"/>
         <w:numPr>
           <w:ilvl w:val="0"/>
-          <w:numId w:val="1031"/>
+          <w:numId w:val="1033"/>
         </w:numPr>
       </w:pPr>
       <w:r>
@@ -4890,8 +5118,8 @@
         </w:pict>
       </w:r>
     </w:p>
-    <w:bookmarkEnd w:id="51"/>
-    <w:bookmarkStart w:id="52" w:name="ci-reproducibility"/>
+    <w:bookmarkEnd w:id="52"/>
+    <w:bookmarkStart w:id="53" w:name="ci-reproducibility"/>
     <w:p>
       <w:pPr>
         <w:pStyle w:val="Heading1"/>
@@ -4939,8 +5167,8 @@
         </w:pict>
       </w:r>
     </w:p>
-    <w:bookmarkEnd w:id="52"/>
-    <w:bookmarkStart w:id="53" w:name="cicd-evolution"/>
+    <w:bookmarkEnd w:id="53"/>
+    <w:bookmarkStart w:id="54" w:name="cicd-evolution"/>
     <w:p>
       <w:pPr>
         <w:pStyle w:val="Heading1"/>
@@ -4970,7 +5198,7 @@
         <w:pStyle w:val="Compact"/>
         <w:numPr>
           <w:ilvl w:val="0"/>
-          <w:numId w:val="1032"/>
+          <w:numId w:val="1034"/>
         </w:numPr>
       </w:pPr>
       <w:r>
@@ -4982,7 +5210,7 @@
         <w:pStyle w:val="Compact"/>
         <w:numPr>
           <w:ilvl w:val="0"/>
-          <w:numId w:val="1032"/>
+          <w:numId w:val="1034"/>
         </w:numPr>
       </w:pPr>
       <w:r>
@@ -4994,7 +5222,7 @@
         <w:pStyle w:val="Compact"/>
         <w:numPr>
           <w:ilvl w:val="0"/>
-          <w:numId w:val="1032"/>
+          <w:numId w:val="1034"/>
         </w:numPr>
       </w:pPr>
       <w:r>
@@ -5006,7 +5234,7 @@
         <w:pStyle w:val="Compact"/>
         <w:numPr>
           <w:ilvl w:val="0"/>
-          <w:numId w:val="1032"/>
+          <w:numId w:val="1034"/>
         </w:numPr>
       </w:pPr>
       <w:r>
@@ -5018,7 +5246,7 @@
         <w:pStyle w:val="Compact"/>
         <w:numPr>
           <w:ilvl w:val="0"/>
-          <w:numId w:val="1032"/>
+          <w:numId w:val="1034"/>
         </w:numPr>
       </w:pPr>
       <w:r>
@@ -5030,7 +5258,7 @@
         <w:pStyle w:val="Compact"/>
         <w:numPr>
           <w:ilvl w:val="0"/>
-          <w:numId w:val="1032"/>
+          <w:numId w:val="1034"/>
         </w:numPr>
       </w:pPr>
       <w:r>
@@ -5042,7 +5270,7 @@
         <w:pStyle w:val="Compact"/>
         <w:numPr>
           <w:ilvl w:val="0"/>
-          <w:numId w:val="1032"/>
+          <w:numId w:val="1034"/>
         </w:numPr>
       </w:pPr>
       <w:r>
@@ -5064,8 +5292,8 @@
         </w:pict>
       </w:r>
     </w:p>
-    <w:bookmarkEnd w:id="53"/>
-    <w:bookmarkStart w:id="54" w:name="cicd-review-checklist"/>
+    <w:bookmarkEnd w:id="54"/>
+    <w:bookmarkStart w:id="55" w:name="cicd-review-checklist"/>
     <w:p>
       <w:pPr>
         <w:pStyle w:val="Heading1"/>
@@ -5087,7 +5315,7 @@
         <w:pStyle w:val="Compact"/>
         <w:numPr>
           <w:ilvl w:val="0"/>
-          <w:numId w:val="1033"/>
+          <w:numId w:val="1035"/>
         </w:numPr>
       </w:pPr>
       <w:r>
@@ -5099,7 +5327,7 @@
         <w:pStyle w:val="Compact"/>
         <w:numPr>
           <w:ilvl w:val="0"/>
-          <w:numId w:val="1033"/>
+          <w:numId w:val="1035"/>
         </w:numPr>
       </w:pPr>
       <w:r>
@@ -5111,7 +5339,7 @@
         <w:pStyle w:val="Compact"/>
         <w:numPr>
           <w:ilvl w:val="0"/>
-          <w:numId w:val="1033"/>
+          <w:numId w:val="1035"/>
         </w:numPr>
       </w:pPr>
       <w:r>
@@ -5123,7 +5351,7 @@
         <w:pStyle w:val="Compact"/>
         <w:numPr>
           <w:ilvl w:val="0"/>
-          <w:numId w:val="1033"/>
+          <w:numId w:val="1035"/>
         </w:numPr>
       </w:pPr>
       <w:r>
@@ -5135,7 +5363,7 @@
         <w:pStyle w:val="Compact"/>
         <w:numPr>
           <w:ilvl w:val="0"/>
-          <w:numId w:val="1033"/>
+          <w:numId w:val="1035"/>
         </w:numPr>
       </w:pPr>
       <w:r>
@@ -5147,7 +5375,7 @@
         <w:pStyle w:val="Compact"/>
         <w:numPr>
           <w:ilvl w:val="0"/>
-          <w:numId w:val="1033"/>
+          <w:numId w:val="1035"/>
         </w:numPr>
       </w:pPr>
       <w:r>
@@ -5159,7 +5387,7 @@
         <w:pStyle w:val="Compact"/>
         <w:numPr>
           <w:ilvl w:val="0"/>
-          <w:numId w:val="1033"/>
+          <w:numId w:val="1035"/>
         </w:numPr>
       </w:pPr>
       <w:r>
@@ -5171,7 +5399,7 @@
         <w:pStyle w:val="Compact"/>
         <w:numPr>
           <w:ilvl w:val="0"/>
-          <w:numId w:val="1033"/>
+          <w:numId w:val="1035"/>
         </w:numPr>
       </w:pPr>
       <w:r>
@@ -5183,7 +5411,7 @@
         <w:pStyle w:val="Compact"/>
         <w:numPr>
           <w:ilvl w:val="0"/>
-          <w:numId w:val="1033"/>
+          <w:numId w:val="1035"/>
         </w:numPr>
       </w:pPr>
       <w:r>
@@ -5195,7 +5423,7 @@
         <w:pStyle w:val="Compact"/>
         <w:numPr>
           <w:ilvl w:val="0"/>
-          <w:numId w:val="1033"/>
+          <w:numId w:val="1035"/>
         </w:numPr>
       </w:pPr>
       <w:r>
@@ -5207,7 +5435,7 @@
         <w:pStyle w:val="Compact"/>
         <w:numPr>
           <w:ilvl w:val="0"/>
-          <w:numId w:val="1033"/>
+          <w:numId w:val="1035"/>
         </w:numPr>
       </w:pPr>
       <w:r>
@@ -5219,7 +5447,7 @@
         <w:pStyle w:val="Compact"/>
         <w:numPr>
           <w:ilvl w:val="0"/>
-          <w:numId w:val="1033"/>
+          <w:numId w:val="1035"/>
         </w:numPr>
       </w:pPr>
       <w:r>
@@ -5231,7 +5459,7 @@
         <w:pStyle w:val="Compact"/>
         <w:numPr>
           <w:ilvl w:val="0"/>
-          <w:numId w:val="1033"/>
+          <w:numId w:val="1035"/>
         </w:numPr>
       </w:pPr>
       <w:r>
@@ -5243,7 +5471,7 @@
         <w:pStyle w:val="Compact"/>
         <w:numPr>
           <w:ilvl w:val="0"/>
-          <w:numId w:val="1033"/>
+          <w:numId w:val="1035"/>
         </w:numPr>
       </w:pPr>
       <w:r>
@@ -5255,7 +5483,7 @@
         <w:pStyle w:val="Compact"/>
         <w:numPr>
           <w:ilvl w:val="0"/>
-          <w:numId w:val="1033"/>
+          <w:numId w:val="1035"/>
         </w:numPr>
       </w:pPr>
       <w:r>
@@ -5267,7 +5495,7 @@
         <w:pStyle w:val="Compact"/>
         <w:numPr>
           <w:ilvl w:val="0"/>
-          <w:numId w:val="1033"/>
+          <w:numId w:val="1035"/>
         </w:numPr>
       </w:pPr>
       <w:r>
@@ -5279,7 +5507,7 @@
         <w:pStyle w:val="Compact"/>
         <w:numPr>
           <w:ilvl w:val="0"/>
-          <w:numId w:val="1033"/>
+          <w:numId w:val="1035"/>
         </w:numPr>
       </w:pPr>
       <w:r>
@@ -5293,8 +5521,8 @@
         </w:pict>
       </w:r>
     </w:p>
-    <w:bookmarkEnd w:id="54"/>
-    <w:bookmarkStart w:id="55" w:name="related-documents"/>
+    <w:bookmarkEnd w:id="55"/>
+    <w:bookmarkStart w:id="56" w:name="related-documents"/>
     <w:p>
       <w:pPr>
         <w:pStyle w:val="Heading1"/>
@@ -5308,7 +5536,7 @@
         <w:pStyle w:val="Compact"/>
         <w:numPr>
           <w:ilvl w:val="0"/>
-          <w:numId w:val="1034"/>
+          <w:numId w:val="1036"/>
         </w:numPr>
       </w:pPr>
       <w:r>
@@ -5320,7 +5548,7 @@
         <w:pStyle w:val="Compact"/>
         <w:numPr>
           <w:ilvl w:val="0"/>
-          <w:numId w:val="1034"/>
+          <w:numId w:val="1036"/>
         </w:numPr>
       </w:pPr>
       <w:r>
@@ -5332,7 +5560,7 @@
         <w:pStyle w:val="Compact"/>
         <w:numPr>
           <w:ilvl w:val="0"/>
-          <w:numId w:val="1034"/>
+          <w:numId w:val="1036"/>
         </w:numPr>
       </w:pPr>
       <w:r>
@@ -5344,7 +5572,7 @@
         <w:pStyle w:val="Compact"/>
         <w:numPr>
           <w:ilvl w:val="0"/>
-          <w:numId w:val="1034"/>
+          <w:numId w:val="1036"/>
         </w:numPr>
       </w:pPr>
       <w:r>
@@ -5356,7 +5584,7 @@
         <w:pStyle w:val="Compact"/>
         <w:numPr>
           <w:ilvl w:val="0"/>
-          <w:numId w:val="1034"/>
+          <w:numId w:val="1036"/>
         </w:numPr>
       </w:pPr>
       <w:r>
@@ -5368,7 +5596,7 @@
         <w:pStyle w:val="Compact"/>
         <w:numPr>
           <w:ilvl w:val="0"/>
-          <w:numId w:val="1034"/>
+          <w:numId w:val="1036"/>
         </w:numPr>
       </w:pPr>
       <w:r>
@@ -5380,7 +5608,7 @@
         <w:pStyle w:val="Compact"/>
         <w:numPr>
           <w:ilvl w:val="0"/>
-          <w:numId w:val="1034"/>
+          <w:numId w:val="1036"/>
         </w:numPr>
       </w:pPr>
       <w:r>
@@ -5392,7 +5620,7 @@
         <w:pStyle w:val="Compact"/>
         <w:numPr>
           <w:ilvl w:val="0"/>
-          <w:numId w:val="1034"/>
+          <w:numId w:val="1036"/>
         </w:numPr>
       </w:pPr>
       <w:r>
@@ -5404,7 +5632,7 @@
         <w:pStyle w:val="Compact"/>
         <w:numPr>
           <w:ilvl w:val="0"/>
-          <w:numId w:val="1034"/>
+          <w:numId w:val="1036"/>
         </w:numPr>
       </w:pPr>
       <w:r>
@@ -5416,7 +5644,7 @@
         <w:pStyle w:val="Compact"/>
         <w:numPr>
           <w:ilvl w:val="0"/>
-          <w:numId w:val="1034"/>
+          <w:numId w:val="1036"/>
         </w:numPr>
       </w:pPr>
       <w:r>
@@ -5428,7 +5656,7 @@
         <w:pStyle w:val="Compact"/>
         <w:numPr>
           <w:ilvl w:val="0"/>
-          <w:numId w:val="1034"/>
+          <w:numId w:val="1036"/>
         </w:numPr>
       </w:pPr>
       <w:r>
@@ -5440,7 +5668,7 @@
         <w:pStyle w:val="Compact"/>
         <w:numPr>
           <w:ilvl w:val="0"/>
-          <w:numId w:val="1034"/>
+          <w:numId w:val="1036"/>
         </w:numPr>
       </w:pPr>
       <w:r>
@@ -5452,7 +5680,7 @@
         <w:pStyle w:val="Compact"/>
         <w:numPr>
           <w:ilvl w:val="0"/>
-          <w:numId w:val="1034"/>
+          <w:numId w:val="1036"/>
         </w:numPr>
       </w:pPr>
       <w:r>
@@ -5464,7 +5692,7 @@
         <w:pStyle w:val="Compact"/>
         <w:numPr>
           <w:ilvl w:val="0"/>
-          <w:numId w:val="1034"/>
+          <w:numId w:val="1036"/>
         </w:numPr>
       </w:pPr>
       <w:r>
@@ -5476,14 +5704,14 @@
         <w:pStyle w:val="Compact"/>
         <w:numPr>
           <w:ilvl w:val="0"/>
-          <w:numId w:val="1034"/>
+          <w:numId w:val="1036"/>
         </w:numPr>
       </w:pPr>
       <w:r>
         <w:t xml:space="preserve">AGENTS.md</w:t>
       </w:r>
     </w:p>
-    <w:bookmarkEnd w:id="55"/>
+    <w:bookmarkEnd w:id="56"/>
     <w:sectPr>
       <w:footnotePr>
         <w:numRestart w:val="eachSect"/>
@@ -5855,6 +6083,12 @@
     <w:abstractNumId w:val="991"/>
   </w:num>
   <w:num w:numId="1024">
+    <w:abstractNumId w:val="991"/>
+  </w:num>
+  <w:num w:numId="1025">
+    <w:abstractNumId w:val="991"/>
+  </w:num>
+  <w:num w:numId="1026">
     <w:abstractNumId w:val="99411"/>
     <w:lvlOverride w:ilvl="0">
       <w:startOverride w:val="1"/>
@@ -5884,12 +6118,6 @@
       <w:startOverride w:val="1"/>
     </w:lvlOverride>
   </w:num>
-  <w:num w:numId="1025">
-    <w:abstractNumId w:val="991"/>
-  </w:num>
-  <w:num w:numId="1026">
-    <w:abstractNumId w:val="991"/>
-  </w:num>
   <w:num w:numId="1027">
     <w:abstractNumId w:val="991"/>
   </w:num>
@@ -5906,6 +6134,12 @@
     <w:abstractNumId w:val="991"/>
   </w:num>
   <w:num w:numId="1032">
+    <w:abstractNumId w:val="991"/>
+  </w:num>
+  <w:num w:numId="1033">
+    <w:abstractNumId w:val="991"/>
+  </w:num>
+  <w:num w:numId="1034">
     <w:abstractNumId w:val="99411"/>
     <w:lvlOverride w:ilvl="0">
       <w:startOverride w:val="1"/>
@@ -5935,10 +6169,10 @@
       <w:startOverride w:val="1"/>
     </w:lvlOverride>
   </w:num>
-  <w:num w:numId="1033">
+  <w:num w:numId="1035">
     <w:abstractNumId w:val="991"/>
   </w:num>
-  <w:num w:numId="1034">
+  <w:num w:numId="1036">
     <w:abstractNumId w:val="991"/>
   </w:num>
 </w:numbering>
